--- a/public/assets/files/niestacjonarne/PRIN.docx
+++ b/public/assets/files/niestacjonarne/PRIN.docx
@@ -523,6 +523,7 @@
                 <w:i w:val="0"/>
                 <w:sz w:val="22"/>
               </w:rPr>
+              <w:t>I</w:t>
             </w:r>
           </w:p>
         </w:tc>
@@ -560,6 +561,7 @@
                 <w:i w:val="0"/>
                 <w:sz w:val="22"/>
               </w:rPr>
+              <w:t>obieralny</w:t>
             </w:r>
           </w:p>
         </w:tc>

--- a/public/assets/files/niestacjonarne/PRIN.docx
+++ b/public/assets/files/niestacjonarne/PRIN.docx
@@ -681,12 +681,22 @@
         <w:tblW w:w="5000" w:type="pct"/>
       </w:tblPr>
       <w:tblGrid>
-        <w:gridCol w:w="9972"/>
+        <w:gridCol w:w="997"/>
+        <w:gridCol w:w="997"/>
+        <w:gridCol w:w="997"/>
+        <w:gridCol w:w="997"/>
+        <w:gridCol w:w="997"/>
+        <w:gridCol w:w="997"/>
+        <w:gridCol w:w="997"/>
+        <w:gridCol w:w="997"/>
+        <w:gridCol w:w="997"/>
+        <w:gridCol w:w="997"/>
       </w:tblGrid>
       <w:tr>
         <w:tc>
           <w:tcPr>
-            <w:tcW w:type="dxa" w:w="9972"/>
+            <w:tcW w:type="dxa" w:w="9970"/>
+            <w:gridSpan w:val="10"/>
             <w:shd w:val="clear" w:color="auto" w:fill="D9D9D9"/>
           </w:tcPr>
           <w:p>
@@ -701,109 +711,6 @@
                 <w:sz w:val="22"/>
               </w:rPr>
               <w:t>9.  Formy zajęć, sposób ich realizacji i przypisana im liczba godzin:</w:t>
-            </w:r>
-          </w:p>
-        </w:tc>
-      </w:tr>
-    </w:tbl>
-    <w:tbl>
-      <w:tblPr>
-        <w:tblW w:type="auto" w:w="0"/>
-        <w:tblLook w:firstColumn="1" w:firstRow="1" w:lastColumn="0" w:lastRow="0" w:noHBand="0" w:noVBand="1" w:val="04A0"/>
-        <w:tblBorders>
-          <w:top w:val="single" w:sz="4" w:space="0" w:color="000000"/>
-          <w:left w:val="single" w:sz="4" w:space="0" w:color="000000"/>
-          <w:bottom w:val="single" w:sz="4" w:space="0" w:color="000000"/>
-          <w:right w:val="single" w:sz="4" w:space="0" w:color="000000"/>
-          <w:insideH w:val="single" w:sz="4" w:space="0" w:color="000000"/>
-          <w:insideV w:val="single" w:sz="4" w:space="0" w:color="000000"/>
-        </w:tblBorders>
-        <w:tblW w:w="5000" w:type="pct"/>
-      </w:tblPr>
-      <w:tblGrid>
-        <w:gridCol w:w="2493"/>
-        <w:gridCol w:w="2493"/>
-        <w:gridCol w:w="2493"/>
-        <w:gridCol w:w="2493"/>
-      </w:tblGrid>
-      <w:tr>
-        <w:tc>
-          <w:tcPr>
-            <w:tcW w:type="dxa" w:w="2493"/>
-            <w:shd w:val="clear" w:color="auto" w:fill="D9D9D9"/>
-          </w:tcPr>
-          <w:p>
-            <w:pPr>
-              <w:spacing w:before="20" w:after="20"/>
-            </w:pPr>
-            <w:r>
-              <w:rPr>
-                <w:rFonts w:ascii="Aptos" w:hAnsi="Aptos"/>
-                <w:b/>
-                <w:i w:val="0"/>
-                <w:sz w:val="16"/>
-              </w:rPr>
-              <w:t>wykład</w:t>
-            </w:r>
-          </w:p>
-        </w:tc>
-        <w:tc>
-          <w:tcPr>
-            <w:tcW w:type="dxa" w:w="2493"/>
-            <w:shd w:val="clear" w:color="auto" w:fill="D9D9D9"/>
-          </w:tcPr>
-          <w:p>
-            <w:pPr>
-              <w:spacing w:before="20" w:after="20"/>
-            </w:pPr>
-            <w:r>
-              <w:rPr>
-                <w:rFonts w:ascii="Aptos" w:hAnsi="Aptos"/>
-                <w:b/>
-                <w:i w:val="0"/>
-                <w:sz w:val="16"/>
-              </w:rPr>
-              <w:t>ćwiczenia/laboratorium/pracownia</w:t>
-            </w:r>
-          </w:p>
-        </w:tc>
-        <w:tc>
-          <w:tcPr>
-            <w:tcW w:type="dxa" w:w="2493"/>
-            <w:shd w:val="clear" w:color="auto" w:fill="D9D9D9"/>
-          </w:tcPr>
-          <w:p>
-            <w:pPr>
-              <w:spacing w:before="20" w:after="20"/>
-            </w:pPr>
-            <w:r>
-              <w:rPr>
-                <w:rFonts w:ascii="Aptos" w:hAnsi="Aptos"/>
-                <w:b/>
-                <w:i w:val="0"/>
-                <w:sz w:val="16"/>
-              </w:rPr>
-              <w:t>wykład internetowo</w:t>
-            </w:r>
-          </w:p>
-        </w:tc>
-        <w:tc>
-          <w:tcPr>
-            <w:tcW w:type="dxa" w:w="2493"/>
-            <w:shd w:val="clear" w:color="auto" w:fill="D9D9D9"/>
-          </w:tcPr>
-          <w:p>
-            <w:pPr>
-              <w:spacing w:before="20" w:after="20"/>
-            </w:pPr>
-            <w:r>
-              <w:rPr>
-                <w:rFonts w:ascii="Aptos" w:hAnsi="Aptos"/>
-                <w:b/>
-                <w:i w:val="0"/>
-                <w:sz w:val="16"/>
-              </w:rPr>
-              <w:t>ćw./lab./prac. internetowo</w:t>
             </w:r>
           </w:p>
         </w:tc>
@@ -811,7 +718,9 @@
       <w:tr>
         <w:tc>
           <w:tcPr>
-            <w:tcW w:type="dxa" w:w="2493"/>
+            <w:tcW w:type="dxa" w:w="9970"/>
+            <w:gridSpan w:val="10"/>
+            <w:shd w:val="clear" w:color="auto" w:fill="D9D9D9"/>
           </w:tcPr>
           <w:p>
             <w:pPr>
@@ -822,148 +731,9 @@
                 <w:rFonts w:ascii="Aptos" w:hAnsi="Aptos"/>
                 <w:b w:val="0"/>
                 <w:i w:val="0"/>
-                <w:sz w:val="22"/>
-              </w:rPr>
-              <w:t>8</w:t>
-            </w:r>
-          </w:p>
-        </w:tc>
-        <w:tc>
-          <w:tcPr>
-            <w:tcW w:type="dxa" w:w="2493"/>
-          </w:tcPr>
-          <w:p>
-            <w:pPr>
-              <w:spacing w:before="20" w:after="20"/>
-            </w:pPr>
-            <w:r>
-              <w:rPr>
-                <w:rFonts w:ascii="Aptos" w:hAnsi="Aptos"/>
-                <w:b w:val="0"/>
-                <w:i w:val="0"/>
-                <w:sz w:val="22"/>
-              </w:rPr>
-              <w:t>8</w:t>
-            </w:r>
-          </w:p>
-        </w:tc>
-        <w:tc>
-          <w:tcPr>
-            <w:tcW w:type="dxa" w:w="2493"/>
-          </w:tcPr>
-          <w:p>
-            <w:pPr>
-              <w:spacing w:before="20" w:after="20"/>
-            </w:pPr>
-            <w:r>
-              <w:rPr>
-                <w:rFonts w:ascii="Aptos" w:hAnsi="Aptos"/>
-                <w:b w:val="0"/>
-                <w:i w:val="0"/>
-                <w:sz w:val="22"/>
-              </w:rPr>
-              <w:t>—</w:t>
-            </w:r>
-          </w:p>
-        </w:tc>
-        <w:tc>
-          <w:tcPr>
-            <w:tcW w:type="dxa" w:w="2493"/>
-          </w:tcPr>
-          <w:p>
-            <w:pPr>
-              <w:spacing w:before="20" w:after="20"/>
-            </w:pPr>
-            <w:r>
-              <w:rPr>
-                <w:rFonts w:ascii="Aptos" w:hAnsi="Aptos"/>
-                <w:b w:val="0"/>
-                <w:i w:val="0"/>
-                <w:sz w:val="22"/>
-              </w:rPr>
-              <w:t>—</w:t>
-            </w:r>
-          </w:p>
-        </w:tc>
-      </w:tr>
-    </w:tbl>
-    <w:tbl>
-      <w:tblPr>
-        <w:tblW w:type="auto" w:w="0"/>
-        <w:tblLook w:firstColumn="1" w:firstRow="1" w:lastColumn="0" w:lastRow="0" w:noHBand="0" w:noVBand="1" w:val="04A0"/>
-        <w:tblBorders>
-          <w:top w:val="single" w:sz="4" w:space="0" w:color="000000"/>
-          <w:left w:val="single" w:sz="4" w:space="0" w:color="000000"/>
-          <w:bottom w:val="single" w:sz="4" w:space="0" w:color="000000"/>
-          <w:right w:val="single" w:sz="4" w:space="0" w:color="000000"/>
-          <w:insideH w:val="single" w:sz="4" w:space="0" w:color="000000"/>
-          <w:insideV w:val="single" w:sz="4" w:space="0" w:color="000000"/>
-        </w:tblBorders>
-        <w:tblW w:w="5000" w:type="pct"/>
-      </w:tblPr>
-      <w:tblGrid>
-        <w:gridCol w:w="3324"/>
-        <w:gridCol w:w="3324"/>
-        <w:gridCol w:w="3324"/>
-      </w:tblGrid>
-      <w:tr>
-        <w:tc>
-          <w:tcPr>
-            <w:tcW w:type="dxa" w:w="3324"/>
-            <w:shd w:val="clear" w:color="auto" w:fill="D9D9D9"/>
-          </w:tcPr>
-          <w:p>
-            <w:pPr>
-              <w:spacing w:before="20" w:after="20"/>
-            </w:pPr>
-            <w:r>
-              <w:rPr>
-                <w:rFonts w:ascii="Aptos" w:hAnsi="Aptos"/>
-                <w:b/>
-                <w:i w:val="0"/>
                 <w:sz w:val="16"/>
               </w:rPr>
-              <w:t>Rodzaj nakładu pracy:</w:t>
-            </w:r>
-          </w:p>
-        </w:tc>
-        <w:tc>
-          <w:tcPr>
-            <w:tcW w:type="dxa" w:w="3324"/>
-            <w:shd w:val="clear" w:color="auto" w:fill="D9D9D9"/>
-          </w:tcPr>
-          <w:p>
-            <w:pPr>
-              <w:spacing w:before="20" w:after="20"/>
-            </w:pPr>
-            <w:r>
-              <w:rPr>
-                <w:rFonts w:ascii="Aptos" w:hAnsi="Aptos"/>
-                <w:b/>
-                <w:i w:val="0"/>
-                <w:sz w:val="16"/>
-              </w:rPr>
-              <w:t>Liczba godzin</w:t>
-            </w:r>
-          </w:p>
-        </w:tc>
-        <w:tc>
-          <w:tcPr>
-            <w:tcW w:type="dxa" w:w="3324"/>
-            <w:shd w:val="clear" w:color="auto" w:fill="D9D9D9"/>
-          </w:tcPr>
-          <w:p>
-            <w:pPr>
-              <w:spacing w:before="20" w:after="20"/>
-            </w:pPr>
-            <w:r>
-              <w:rPr>
-                <w:rFonts w:ascii="Aptos" w:hAnsi="Aptos"/>
-                <w:b/>
-                <w:i w:val="0"/>
-                <w:sz w:val="16"/>
-              </w:rPr>
-              <w:t>ECTS</w:t>
+              <w:t>Wymiar godzinowy (liczba godzin w semestrze)</w:t>
             </w:r>
           </w:p>
         </w:tc>
@@ -971,7 +741,9 @@
       <w:tr>
         <w:tc>
           <w:tcPr>
-            <w:tcW w:type="dxa" w:w="3324"/>
+            <w:tcW w:type="dxa" w:w="1994"/>
+            <w:gridSpan w:val="2"/>
+            <w:shd w:val="clear" w:color="auto" w:fill="D9D9D9"/>
           </w:tcPr>
           <w:p>
             <w:pPr>
@@ -980,17 +752,19 @@
             <w:r>
               <w:rPr>
                 <w:rFonts w:ascii="Aptos" w:hAnsi="Aptos"/>
-                <w:b w:val="0"/>
+                <w:b/>
                 <w:i w:val="0"/>
-                <w:sz w:val="22"/>
-              </w:rPr>
-              <w:t>Zajęcia z bezpośrednim udziałem nauczyciela</w:t>
+                <w:sz w:val="16"/>
+              </w:rPr>
+              <w:t>wykład</w:t>
             </w:r>
           </w:p>
         </w:tc>
         <w:tc>
           <w:tcPr>
-            <w:tcW w:type="dxa" w:w="3324"/>
+            <w:tcW w:type="dxa" w:w="2991"/>
+            <w:gridSpan w:val="3"/>
+            <w:shd w:val="clear" w:color="auto" w:fill="D9D9D9"/>
           </w:tcPr>
           <w:p>
             <w:pPr>
@@ -999,17 +773,19 @@
             <w:r>
               <w:rPr>
                 <w:rFonts w:ascii="Aptos" w:hAnsi="Aptos"/>
-                <w:b w:val="0"/>
+                <w:b/>
                 <w:i w:val="0"/>
-                <w:sz w:val="22"/>
-              </w:rPr>
-              <w:t>16</w:t>
+                <w:sz w:val="16"/>
+              </w:rPr>
+              <w:t>ćwiczenia/laboratorium/pracownia</w:t>
             </w:r>
           </w:p>
         </w:tc>
         <w:tc>
           <w:tcPr>
-            <w:tcW w:type="dxa" w:w="3324"/>
+            <w:tcW w:type="dxa" w:w="2991"/>
+            <w:gridSpan w:val="3"/>
+            <w:shd w:val="clear" w:color="auto" w:fill="D9D9D9"/>
           </w:tcPr>
           <w:p>
             <w:pPr>
@@ -1018,11 +794,32 @@
             <w:r>
               <w:rPr>
                 <w:rFonts w:ascii="Aptos" w:hAnsi="Aptos"/>
-                <w:b w:val="0"/>
+                <w:b/>
                 <w:i w:val="0"/>
-                <w:sz w:val="22"/>
-              </w:rPr>
-              <w:t>0.6</w:t>
+                <w:sz w:val="16"/>
+              </w:rPr>
+              <w:t>wykład internetowo</w:t>
+            </w:r>
+          </w:p>
+        </w:tc>
+        <w:tc>
+          <w:tcPr>
+            <w:tcW w:type="dxa" w:w="1994"/>
+            <w:gridSpan w:val="2"/>
+            <w:shd w:val="clear" w:color="auto" w:fill="D9D9D9"/>
+          </w:tcPr>
+          <w:p>
+            <w:pPr>
+              <w:spacing w:before="20" w:after="20"/>
+            </w:pPr>
+            <w:r>
+              <w:rPr>
+                <w:rFonts w:ascii="Aptos" w:hAnsi="Aptos"/>
+                <w:b/>
+                <w:i w:val="0"/>
+                <w:sz w:val="16"/>
+              </w:rPr>
+              <w:t>ćw./lab./prac. internetowo</w:t>
             </w:r>
           </w:p>
         </w:tc>
@@ -1030,7 +827,8 @@
       <w:tr>
         <w:tc>
           <w:tcPr>
-            <w:tcW w:type="dxa" w:w="3324"/>
+            <w:tcW w:type="dxa" w:w="1994"/>
+            <w:gridSpan w:val="2"/>
           </w:tcPr>
           <w:p>
             <w:pPr>
@@ -1043,13 +841,14 @@
                 <w:i w:val="0"/>
                 <w:sz w:val="22"/>
               </w:rPr>
-              <w:t>Samodzielna praca studenta</w:t>
+              <w:t>8</w:t>
             </w:r>
           </w:p>
         </w:tc>
         <w:tc>
           <w:tcPr>
-            <w:tcW w:type="dxa" w:w="3324"/>
+            <w:tcW w:type="dxa" w:w="2991"/>
+            <w:gridSpan w:val="3"/>
           </w:tcPr>
           <w:p>
             <w:pPr>
@@ -1062,13 +861,14 @@
                 <w:i w:val="0"/>
                 <w:sz w:val="22"/>
               </w:rPr>
-              <w:t>34</w:t>
+              <w:t>8</w:t>
             </w:r>
           </w:p>
         </w:tc>
         <w:tc>
           <w:tcPr>
-            <w:tcW w:type="dxa" w:w="3324"/>
+            <w:tcW w:type="dxa" w:w="2991"/>
+            <w:gridSpan w:val="3"/>
           </w:tcPr>
           <w:p>
             <w:pPr>
@@ -1081,7 +881,27 @@
                 <w:i w:val="0"/>
                 <w:sz w:val="22"/>
               </w:rPr>
-              <w:t>1.4</w:t>
+              <w:t>—</w:t>
+            </w:r>
+          </w:p>
+        </w:tc>
+        <w:tc>
+          <w:tcPr>
+            <w:tcW w:type="dxa" w:w="1994"/>
+            <w:gridSpan w:val="2"/>
+          </w:tcPr>
+          <w:p>
+            <w:pPr>
+              <w:spacing w:before="20" w:after="20"/>
+            </w:pPr>
+            <w:r>
+              <w:rPr>
+                <w:rFonts w:ascii="Aptos" w:hAnsi="Aptos"/>
+                <w:b w:val="0"/>
+                <w:i w:val="0"/>
+                <w:sz w:val="22"/>
+              </w:rPr>
+              <w:t>—</w:t>
             </w:r>
           </w:p>
         </w:tc>
@@ -1089,7 +909,96 @@
       <w:tr>
         <w:tc>
           <w:tcPr>
-            <w:tcW w:type="dxa" w:w="3324"/>
+            <w:tcW w:type="dxa" w:w="9970"/>
+            <w:gridSpan w:val="10"/>
+            <w:shd w:val="clear" w:color="auto" w:fill="D9D9D9"/>
+          </w:tcPr>
+          <w:p>
+            <w:pPr>
+              <w:spacing w:before="20" w:after="20"/>
+            </w:pPr>
+            <w:r>
+              <w:rPr>
+                <w:rFonts w:ascii="Aptos" w:hAnsi="Aptos"/>
+                <w:b/>
+                <w:i w:val="0"/>
+                <w:sz w:val="22"/>
+              </w:rPr>
+              <w:t>Bilans ECTS</w:t>
+            </w:r>
+          </w:p>
+        </w:tc>
+      </w:tr>
+      <w:tr>
+        <w:tc>
+          <w:tcPr>
+            <w:tcW w:type="dxa" w:w="4985"/>
+            <w:gridSpan w:val="5"/>
+            <w:shd w:val="clear" w:color="auto" w:fill="D9D9D9"/>
+          </w:tcPr>
+          <w:p>
+            <w:pPr>
+              <w:spacing w:before="20" w:after="20"/>
+            </w:pPr>
+            <w:r>
+              <w:rPr>
+                <w:rFonts w:ascii="Aptos" w:hAnsi="Aptos"/>
+                <w:b/>
+                <w:i w:val="0"/>
+                <w:sz w:val="16"/>
+              </w:rPr>
+              <w:t>Rodzaj nakładu pracy:</w:t>
+            </w:r>
+          </w:p>
+        </w:tc>
+        <w:tc>
+          <w:tcPr>
+            <w:tcW w:type="dxa" w:w="2991"/>
+            <w:gridSpan w:val="3"/>
+            <w:shd w:val="clear" w:color="auto" w:fill="D9D9D9"/>
+          </w:tcPr>
+          <w:p>
+            <w:pPr>
+              <w:spacing w:before="20" w:after="20"/>
+            </w:pPr>
+            <w:r>
+              <w:rPr>
+                <w:rFonts w:ascii="Aptos" w:hAnsi="Aptos"/>
+                <w:b/>
+                <w:i w:val="0"/>
+                <w:sz w:val="16"/>
+              </w:rPr>
+              <w:t>Liczba godzin</w:t>
+            </w:r>
+          </w:p>
+        </w:tc>
+        <w:tc>
+          <w:tcPr>
+            <w:tcW w:type="dxa" w:w="1994"/>
+            <w:gridSpan w:val="2"/>
+            <w:shd w:val="clear" w:color="auto" w:fill="D9D9D9"/>
+          </w:tcPr>
+          <w:p>
+            <w:pPr>
+              <w:spacing w:before="20" w:after="20"/>
+            </w:pPr>
+            <w:r>
+              <w:rPr>
+                <w:rFonts w:ascii="Aptos" w:hAnsi="Aptos"/>
+                <w:b/>
+                <w:i w:val="0"/>
+                <w:sz w:val="16"/>
+              </w:rPr>
+              <w:t>ECTS</w:t>
+            </w:r>
+          </w:p>
+        </w:tc>
+      </w:tr>
+      <w:tr>
+        <w:tc>
+          <w:tcPr>
+            <w:tcW w:type="dxa" w:w="4985"/>
+            <w:gridSpan w:val="5"/>
           </w:tcPr>
           <w:p>
             <w:pPr>
@@ -1102,13 +1011,14 @@
                 <w:i w:val="0"/>
                 <w:sz w:val="22"/>
               </w:rPr>
-              <w:t>Suma</w:t>
+              <w:t>Zajęcia z bezpośrednim udziałem nauczyciela</w:t>
             </w:r>
           </w:p>
         </w:tc>
         <w:tc>
           <w:tcPr>
-            <w:tcW w:type="dxa" w:w="3324"/>
+            <w:tcW w:type="dxa" w:w="2991"/>
+            <w:gridSpan w:val="3"/>
           </w:tcPr>
           <w:p>
             <w:pPr>
@@ -1121,13 +1031,14 @@
                 <w:i w:val="0"/>
                 <w:sz w:val="22"/>
               </w:rPr>
-              <w:t>50</w:t>
+              <w:t>16</w:t>
             </w:r>
           </w:p>
         </w:tc>
         <w:tc>
           <w:tcPr>
-            <w:tcW w:type="dxa" w:w="3324"/>
+            <w:tcW w:type="dxa" w:w="1994"/>
+            <w:gridSpan w:val="2"/>
           </w:tcPr>
           <w:p>
             <w:pPr>
@@ -1140,7 +1051,111 @@
                 <w:i w:val="0"/>
                 <w:sz w:val="22"/>
               </w:rPr>
-              <w:t>2</w:t>
+              <w:t>0.6</w:t>
+            </w:r>
+          </w:p>
+        </w:tc>
+      </w:tr>
+      <w:tr>
+        <w:tc>
+          <w:tcPr>
+            <w:tcW w:type="dxa" w:w="4985"/>
+            <w:gridSpan w:val="5"/>
+          </w:tcPr>
+          <w:p>
+            <w:pPr>
+              <w:spacing w:before="20" w:after="20"/>
+            </w:pPr>
+            <w:r>
+              <w:rPr>
+                <w:rFonts w:ascii="Aptos" w:hAnsi="Aptos"/>
+                <w:b w:val="0"/>
+                <w:i w:val="0"/>
+                <w:sz w:val="22"/>
+              </w:rPr>
+              <w:t>Samodzielna praca studenta</w:t>
+            </w:r>
+          </w:p>
+        </w:tc>
+        <w:tc>
+          <w:tcPr>
+            <w:tcW w:type="dxa" w:w="2991"/>
+            <w:gridSpan w:val="3"/>
+          </w:tcPr>
+          <w:p>
+            <w:pPr>
+              <w:spacing w:before="20" w:after="20"/>
+            </w:pPr>
+            <w:r>
+              <w:rPr>
+                <w:rFonts w:ascii="Aptos" w:hAnsi="Aptos"/>
+                <w:b w:val="0"/>
+                <w:i w:val="0"/>
+                <w:sz w:val="22"/>
+              </w:rPr>
+              <w:t>34</w:t>
+            </w:r>
+          </w:p>
+        </w:tc>
+        <w:tc>
+          <w:tcPr>
+            <w:tcW w:type="dxa" w:w="1994"/>
+            <w:gridSpan w:val="2"/>
+          </w:tcPr>
+          <w:p>
+            <w:pPr>
+              <w:spacing w:before="20" w:after="20"/>
+            </w:pPr>
+            <w:r>
+              <w:rPr>
+                <w:rFonts w:ascii="Aptos" w:hAnsi="Aptos"/>
+                <w:b w:val="0"/>
+                <w:i w:val="0"/>
+                <w:sz w:val="22"/>
+              </w:rPr>
+              <w:t>1.4</w:t>
+            </w:r>
+          </w:p>
+        </w:tc>
+      </w:tr>
+      <w:tr>
+        <w:tc>
+          <w:tcPr>
+            <w:tcW w:type="dxa" w:w="4985"/>
+            <w:gridSpan w:val="5"/>
+            <w:shd w:val="clear" w:color="auto" w:fill="D9D9D9"/>
+          </w:tcPr>
+          <w:p>
+            <w:pPr>
+              <w:spacing w:before="20" w:after="20"/>
+            </w:pPr>
+            <w:r>
+              <w:rPr>
+                <w:rFonts w:ascii="Aptos" w:hAnsi="Aptos"/>
+                <w:b/>
+                <w:i w:val="0"/>
+                <w:sz w:val="16"/>
+              </w:rPr>
+              <w:t>Opis samodzielnej pracy studenta</w:t>
+            </w:r>
+          </w:p>
+        </w:tc>
+        <w:tc>
+          <w:tcPr>
+            <w:tcW w:type="dxa" w:w="4985"/>
+            <w:gridSpan w:val="5"/>
+          </w:tcPr>
+          <w:p>
+            <w:pPr>
+              <w:spacing w:before="20" w:after="20"/>
+            </w:pPr>
+            <w:r>
+              <w:rPr>
+                <w:rFonts w:ascii="Aptos" w:hAnsi="Aptos"/>
+                <w:b w:val="0"/>
+                <w:i w:val="0"/>
+                <w:sz w:val="22"/>
+              </w:rPr>
             </w:r>
           </w:p>
         </w:tc>
@@ -1429,7 +1444,7 @@
                 <w:rFonts w:ascii="Aptos" w:hAnsi="Aptos"/>
                 <w:sz w:val="22"/>
               </w:rPr>
-              <w:t>☐ Zaliczenie z oceną</w:t>
+              <w:t>☑ Zaliczenie z oceną</w:t>
             </w:r>
           </w:p>
           <w:p>
@@ -1958,6 +1973,3299 @@
                 <w:sz w:val="22"/>
               </w:rPr>
               <w:t>The course 'Innovation Processes' aims to familiarize students with the basics of managing an innovative company and the organizational foundations of its operation, as well as with techniques for analyzing and stimulating creativity and for creatively solving engineering problems.</w:t>
+            </w:r>
+          </w:p>
+        </w:tc>
+      </w:tr>
+    </w:tbl>
+    <w:tbl>
+      <w:tblPr>
+        <w:tblW w:type="auto" w:w="0"/>
+        <w:tblLook w:firstColumn="1" w:firstRow="1" w:lastColumn="0" w:lastRow="0" w:noHBand="0" w:noVBand="1" w:val="04A0"/>
+        <w:tblBorders>
+          <w:top w:val="single" w:sz="4" w:space="0" w:color="000000"/>
+          <w:left w:val="single" w:sz="4" w:space="0" w:color="000000"/>
+          <w:bottom w:val="single" w:sz="4" w:space="0" w:color="000000"/>
+          <w:right w:val="single" w:sz="4" w:space="0" w:color="000000"/>
+          <w:insideH w:val="single" w:sz="4" w:space="0" w:color="000000"/>
+          <w:insideV w:val="single" w:sz="4" w:space="0" w:color="000000"/>
+        </w:tblBorders>
+        <w:tblW w:w="5000" w:type="pct"/>
+      </w:tblPr>
+      <w:tblGrid>
+        <w:gridCol w:w="680"/>
+        <w:gridCol w:w="4536"/>
+        <w:gridCol w:w="4252"/>
+      </w:tblGrid>
+      <w:tr>
+        <w:tc>
+          <w:tcPr>
+            <w:tcW w:type="dxa" w:w="9468"/>
+            <w:gridSpan w:val="3"/>
+            <w:shd w:val="clear" w:color="auto" w:fill="D9D9D9"/>
+          </w:tcPr>
+          <w:p>
+            <w:pPr>
+              <w:spacing w:before="20" w:after="20"/>
+            </w:pPr>
+            <w:r>
+              <w:rPr>
+                <w:rFonts w:ascii="Aptos" w:hAnsi="Aptos"/>
+                <w:b/>
+                <w:i w:val="0"/>
+                <w:sz w:val="22"/>
+              </w:rPr>
+              <w:t>15.  Treści programowe poszczególnych zajęć:</w:t>
+            </w:r>
+          </w:p>
+        </w:tc>
+      </w:tr>
+      <w:tr>
+        <w:tc>
+          <w:tcPr>
+            <w:tcW w:type="dxa" w:w="680"/>
+            <w:shd w:val="clear" w:color="auto" w:fill="D9D9D9"/>
+          </w:tcPr>
+          <w:p>
+            <w:pPr>
+              <w:spacing w:before="20" w:after="20"/>
+            </w:pPr>
+            <w:r>
+              <w:rPr>
+                <w:rFonts w:ascii="Aptos" w:hAnsi="Aptos"/>
+                <w:b/>
+                <w:i w:val="0"/>
+                <w:sz w:val="16"/>
+              </w:rPr>
+              <w:t>Nr zajęć</w:t>
+            </w:r>
+          </w:p>
+        </w:tc>
+        <w:tc>
+          <w:tcPr>
+            <w:tcW w:type="dxa" w:w="4536"/>
+            <w:shd w:val="clear" w:color="auto" w:fill="D9D9D9"/>
+          </w:tcPr>
+          <w:p>
+            <w:pPr>
+              <w:spacing w:before="20" w:after="20"/>
+            </w:pPr>
+            <w:r>
+              <w:rPr>
+                <w:rFonts w:ascii="Aptos" w:hAnsi="Aptos"/>
+                <w:b/>
+                <w:i w:val="0"/>
+                <w:sz w:val="16"/>
+              </w:rPr>
+              <w:t>Wykład</w:t>
+            </w:r>
+          </w:p>
+        </w:tc>
+        <w:tc>
+          <w:tcPr>
+            <w:tcW w:type="dxa" w:w="4252"/>
+            <w:shd w:val="clear" w:color="auto" w:fill="D9D9D9"/>
+          </w:tcPr>
+          <w:p>
+            <w:pPr>
+              <w:spacing w:before="20" w:after="20"/>
+            </w:pPr>
+            <w:r>
+              <w:rPr>
+                <w:rFonts w:ascii="Aptos" w:hAnsi="Aptos"/>
+                <w:b/>
+                <w:i w:val="0"/>
+                <w:sz w:val="16"/>
+              </w:rPr>
+              <w:t>Ćwiczenia / Laboratorium / Pracownia</w:t>
+            </w:r>
+          </w:p>
+        </w:tc>
+      </w:tr>
+      <w:tr>
+        <w:tc>
+          <w:tcPr>
+            <w:tcW w:type="dxa" w:w="680"/>
+          </w:tcPr>
+          <w:p>
+            <w:pPr>
+              <w:spacing w:before="20" w:after="20"/>
+            </w:pPr>
+            <w:r>
+              <w:rPr>
+                <w:rFonts w:ascii="Aptos" w:hAnsi="Aptos"/>
+                <w:b w:val="0"/>
+                <w:i w:val="0"/>
+                <w:sz w:val="22"/>
+              </w:rPr>
+              <w:t>1.</w:t>
+            </w:r>
+          </w:p>
+        </w:tc>
+        <w:tc>
+          <w:tcPr>
+            <w:tcW w:type="dxa" w:w="4536"/>
+          </w:tcPr>
+          <w:p>
+            <w:pPr>
+              <w:spacing w:before="20" w:after="20"/>
+            </w:pPr>
+            <w:r>
+              <w:rPr>
+                <w:rFonts w:ascii="Aptos" w:hAnsi="Aptos"/>
+                <w:b w:val="0"/>
+                <w:i w:val="0"/>
+                <w:sz w:val="22"/>
+              </w:rPr>
+              <w:t>Wykład</w:t>
+            </w:r>
+          </w:p>
+        </w:tc>
+        <w:tc>
+          <w:tcPr>
+            <w:tcW w:type="dxa" w:w="4252"/>
+          </w:tcPr>
+          <w:p>
+            <w:pPr>
+              <w:spacing w:before="20" w:after="20"/>
+            </w:pPr>
+            <w:r>
+              <w:rPr>
+                <w:rFonts w:ascii="Aptos" w:hAnsi="Aptos"/>
+                <w:b w:val="0"/>
+                <w:i w:val="0"/>
+                <w:sz w:val="22"/>
+              </w:rPr>
+            </w:r>
+          </w:p>
+        </w:tc>
+      </w:tr>
+      <w:tr>
+        <w:tc>
+          <w:tcPr>
+            <w:tcW w:type="dxa" w:w="680"/>
+          </w:tcPr>
+          <w:p>
+            <w:pPr>
+              <w:spacing w:before="20" w:after="20"/>
+            </w:pPr>
+            <w:r>
+              <w:rPr>
+                <w:rFonts w:ascii="Aptos" w:hAnsi="Aptos"/>
+                <w:b w:val="0"/>
+                <w:i w:val="0"/>
+                <w:sz w:val="22"/>
+              </w:rPr>
+              <w:t>2.</w:t>
+            </w:r>
+          </w:p>
+        </w:tc>
+        <w:tc>
+          <w:tcPr>
+            <w:tcW w:type="dxa" w:w="4536"/>
+          </w:tcPr>
+          <w:p>
+            <w:pPr>
+              <w:spacing w:before="20" w:after="20"/>
+            </w:pPr>
+            <w:r>
+              <w:rPr>
+                <w:rFonts w:ascii="Aptos" w:hAnsi="Aptos"/>
+                <w:b w:val="0"/>
+                <w:i w:val="0"/>
+                <w:sz w:val="22"/>
+              </w:rPr>
+              <w:t>Ćwiczenia</w:t>
+            </w:r>
+          </w:p>
+        </w:tc>
+        <w:tc>
+          <w:tcPr>
+            <w:tcW w:type="dxa" w:w="4252"/>
+          </w:tcPr>
+          <w:p>
+            <w:pPr>
+              <w:spacing w:before="20" w:after="20"/>
+            </w:pPr>
+            <w:r>
+              <w:rPr>
+                <w:rFonts w:ascii="Aptos" w:hAnsi="Aptos"/>
+                <w:b w:val="0"/>
+                <w:i w:val="0"/>
+                <w:sz w:val="22"/>
+              </w:rPr>
+            </w:r>
+          </w:p>
+        </w:tc>
+      </w:tr>
+      <w:tr>
+        <w:tc>
+          <w:tcPr>
+            <w:tcW w:type="dxa" w:w="680"/>
+          </w:tcPr>
+          <w:p>
+            <w:pPr>
+              <w:spacing w:before="20" w:after="20"/>
+            </w:pPr>
+            <w:r>
+              <w:rPr>
+                <w:rFonts w:ascii="Aptos" w:hAnsi="Aptos"/>
+                <w:b w:val="0"/>
+                <w:i w:val="0"/>
+                <w:sz w:val="22"/>
+              </w:rPr>
+              <w:t>3.</w:t>
+            </w:r>
+          </w:p>
+        </w:tc>
+        <w:tc>
+          <w:tcPr>
+            <w:tcW w:type="dxa" w:w="4536"/>
+          </w:tcPr>
+          <w:p>
+            <w:pPr>
+              <w:spacing w:before="20" w:after="20"/>
+            </w:pPr>
+            <w:r>
+              <w:rPr>
+                <w:rFonts w:ascii="Aptos" w:hAnsi="Aptos"/>
+                <w:b w:val="0"/>
+                <w:i w:val="0"/>
+                <w:sz w:val="22"/>
+              </w:rPr>
+              <w:t>Kreatywność menedżerska</w:t>
+            </w:r>
+          </w:p>
+        </w:tc>
+        <w:tc>
+          <w:tcPr>
+            <w:tcW w:type="dxa" w:w="4252"/>
+          </w:tcPr>
+          <w:p>
+            <w:pPr>
+              <w:spacing w:before="20" w:after="20"/>
+            </w:pPr>
+            <w:r>
+              <w:rPr>
+                <w:rFonts w:ascii="Aptos" w:hAnsi="Aptos"/>
+                <w:b w:val="0"/>
+                <w:i w:val="0"/>
+                <w:sz w:val="22"/>
+              </w:rPr>
+            </w:r>
+          </w:p>
+        </w:tc>
+      </w:tr>
+      <w:tr>
+        <w:tc>
+          <w:tcPr>
+            <w:tcW w:type="dxa" w:w="680"/>
+          </w:tcPr>
+          <w:p>
+            <w:pPr>
+              <w:spacing w:before="20" w:after="20"/>
+            </w:pPr>
+            <w:r>
+              <w:rPr>
+                <w:rFonts w:ascii="Aptos" w:hAnsi="Aptos"/>
+                <w:b w:val="0"/>
+                <w:i w:val="0"/>
+                <w:sz w:val="22"/>
+              </w:rPr>
+              <w:t>4.</w:t>
+            </w:r>
+          </w:p>
+        </w:tc>
+        <w:tc>
+          <w:tcPr>
+            <w:tcW w:type="dxa" w:w="4536"/>
+          </w:tcPr>
+          <w:p>
+            <w:pPr>
+              <w:spacing w:before="20" w:after="20"/>
+            </w:pPr>
+            <w:r>
+              <w:rPr>
+                <w:rFonts w:ascii="Aptos" w:hAnsi="Aptos"/>
+                <w:b w:val="0"/>
+                <w:i w:val="0"/>
+                <w:sz w:val="22"/>
+              </w:rPr>
+              <w:t>Profil osoby kreatywnej i przedsiębiorczej</w:t>
+            </w:r>
+          </w:p>
+        </w:tc>
+        <w:tc>
+          <w:tcPr>
+            <w:tcW w:type="dxa" w:w="4252"/>
+          </w:tcPr>
+          <w:p>
+            <w:pPr>
+              <w:spacing w:before="20" w:after="20"/>
+            </w:pPr>
+            <w:r>
+              <w:rPr>
+                <w:rFonts w:ascii="Aptos" w:hAnsi="Aptos"/>
+                <w:b w:val="0"/>
+                <w:i w:val="0"/>
+                <w:sz w:val="22"/>
+              </w:rPr>
+            </w:r>
+          </w:p>
+        </w:tc>
+      </w:tr>
+      <w:tr>
+        <w:tc>
+          <w:tcPr>
+            <w:tcW w:type="dxa" w:w="680"/>
+          </w:tcPr>
+          <w:p>
+            <w:pPr>
+              <w:spacing w:before="20" w:after="20"/>
+            </w:pPr>
+            <w:r>
+              <w:rPr>
+                <w:rFonts w:ascii="Aptos" w:hAnsi="Aptos"/>
+                <w:b w:val="0"/>
+                <w:i w:val="0"/>
+                <w:sz w:val="22"/>
+              </w:rPr>
+              <w:t>5.</w:t>
+            </w:r>
+          </w:p>
+        </w:tc>
+        <w:tc>
+          <w:tcPr>
+            <w:tcW w:type="dxa" w:w="4536"/>
+          </w:tcPr>
+          <w:p>
+            <w:pPr>
+              <w:spacing w:before="20" w:after="20"/>
+            </w:pPr>
+            <w:r>
+              <w:rPr>
+                <w:rFonts w:ascii="Aptos" w:hAnsi="Aptos"/>
+                <w:b w:val="0"/>
+                <w:i w:val="0"/>
+                <w:sz w:val="22"/>
+              </w:rPr>
+              <w:t>Istota i motywy przedsiębiorczości gospodarczej</w:t>
+            </w:r>
+          </w:p>
+        </w:tc>
+        <w:tc>
+          <w:tcPr>
+            <w:tcW w:type="dxa" w:w="4252"/>
+          </w:tcPr>
+          <w:p>
+            <w:pPr>
+              <w:spacing w:before="20" w:after="20"/>
+            </w:pPr>
+            <w:r>
+              <w:rPr>
+                <w:rFonts w:ascii="Aptos" w:hAnsi="Aptos"/>
+                <w:b w:val="0"/>
+                <w:i w:val="0"/>
+                <w:sz w:val="22"/>
+              </w:rPr>
+            </w:r>
+          </w:p>
+        </w:tc>
+      </w:tr>
+      <w:tr>
+        <w:tc>
+          <w:tcPr>
+            <w:tcW w:type="dxa" w:w="680"/>
+          </w:tcPr>
+          <w:p>
+            <w:pPr>
+              <w:spacing w:before="20" w:after="20"/>
+            </w:pPr>
+            <w:r>
+              <w:rPr>
+                <w:rFonts w:ascii="Aptos" w:hAnsi="Aptos"/>
+                <w:b w:val="0"/>
+                <w:i w:val="0"/>
+                <w:sz w:val="22"/>
+              </w:rPr>
+              <w:t>6.</w:t>
+            </w:r>
+          </w:p>
+        </w:tc>
+        <w:tc>
+          <w:tcPr>
+            <w:tcW w:type="dxa" w:w="4536"/>
+          </w:tcPr>
+          <w:p>
+            <w:pPr>
+              <w:spacing w:before="20" w:after="20"/>
+            </w:pPr>
+            <w:r>
+              <w:rPr>
+                <w:rFonts w:ascii="Aptos" w:hAnsi="Aptos"/>
+                <w:b w:val="0"/>
+                <w:i w:val="0"/>
+                <w:sz w:val="22"/>
+              </w:rPr>
+              <w:t>Tworzenie i analiza ścieżki doświadczeń dla wybranego produktu / usługi (praca z szablonem</w:t>
+            </w:r>
+          </w:p>
+        </w:tc>
+        <w:tc>
+          <w:tcPr>
+            <w:tcW w:type="dxa" w:w="4252"/>
+          </w:tcPr>
+          <w:p>
+            <w:pPr>
+              <w:spacing w:before="20" w:after="20"/>
+            </w:pPr>
+            <w:r>
+              <w:rPr>
+                <w:rFonts w:ascii="Aptos" w:hAnsi="Aptos"/>
+                <w:b w:val="0"/>
+                <w:i w:val="0"/>
+                <w:sz w:val="22"/>
+              </w:rPr>
+            </w:r>
+          </w:p>
+        </w:tc>
+      </w:tr>
+      <w:tr>
+        <w:tc>
+          <w:tcPr>
+            <w:tcW w:type="dxa" w:w="680"/>
+          </w:tcPr>
+          <w:p>
+            <w:pPr>
+              <w:spacing w:before="20" w:after="20"/>
+            </w:pPr>
+            <w:r>
+              <w:rPr>
+                <w:rFonts w:ascii="Aptos" w:hAnsi="Aptos"/>
+                <w:b w:val="0"/>
+                <w:i w:val="0"/>
+                <w:sz w:val="22"/>
+              </w:rPr>
+              <w:t>7.</w:t>
+            </w:r>
+          </w:p>
+        </w:tc>
+        <w:tc>
+          <w:tcPr>
+            <w:tcW w:type="dxa" w:w="4536"/>
+          </w:tcPr>
+          <w:p>
+            <w:pPr>
+              <w:spacing w:before="20" w:after="20"/>
+            </w:pPr>
+            <w:r>
+              <w:rPr>
+                <w:rFonts w:ascii="Aptos" w:hAnsi="Aptos"/>
+                <w:b w:val="0"/>
+                <w:i w:val="0"/>
+                <w:sz w:val="22"/>
+              </w:rPr>
+              <w:t>customer journey map)</w:t>
+            </w:r>
+          </w:p>
+        </w:tc>
+        <w:tc>
+          <w:tcPr>
+            <w:tcW w:type="dxa" w:w="4252"/>
+          </w:tcPr>
+          <w:p>
+            <w:pPr>
+              <w:spacing w:before="20" w:after="20"/>
+            </w:pPr>
+            <w:r>
+              <w:rPr>
+                <w:rFonts w:ascii="Aptos" w:hAnsi="Aptos"/>
+                <w:b w:val="0"/>
+                <w:i w:val="0"/>
+                <w:sz w:val="22"/>
+              </w:rPr>
+            </w:r>
+          </w:p>
+        </w:tc>
+      </w:tr>
+      <w:tr>
+        <w:tc>
+          <w:tcPr>
+            <w:tcW w:type="dxa" w:w="680"/>
+          </w:tcPr>
+          <w:p>
+            <w:pPr>
+              <w:spacing w:before="20" w:after="20"/>
+            </w:pPr>
+            <w:r>
+              <w:rPr>
+                <w:rFonts w:ascii="Aptos" w:hAnsi="Aptos"/>
+                <w:b w:val="0"/>
+                <w:i w:val="0"/>
+                <w:sz w:val="22"/>
+              </w:rPr>
+              <w:t>8.</w:t>
+            </w:r>
+          </w:p>
+        </w:tc>
+        <w:tc>
+          <w:tcPr>
+            <w:tcW w:type="dxa" w:w="4536"/>
+          </w:tcPr>
+          <w:p>
+            <w:pPr>
+              <w:spacing w:before="20" w:after="20"/>
+            </w:pPr>
+            <w:r>
+              <w:rPr>
+                <w:rFonts w:ascii="Aptos" w:hAnsi="Aptos"/>
+                <w:b w:val="0"/>
+                <w:i w:val="0"/>
+                <w:sz w:val="22"/>
+              </w:rPr>
+              <w:t>Metody graficzne i analityczne w diagnozowaniu</w:t>
+            </w:r>
+          </w:p>
+        </w:tc>
+        <w:tc>
+          <w:tcPr>
+            <w:tcW w:type="dxa" w:w="4252"/>
+          </w:tcPr>
+          <w:p>
+            <w:pPr>
+              <w:spacing w:before="20" w:after="20"/>
+            </w:pPr>
+            <w:r>
+              <w:rPr>
+                <w:rFonts w:ascii="Aptos" w:hAnsi="Aptos"/>
+                <w:b w:val="0"/>
+                <w:i w:val="0"/>
+                <w:sz w:val="22"/>
+              </w:rPr>
+            </w:r>
+          </w:p>
+        </w:tc>
+      </w:tr>
+      <w:tr>
+        <w:tc>
+          <w:tcPr>
+            <w:tcW w:type="dxa" w:w="680"/>
+          </w:tcPr>
+          <w:p>
+            <w:pPr>
+              <w:spacing w:before="20" w:after="20"/>
+            </w:pPr>
+            <w:r>
+              <w:rPr>
+                <w:rFonts w:ascii="Aptos" w:hAnsi="Aptos"/>
+                <w:b w:val="0"/>
+                <w:i w:val="0"/>
+                <w:sz w:val="22"/>
+              </w:rPr>
+              <w:t>9.</w:t>
+            </w:r>
+          </w:p>
+        </w:tc>
+        <w:tc>
+          <w:tcPr>
+            <w:tcW w:type="dxa" w:w="4536"/>
+          </w:tcPr>
+          <w:p>
+            <w:pPr>
+              <w:spacing w:before="20" w:after="20"/>
+            </w:pPr>
+            <w:r>
+              <w:rPr>
+                <w:rFonts w:ascii="Aptos" w:hAnsi="Aptos"/>
+                <w:b w:val="0"/>
+                <w:i w:val="0"/>
+                <w:sz w:val="22"/>
+              </w:rPr>
+              <w:t>problemu</w:t>
+            </w:r>
+          </w:p>
+        </w:tc>
+        <w:tc>
+          <w:tcPr>
+            <w:tcW w:type="dxa" w:w="4252"/>
+          </w:tcPr>
+          <w:p>
+            <w:pPr>
+              <w:spacing w:before="20" w:after="20"/>
+            </w:pPr>
+            <w:r>
+              <w:rPr>
+                <w:rFonts w:ascii="Aptos" w:hAnsi="Aptos"/>
+                <w:b w:val="0"/>
+                <w:i w:val="0"/>
+                <w:sz w:val="22"/>
+              </w:rPr>
+            </w:r>
+          </w:p>
+        </w:tc>
+      </w:tr>
+      <w:tr>
+        <w:tc>
+          <w:tcPr>
+            <w:tcW w:type="dxa" w:w="680"/>
+          </w:tcPr>
+          <w:p>
+            <w:pPr>
+              <w:spacing w:before="20" w:after="20"/>
+            </w:pPr>
+            <w:r>
+              <w:rPr>
+                <w:rFonts w:ascii="Aptos" w:hAnsi="Aptos"/>
+                <w:b w:val="0"/>
+                <w:i w:val="0"/>
+                <w:sz w:val="22"/>
+              </w:rPr>
+              <w:t>10.</w:t>
+            </w:r>
+          </w:p>
+        </w:tc>
+        <w:tc>
+          <w:tcPr>
+            <w:tcW w:type="dxa" w:w="4536"/>
+          </w:tcPr>
+          <w:p>
+            <w:pPr>
+              <w:spacing w:before="20" w:after="20"/>
+            </w:pPr>
+            <w:r>
+              <w:rPr>
+                <w:rFonts w:ascii="Aptos" w:hAnsi="Aptos"/>
+                <w:b w:val="0"/>
+                <w:i w:val="0"/>
+                <w:sz w:val="22"/>
+              </w:rPr>
+              <w:t>Odkrywanie możliwości dla produktu innowacyjnego – studium przypadku</w:t>
+            </w:r>
+          </w:p>
+        </w:tc>
+        <w:tc>
+          <w:tcPr>
+            <w:tcW w:type="dxa" w:w="4252"/>
+          </w:tcPr>
+          <w:p>
+            <w:pPr>
+              <w:spacing w:before="20" w:after="20"/>
+            </w:pPr>
+            <w:r>
+              <w:rPr>
+                <w:rFonts w:ascii="Aptos" w:hAnsi="Aptos"/>
+                <w:b w:val="0"/>
+                <w:i w:val="0"/>
+                <w:sz w:val="22"/>
+              </w:rPr>
+            </w:r>
+          </w:p>
+        </w:tc>
+      </w:tr>
+      <w:tr>
+        <w:tc>
+          <w:tcPr>
+            <w:tcW w:type="dxa" w:w="680"/>
+          </w:tcPr>
+          <w:p>
+            <w:pPr>
+              <w:spacing w:before="20" w:after="20"/>
+            </w:pPr>
+            <w:r>
+              <w:rPr>
+                <w:rFonts w:ascii="Aptos" w:hAnsi="Aptos"/>
+                <w:b w:val="0"/>
+                <w:i w:val="0"/>
+                <w:sz w:val="22"/>
+              </w:rPr>
+              <w:t>11.</w:t>
+            </w:r>
+          </w:p>
+        </w:tc>
+        <w:tc>
+          <w:tcPr>
+            <w:tcW w:type="dxa" w:w="4536"/>
+          </w:tcPr>
+          <w:p>
+            <w:pPr>
+              <w:spacing w:before="20" w:after="20"/>
+            </w:pPr>
+            <w:r>
+              <w:rPr>
+                <w:rFonts w:ascii="Aptos" w:hAnsi="Aptos"/>
+                <w:b w:val="0"/>
+                <w:i w:val="0"/>
+                <w:sz w:val="22"/>
+              </w:rPr>
+              <w:t>Rozpoznawanie szans rynkowych i możliwości</w:t>
+            </w:r>
+          </w:p>
+        </w:tc>
+        <w:tc>
+          <w:tcPr>
+            <w:tcW w:type="dxa" w:w="4252"/>
+          </w:tcPr>
+          <w:p>
+            <w:pPr>
+              <w:spacing w:before="20" w:after="20"/>
+            </w:pPr>
+            <w:r>
+              <w:rPr>
+                <w:rFonts w:ascii="Aptos" w:hAnsi="Aptos"/>
+                <w:b w:val="0"/>
+                <w:i w:val="0"/>
+                <w:sz w:val="22"/>
+              </w:rPr>
+            </w:r>
+          </w:p>
+        </w:tc>
+      </w:tr>
+      <w:tr>
+        <w:tc>
+          <w:tcPr>
+            <w:tcW w:type="dxa" w:w="680"/>
+          </w:tcPr>
+          <w:p>
+            <w:pPr>
+              <w:spacing w:before="20" w:after="20"/>
+            </w:pPr>
+            <w:r>
+              <w:rPr>
+                <w:rFonts w:ascii="Aptos" w:hAnsi="Aptos"/>
+                <w:b w:val="0"/>
+                <w:i w:val="0"/>
+                <w:sz w:val="22"/>
+              </w:rPr>
+              <w:t>12.</w:t>
+            </w:r>
+          </w:p>
+        </w:tc>
+        <w:tc>
+          <w:tcPr>
+            <w:tcW w:type="dxa" w:w="4536"/>
+          </w:tcPr>
+          <w:p>
+            <w:pPr>
+              <w:spacing w:before="20" w:after="20"/>
+            </w:pPr>
+            <w:r>
+              <w:rPr>
+                <w:rFonts w:ascii="Aptos" w:hAnsi="Aptos"/>
+                <w:b w:val="0"/>
+                <w:i w:val="0"/>
+                <w:sz w:val="22"/>
+              </w:rPr>
+              <w:t>sytuacyjnych</w:t>
+            </w:r>
+          </w:p>
+        </w:tc>
+        <w:tc>
+          <w:tcPr>
+            <w:tcW w:type="dxa" w:w="4252"/>
+          </w:tcPr>
+          <w:p>
+            <w:pPr>
+              <w:spacing w:before="20" w:after="20"/>
+            </w:pPr>
+            <w:r>
+              <w:rPr>
+                <w:rFonts w:ascii="Aptos" w:hAnsi="Aptos"/>
+                <w:b w:val="0"/>
+                <w:i w:val="0"/>
+                <w:sz w:val="22"/>
+              </w:rPr>
+            </w:r>
+          </w:p>
+        </w:tc>
+      </w:tr>
+      <w:tr>
+        <w:tc>
+          <w:tcPr>
+            <w:tcW w:type="dxa" w:w="680"/>
+          </w:tcPr>
+          <w:p>
+            <w:pPr>
+              <w:spacing w:before="20" w:after="20"/>
+            </w:pPr>
+            <w:r>
+              <w:rPr>
+                <w:rFonts w:ascii="Aptos" w:hAnsi="Aptos"/>
+                <w:b w:val="0"/>
+                <w:i w:val="0"/>
+                <w:sz w:val="22"/>
+              </w:rPr>
+              <w:t>13.</w:t>
+            </w:r>
+          </w:p>
+        </w:tc>
+        <w:tc>
+          <w:tcPr>
+            <w:tcW w:type="dxa" w:w="4536"/>
+          </w:tcPr>
+          <w:p>
+            <w:pPr>
+              <w:spacing w:before="20" w:after="20"/>
+            </w:pPr>
+            <w:r>
+              <w:rPr>
+                <w:rFonts w:ascii="Aptos" w:hAnsi="Aptos"/>
+                <w:b w:val="0"/>
+                <w:i w:val="0"/>
+                <w:sz w:val="22"/>
+              </w:rPr>
+              <w:t>Analiza rozwoju firm innowacyjnych – macierz</w:t>
+            </w:r>
+          </w:p>
+        </w:tc>
+        <w:tc>
+          <w:tcPr>
+            <w:tcW w:type="dxa" w:w="4252"/>
+          </w:tcPr>
+          <w:p>
+            <w:pPr>
+              <w:spacing w:before="20" w:after="20"/>
+            </w:pPr>
+            <w:r>
+              <w:rPr>
+                <w:rFonts w:ascii="Aptos" w:hAnsi="Aptos"/>
+                <w:b w:val="0"/>
+                <w:i w:val="0"/>
+                <w:sz w:val="22"/>
+              </w:rPr>
+            </w:r>
+          </w:p>
+        </w:tc>
+      </w:tr>
+      <w:tr>
+        <w:tc>
+          <w:tcPr>
+            <w:tcW w:type="dxa" w:w="680"/>
+          </w:tcPr>
+          <w:p>
+            <w:pPr>
+              <w:spacing w:before="20" w:after="20"/>
+            </w:pPr>
+            <w:r>
+              <w:rPr>
+                <w:rFonts w:ascii="Aptos" w:hAnsi="Aptos"/>
+                <w:b w:val="0"/>
+                <w:i w:val="0"/>
+                <w:sz w:val="22"/>
+              </w:rPr>
+              <w:t>14.</w:t>
+            </w:r>
+          </w:p>
+        </w:tc>
+        <w:tc>
+          <w:tcPr>
+            <w:tcW w:type="dxa" w:w="4536"/>
+          </w:tcPr>
+          <w:p>
+            <w:pPr>
+              <w:spacing w:before="20" w:after="20"/>
+            </w:pPr>
+            <w:r>
+              <w:rPr>
+                <w:rFonts w:ascii="Aptos" w:hAnsi="Aptos"/>
+                <w:b w:val="0"/>
+                <w:i w:val="0"/>
+                <w:sz w:val="22"/>
+              </w:rPr>
+              <w:t>kluczowych czynników</w:t>
+            </w:r>
+          </w:p>
+        </w:tc>
+        <w:tc>
+          <w:tcPr>
+            <w:tcW w:type="dxa" w:w="4252"/>
+          </w:tcPr>
+          <w:p>
+            <w:pPr>
+              <w:spacing w:before="20" w:after="20"/>
+            </w:pPr>
+            <w:r>
+              <w:rPr>
+                <w:rFonts w:ascii="Aptos" w:hAnsi="Aptos"/>
+                <w:b w:val="0"/>
+                <w:i w:val="0"/>
+                <w:sz w:val="22"/>
+              </w:rPr>
+            </w:r>
+          </w:p>
+        </w:tc>
+      </w:tr>
+      <w:tr>
+        <w:tc>
+          <w:tcPr>
+            <w:tcW w:type="dxa" w:w="680"/>
+          </w:tcPr>
+          <w:p>
+            <w:pPr>
+              <w:spacing w:before="20" w:after="20"/>
+            </w:pPr>
+            <w:r>
+              <w:rPr>
+                <w:rFonts w:ascii="Aptos" w:hAnsi="Aptos"/>
+                <w:b w:val="0"/>
+                <w:i w:val="0"/>
+                <w:sz w:val="22"/>
+              </w:rPr>
+              <w:t>15.</w:t>
+            </w:r>
+          </w:p>
+        </w:tc>
+        <w:tc>
+          <w:tcPr>
+            <w:tcW w:type="dxa" w:w="4536"/>
+          </w:tcPr>
+          <w:p>
+            <w:pPr>
+              <w:spacing w:before="20" w:after="20"/>
+            </w:pPr>
+            <w:r>
+              <w:rPr>
+                <w:rFonts w:ascii="Aptos" w:hAnsi="Aptos"/>
+                <w:b w:val="0"/>
+                <w:i w:val="0"/>
+                <w:sz w:val="22"/>
+              </w:rPr>
+              <w:t>Planowanie rozwoju - elementy analizy strategicznej</w:t>
+            </w:r>
+          </w:p>
+        </w:tc>
+        <w:tc>
+          <w:tcPr>
+            <w:tcW w:type="dxa" w:w="4252"/>
+          </w:tcPr>
+          <w:p>
+            <w:pPr>
+              <w:spacing w:before="20" w:after="20"/>
+            </w:pPr>
+            <w:r>
+              <w:rPr>
+                <w:rFonts w:ascii="Aptos" w:hAnsi="Aptos"/>
+                <w:b w:val="0"/>
+                <w:i w:val="0"/>
+                <w:sz w:val="22"/>
+              </w:rPr>
+            </w:r>
+          </w:p>
+        </w:tc>
+      </w:tr>
+      <w:tr>
+        <w:tc>
+          <w:tcPr>
+            <w:tcW w:type="dxa" w:w="680"/>
+          </w:tcPr>
+          <w:p>
+            <w:pPr>
+              <w:spacing w:before="20" w:after="20"/>
+            </w:pPr>
+            <w:r>
+              <w:rPr>
+                <w:rFonts w:ascii="Aptos" w:hAnsi="Aptos"/>
+                <w:b w:val="0"/>
+                <w:i w:val="0"/>
+                <w:sz w:val="22"/>
+              </w:rPr>
+              <w:t>16.</w:t>
+            </w:r>
+          </w:p>
+        </w:tc>
+        <w:tc>
+          <w:tcPr>
+            <w:tcW w:type="dxa" w:w="4536"/>
+          </w:tcPr>
+          <w:p>
+            <w:pPr>
+              <w:spacing w:before="20" w:after="20"/>
+            </w:pPr>
+            <w:r>
+              <w:rPr>
+                <w:rFonts w:ascii="Aptos" w:hAnsi="Aptos"/>
+                <w:b w:val="0"/>
+                <w:i w:val="0"/>
+                <w:sz w:val="22"/>
+              </w:rPr>
+              <w:t>Wprowadzenie do Design Thinking</w:t>
+            </w:r>
+          </w:p>
+        </w:tc>
+        <w:tc>
+          <w:tcPr>
+            <w:tcW w:type="dxa" w:w="4252"/>
+          </w:tcPr>
+          <w:p>
+            <w:pPr>
+              <w:spacing w:before="20" w:after="20"/>
+            </w:pPr>
+            <w:r>
+              <w:rPr>
+                <w:rFonts w:ascii="Aptos" w:hAnsi="Aptos"/>
+                <w:b w:val="0"/>
+                <w:i w:val="0"/>
+                <w:sz w:val="22"/>
+              </w:rPr>
+            </w:r>
+          </w:p>
+        </w:tc>
+      </w:tr>
+      <w:tr>
+        <w:tc>
+          <w:tcPr>
+            <w:tcW w:type="dxa" w:w="680"/>
+          </w:tcPr>
+          <w:p>
+            <w:pPr>
+              <w:spacing w:before="20" w:after="20"/>
+            </w:pPr>
+            <w:r>
+              <w:rPr>
+                <w:rFonts w:ascii="Aptos" w:hAnsi="Aptos"/>
+                <w:b w:val="0"/>
+                <w:i w:val="0"/>
+                <w:sz w:val="22"/>
+              </w:rPr>
+              <w:t>17.</w:t>
+            </w:r>
+          </w:p>
+        </w:tc>
+        <w:tc>
+          <w:tcPr>
+            <w:tcW w:type="dxa" w:w="4536"/>
+          </w:tcPr>
+          <w:p>
+            <w:pPr>
+              <w:spacing w:before="20" w:after="20"/>
+            </w:pPr>
+            <w:r>
+              <w:rPr>
+                <w:rFonts w:ascii="Aptos" w:hAnsi="Aptos"/>
+                <w:b w:val="0"/>
+                <w:i w:val="0"/>
+                <w:sz w:val="22"/>
+              </w:rPr>
+              <w:t>Struktury organizacyjne</w:t>
+            </w:r>
+          </w:p>
+        </w:tc>
+        <w:tc>
+          <w:tcPr>
+            <w:tcW w:type="dxa" w:w="4252"/>
+          </w:tcPr>
+          <w:p>
+            <w:pPr>
+              <w:spacing w:before="20" w:after="20"/>
+            </w:pPr>
+            <w:r>
+              <w:rPr>
+                <w:rFonts w:ascii="Aptos" w:hAnsi="Aptos"/>
+                <w:b w:val="0"/>
+                <w:i w:val="0"/>
+                <w:sz w:val="22"/>
+              </w:rPr>
+            </w:r>
+          </w:p>
+        </w:tc>
+      </w:tr>
+      <w:tr>
+        <w:tc>
+          <w:tcPr>
+            <w:tcW w:type="dxa" w:w="680"/>
+          </w:tcPr>
+          <w:p>
+            <w:pPr>
+              <w:spacing w:before="20" w:after="20"/>
+            </w:pPr>
+            <w:r>
+              <w:rPr>
+                <w:rFonts w:ascii="Aptos" w:hAnsi="Aptos"/>
+                <w:b w:val="0"/>
+                <w:i w:val="0"/>
+                <w:sz w:val="22"/>
+              </w:rPr>
+              <w:t>18.</w:t>
+            </w:r>
+          </w:p>
+        </w:tc>
+        <w:tc>
+          <w:tcPr>
+            <w:tcW w:type="dxa" w:w="4536"/>
+          </w:tcPr>
+          <w:p>
+            <w:pPr>
+              <w:spacing w:before="20" w:after="20"/>
+            </w:pPr>
+            <w:r>
+              <w:rPr>
+                <w:rFonts w:ascii="Aptos" w:hAnsi="Aptos"/>
+                <w:b w:val="0"/>
+                <w:i w:val="0"/>
+                <w:sz w:val="22"/>
+              </w:rPr>
+              <w:t>Wprowadzenie do pracy zespołowej i projektowej</w:t>
+            </w:r>
+          </w:p>
+        </w:tc>
+        <w:tc>
+          <w:tcPr>
+            <w:tcW w:type="dxa" w:w="4252"/>
+          </w:tcPr>
+          <w:p>
+            <w:pPr>
+              <w:spacing w:before="20" w:after="20"/>
+            </w:pPr>
+            <w:r>
+              <w:rPr>
+                <w:rFonts w:ascii="Aptos" w:hAnsi="Aptos"/>
+                <w:b w:val="0"/>
+                <w:i w:val="0"/>
+                <w:sz w:val="22"/>
+              </w:rPr>
+            </w:r>
+          </w:p>
+        </w:tc>
+      </w:tr>
+      <w:tr>
+        <w:tc>
+          <w:tcPr>
+            <w:tcW w:type="dxa" w:w="680"/>
+          </w:tcPr>
+          <w:p>
+            <w:pPr>
+              <w:spacing w:before="20" w:after="20"/>
+            </w:pPr>
+            <w:r>
+              <w:rPr>
+                <w:rFonts w:ascii="Aptos" w:hAnsi="Aptos"/>
+                <w:b w:val="0"/>
+                <w:i w:val="0"/>
+                <w:sz w:val="22"/>
+              </w:rPr>
+              <w:t>19.</w:t>
+            </w:r>
+          </w:p>
+        </w:tc>
+        <w:tc>
+          <w:tcPr>
+            <w:tcW w:type="dxa" w:w="4536"/>
+          </w:tcPr>
+          <w:p>
+            <w:pPr>
+              <w:spacing w:before="20" w:after="20"/>
+            </w:pPr>
+            <w:r>
+              <w:rPr>
+                <w:rFonts w:ascii="Aptos" w:hAnsi="Aptos"/>
+                <w:b w:val="0"/>
+                <w:i w:val="0"/>
+                <w:sz w:val="22"/>
+              </w:rPr>
+              <w:t>Trening umiejętności pracy w zespole.</w:t>
+            </w:r>
+          </w:p>
+        </w:tc>
+        <w:tc>
+          <w:tcPr>
+            <w:tcW w:type="dxa" w:w="4252"/>
+          </w:tcPr>
+          <w:p>
+            <w:pPr>
+              <w:spacing w:before="20" w:after="20"/>
+            </w:pPr>
+            <w:r>
+              <w:rPr>
+                <w:rFonts w:ascii="Aptos" w:hAnsi="Aptos"/>
+                <w:b w:val="0"/>
+                <w:i w:val="0"/>
+                <w:sz w:val="22"/>
+              </w:rPr>
+            </w:r>
+          </w:p>
+        </w:tc>
+      </w:tr>
+      <w:tr>
+        <w:tc>
+          <w:tcPr>
+            <w:tcW w:type="dxa" w:w="680"/>
+          </w:tcPr>
+          <w:p>
+            <w:pPr>
+              <w:spacing w:before="20" w:after="20"/>
+            </w:pPr>
+            <w:r>
+              <w:rPr>
+                <w:rFonts w:ascii="Aptos" w:hAnsi="Aptos"/>
+                <w:b w:val="0"/>
+                <w:i w:val="0"/>
+                <w:sz w:val="22"/>
+              </w:rPr>
+              <w:t>20.</w:t>
+            </w:r>
+          </w:p>
+        </w:tc>
+        <w:tc>
+          <w:tcPr>
+            <w:tcW w:type="dxa" w:w="4536"/>
+          </w:tcPr>
+          <w:p>
+            <w:pPr>
+              <w:spacing w:before="20" w:after="20"/>
+            </w:pPr>
+            <w:r>
+              <w:rPr>
+                <w:rFonts w:ascii="Aptos" w:hAnsi="Aptos"/>
+                <w:b w:val="0"/>
+                <w:i w:val="0"/>
+                <w:sz w:val="22"/>
+              </w:rPr>
+              <w:t>Organizowanie procesów i zarządzanie zasobami</w:t>
+            </w:r>
+          </w:p>
+        </w:tc>
+        <w:tc>
+          <w:tcPr>
+            <w:tcW w:type="dxa" w:w="4252"/>
+          </w:tcPr>
+          <w:p>
+            <w:pPr>
+              <w:spacing w:before="20" w:after="20"/>
+            </w:pPr>
+            <w:r>
+              <w:rPr>
+                <w:rFonts w:ascii="Aptos" w:hAnsi="Aptos"/>
+                <w:b w:val="0"/>
+                <w:i w:val="0"/>
+                <w:sz w:val="22"/>
+              </w:rPr>
+            </w:r>
+          </w:p>
+        </w:tc>
+      </w:tr>
+      <w:tr>
+        <w:tc>
+          <w:tcPr>
+            <w:tcW w:type="dxa" w:w="680"/>
+          </w:tcPr>
+          <w:p>
+            <w:pPr>
+              <w:spacing w:before="20" w:after="20"/>
+            </w:pPr>
+            <w:r>
+              <w:rPr>
+                <w:rFonts w:ascii="Aptos" w:hAnsi="Aptos"/>
+                <w:b w:val="0"/>
+                <w:i w:val="0"/>
+                <w:sz w:val="22"/>
+              </w:rPr>
+              <w:t>21.</w:t>
+            </w:r>
+          </w:p>
+        </w:tc>
+        <w:tc>
+          <w:tcPr>
+            <w:tcW w:type="dxa" w:w="4536"/>
+          </w:tcPr>
+          <w:p>
+            <w:pPr>
+              <w:spacing w:before="20" w:after="20"/>
+            </w:pPr>
+            <w:r>
+              <w:rPr>
+                <w:rFonts w:ascii="Aptos" w:hAnsi="Aptos"/>
+                <w:b w:val="0"/>
+                <w:i w:val="0"/>
+                <w:sz w:val="22"/>
+              </w:rPr>
+              <w:t>Środowiska do komputerowego</w:t>
+            </w:r>
+          </w:p>
+        </w:tc>
+        <w:tc>
+          <w:tcPr>
+            <w:tcW w:type="dxa" w:w="4252"/>
+          </w:tcPr>
+          <w:p>
+            <w:pPr>
+              <w:spacing w:before="20" w:after="20"/>
+            </w:pPr>
+            <w:r>
+              <w:rPr>
+                <w:rFonts w:ascii="Aptos" w:hAnsi="Aptos"/>
+                <w:b w:val="0"/>
+                <w:i w:val="0"/>
+                <w:sz w:val="22"/>
+              </w:rPr>
+            </w:r>
+          </w:p>
+        </w:tc>
+      </w:tr>
+      <w:tr>
+        <w:tc>
+          <w:tcPr>
+            <w:tcW w:type="dxa" w:w="680"/>
+          </w:tcPr>
+          <w:p>
+            <w:pPr>
+              <w:spacing w:before="20" w:after="20"/>
+            </w:pPr>
+            <w:r>
+              <w:rPr>
+                <w:rFonts w:ascii="Aptos" w:hAnsi="Aptos"/>
+                <w:b w:val="0"/>
+                <w:i w:val="0"/>
+                <w:sz w:val="22"/>
+              </w:rPr>
+              <w:t>22.</w:t>
+            </w:r>
+          </w:p>
+        </w:tc>
+        <w:tc>
+          <w:tcPr>
+            <w:tcW w:type="dxa" w:w="4536"/>
+          </w:tcPr>
+          <w:p>
+            <w:pPr>
+              <w:spacing w:before="20" w:after="20"/>
+            </w:pPr>
+            <w:r>
+              <w:rPr>
+                <w:rFonts w:ascii="Aptos" w:hAnsi="Aptos"/>
+                <w:b w:val="0"/>
+                <w:i w:val="0"/>
+                <w:sz w:val="22"/>
+              </w:rPr>
+              <w:t>wspomagania pracy projektowej i</w:t>
+            </w:r>
+          </w:p>
+        </w:tc>
+        <w:tc>
+          <w:tcPr>
+            <w:tcW w:type="dxa" w:w="4252"/>
+          </w:tcPr>
+          <w:p>
+            <w:pPr>
+              <w:spacing w:before="20" w:after="20"/>
+            </w:pPr>
+            <w:r>
+              <w:rPr>
+                <w:rFonts w:ascii="Aptos" w:hAnsi="Aptos"/>
+                <w:b w:val="0"/>
+                <w:i w:val="0"/>
+                <w:sz w:val="22"/>
+              </w:rPr>
+            </w:r>
+          </w:p>
+        </w:tc>
+      </w:tr>
+      <w:tr>
+        <w:tc>
+          <w:tcPr>
+            <w:tcW w:type="dxa" w:w="680"/>
+          </w:tcPr>
+          <w:p>
+            <w:pPr>
+              <w:spacing w:before="20" w:after="20"/>
+            </w:pPr>
+            <w:r>
+              <w:rPr>
+                <w:rFonts w:ascii="Aptos" w:hAnsi="Aptos"/>
+                <w:b w:val="0"/>
+                <w:i w:val="0"/>
+                <w:sz w:val="22"/>
+              </w:rPr>
+              <w:t>23.</w:t>
+            </w:r>
+          </w:p>
+        </w:tc>
+        <w:tc>
+          <w:tcPr>
+            <w:tcW w:type="dxa" w:w="4536"/>
+          </w:tcPr>
+          <w:p>
+            <w:pPr>
+              <w:spacing w:before="20" w:after="20"/>
+            </w:pPr>
+            <w:r>
+              <w:rPr>
+                <w:rFonts w:ascii="Aptos" w:hAnsi="Aptos"/>
+                <w:b w:val="0"/>
+                <w:i w:val="0"/>
+                <w:sz w:val="22"/>
+              </w:rPr>
+              <w:t>zespołowej</w:t>
+            </w:r>
+          </w:p>
+        </w:tc>
+        <w:tc>
+          <w:tcPr>
+            <w:tcW w:type="dxa" w:w="4252"/>
+          </w:tcPr>
+          <w:p>
+            <w:pPr>
+              <w:spacing w:before="20" w:after="20"/>
+            </w:pPr>
+            <w:r>
+              <w:rPr>
+                <w:rFonts w:ascii="Aptos" w:hAnsi="Aptos"/>
+                <w:b w:val="0"/>
+                <w:i w:val="0"/>
+                <w:sz w:val="22"/>
+              </w:rPr>
+            </w:r>
+          </w:p>
+        </w:tc>
+      </w:tr>
+      <w:tr>
+        <w:tc>
+          <w:tcPr>
+            <w:tcW w:type="dxa" w:w="680"/>
+          </w:tcPr>
+          <w:p>
+            <w:pPr>
+              <w:spacing w:before="20" w:after="20"/>
+            </w:pPr>
+            <w:r>
+              <w:rPr>
+                <w:rFonts w:ascii="Aptos" w:hAnsi="Aptos"/>
+                <w:b w:val="0"/>
+                <w:i w:val="0"/>
+                <w:sz w:val="22"/>
+              </w:rPr>
+              <w:t>24.</w:t>
+            </w:r>
+          </w:p>
+        </w:tc>
+        <w:tc>
+          <w:tcPr>
+            <w:tcW w:type="dxa" w:w="4536"/>
+          </w:tcPr>
+          <w:p>
+            <w:pPr>
+              <w:spacing w:before="20" w:after="20"/>
+            </w:pPr>
+            <w:r>
+              <w:rPr>
+                <w:rFonts w:ascii="Aptos" w:hAnsi="Aptos"/>
+                <w:b w:val="0"/>
+                <w:i w:val="0"/>
+                <w:sz w:val="22"/>
+              </w:rPr>
+              <w:t>Kontrolowanie, doskonalenie i zarządzanie jakością</w:t>
+            </w:r>
+          </w:p>
+        </w:tc>
+        <w:tc>
+          <w:tcPr>
+            <w:tcW w:type="dxa" w:w="4252"/>
+          </w:tcPr>
+          <w:p>
+            <w:pPr>
+              <w:spacing w:before="20" w:after="20"/>
+            </w:pPr>
+            <w:r>
+              <w:rPr>
+                <w:rFonts w:ascii="Aptos" w:hAnsi="Aptos"/>
+                <w:b w:val="0"/>
+                <w:i w:val="0"/>
+                <w:sz w:val="22"/>
+              </w:rPr>
+            </w:r>
+          </w:p>
+        </w:tc>
+      </w:tr>
+      <w:tr>
+        <w:tc>
+          <w:tcPr>
+            <w:tcW w:type="dxa" w:w="680"/>
+          </w:tcPr>
+          <w:p>
+            <w:pPr>
+              <w:spacing w:before="20" w:after="20"/>
+            </w:pPr>
+            <w:r>
+              <w:rPr>
+                <w:rFonts w:ascii="Aptos" w:hAnsi="Aptos"/>
+                <w:b w:val="0"/>
+                <w:i w:val="0"/>
+                <w:sz w:val="22"/>
+              </w:rPr>
+              <w:t>25.</w:t>
+            </w:r>
+          </w:p>
+        </w:tc>
+        <w:tc>
+          <w:tcPr>
+            <w:tcW w:type="dxa" w:w="4536"/>
+          </w:tcPr>
+          <w:p>
+            <w:pPr>
+              <w:spacing w:before="20" w:after="20"/>
+            </w:pPr>
+            <w:r>
+              <w:rPr>
+                <w:rFonts w:ascii="Aptos" w:hAnsi="Aptos"/>
+                <w:b w:val="0"/>
+                <w:i w:val="0"/>
+                <w:sz w:val="22"/>
+              </w:rPr>
+              <w:t>Identyfikacja potrzeb; wprowadzenie do analizy badań zastanych i jakościowych – wywiad,</w:t>
+            </w:r>
+          </w:p>
+        </w:tc>
+        <w:tc>
+          <w:tcPr>
+            <w:tcW w:type="dxa" w:w="4252"/>
+          </w:tcPr>
+          <w:p>
+            <w:pPr>
+              <w:spacing w:before="20" w:after="20"/>
+            </w:pPr>
+            <w:r>
+              <w:rPr>
+                <w:rFonts w:ascii="Aptos" w:hAnsi="Aptos"/>
+                <w:b w:val="0"/>
+                <w:i w:val="0"/>
+                <w:sz w:val="22"/>
+              </w:rPr>
+            </w:r>
+          </w:p>
+        </w:tc>
+      </w:tr>
+      <w:tr>
+        <w:tc>
+          <w:tcPr>
+            <w:tcW w:type="dxa" w:w="680"/>
+          </w:tcPr>
+          <w:p>
+            <w:pPr>
+              <w:spacing w:before="20" w:after="20"/>
+            </w:pPr>
+            <w:r>
+              <w:rPr>
+                <w:rFonts w:ascii="Aptos" w:hAnsi="Aptos"/>
+                <w:b w:val="0"/>
+                <w:i w:val="0"/>
+                <w:sz w:val="22"/>
+              </w:rPr>
+              <w:t>26.</w:t>
+            </w:r>
+          </w:p>
+        </w:tc>
+        <w:tc>
+          <w:tcPr>
+            <w:tcW w:type="dxa" w:w="4536"/>
+          </w:tcPr>
+          <w:p>
+            <w:pPr>
+              <w:spacing w:before="20" w:after="20"/>
+            </w:pPr>
+            <w:r>
+              <w:rPr>
+                <w:rFonts w:ascii="Aptos" w:hAnsi="Aptos"/>
+                <w:b w:val="0"/>
+                <w:i w:val="0"/>
+                <w:sz w:val="22"/>
+              </w:rPr>
+              <w:t>obserwacja uczestnicząca, netnografia; mapa empatii, Persony</w:t>
+            </w:r>
+          </w:p>
+        </w:tc>
+        <w:tc>
+          <w:tcPr>
+            <w:tcW w:type="dxa" w:w="4252"/>
+          </w:tcPr>
+          <w:p>
+            <w:pPr>
+              <w:spacing w:before="20" w:after="20"/>
+            </w:pPr>
+            <w:r>
+              <w:rPr>
+                <w:rFonts w:ascii="Aptos" w:hAnsi="Aptos"/>
+                <w:b w:val="0"/>
+                <w:i w:val="0"/>
+                <w:sz w:val="22"/>
+              </w:rPr>
+            </w:r>
+          </w:p>
+        </w:tc>
+      </w:tr>
+      <w:tr>
+        <w:tc>
+          <w:tcPr>
+            <w:tcW w:type="dxa" w:w="680"/>
+          </w:tcPr>
+          <w:p>
+            <w:pPr>
+              <w:spacing w:before="20" w:after="20"/>
+            </w:pPr>
+            <w:r>
+              <w:rPr>
+                <w:rFonts w:ascii="Aptos" w:hAnsi="Aptos"/>
+                <w:b w:val="0"/>
+                <w:i w:val="0"/>
+                <w:sz w:val="22"/>
+              </w:rPr>
+              <w:t>27.</w:t>
+            </w:r>
+          </w:p>
+        </w:tc>
+        <w:tc>
+          <w:tcPr>
+            <w:tcW w:type="dxa" w:w="4536"/>
+          </w:tcPr>
+          <w:p>
+            <w:pPr>
+              <w:spacing w:before="20" w:after="20"/>
+            </w:pPr>
+            <w:r>
+              <w:rPr>
+                <w:rFonts w:ascii="Aptos" w:hAnsi="Aptos"/>
+                <w:b w:val="0"/>
+                <w:i w:val="0"/>
+                <w:sz w:val="22"/>
+              </w:rPr>
+              <w:t>Mała firma – cykl rozwojowy i czynniki sukcesu</w:t>
+            </w:r>
+          </w:p>
+        </w:tc>
+        <w:tc>
+          <w:tcPr>
+            <w:tcW w:type="dxa" w:w="4252"/>
+          </w:tcPr>
+          <w:p>
+            <w:pPr>
+              <w:spacing w:before="20" w:after="20"/>
+            </w:pPr>
+            <w:r>
+              <w:rPr>
+                <w:rFonts w:ascii="Aptos" w:hAnsi="Aptos"/>
+                <w:b w:val="0"/>
+                <w:i w:val="0"/>
+                <w:sz w:val="22"/>
+              </w:rPr>
+            </w:r>
+          </w:p>
+        </w:tc>
+      </w:tr>
+      <w:tr>
+        <w:tc>
+          <w:tcPr>
+            <w:tcW w:type="dxa" w:w="680"/>
+          </w:tcPr>
+          <w:p>
+            <w:pPr>
+              <w:spacing w:before="20" w:after="20"/>
+            </w:pPr>
+            <w:r>
+              <w:rPr>
+                <w:rFonts w:ascii="Aptos" w:hAnsi="Aptos"/>
+                <w:b w:val="0"/>
+                <w:i w:val="0"/>
+                <w:sz w:val="22"/>
+              </w:rPr>
+              <w:t>28.</w:t>
+            </w:r>
+          </w:p>
+        </w:tc>
+        <w:tc>
+          <w:tcPr>
+            <w:tcW w:type="dxa" w:w="4536"/>
+          </w:tcPr>
+          <w:p>
+            <w:pPr>
+              <w:spacing w:before="20" w:after="20"/>
+            </w:pPr>
+            <w:r>
+              <w:rPr>
+                <w:rFonts w:ascii="Aptos" w:hAnsi="Aptos"/>
+                <w:b w:val="0"/>
+                <w:i w:val="0"/>
+                <w:sz w:val="22"/>
+              </w:rPr>
+              <w:t>Diagnoza problemu:</w:t>
+            </w:r>
+          </w:p>
+        </w:tc>
+        <w:tc>
+          <w:tcPr>
+            <w:tcW w:type="dxa" w:w="4252"/>
+          </w:tcPr>
+          <w:p>
+            <w:pPr>
+              <w:spacing w:before="20" w:after="20"/>
+            </w:pPr>
+            <w:r>
+              <w:rPr>
+                <w:rFonts w:ascii="Aptos" w:hAnsi="Aptos"/>
+                <w:b w:val="0"/>
+                <w:i w:val="0"/>
+                <w:sz w:val="22"/>
+              </w:rPr>
+            </w:r>
+          </w:p>
+        </w:tc>
+      </w:tr>
+      <w:tr>
+        <w:tc>
+          <w:tcPr>
+            <w:tcW w:type="dxa" w:w="680"/>
+          </w:tcPr>
+          <w:p>
+            <w:pPr>
+              <w:spacing w:before="20" w:after="20"/>
+            </w:pPr>
+            <w:r>
+              <w:rPr>
+                <w:rFonts w:ascii="Aptos" w:hAnsi="Aptos"/>
+                <w:b w:val="0"/>
+                <w:i w:val="0"/>
+                <w:sz w:val="22"/>
+              </w:rPr>
+              <w:t>29.</w:t>
+            </w:r>
+          </w:p>
+        </w:tc>
+        <w:tc>
+          <w:tcPr>
+            <w:tcW w:type="dxa" w:w="4536"/>
+          </w:tcPr>
+          <w:p>
+            <w:pPr>
+              <w:spacing w:before="20" w:after="20"/>
+            </w:pPr>
+            <w:r>
+              <w:rPr>
+                <w:rFonts w:ascii="Aptos" w:hAnsi="Aptos"/>
+                <w:b w:val="0"/>
+                <w:i w:val="0"/>
+                <w:sz w:val="22"/>
+              </w:rPr>
+              <w:t>Metoda 5 x dlaczego</w:t>
+            </w:r>
+          </w:p>
+        </w:tc>
+        <w:tc>
+          <w:tcPr>
+            <w:tcW w:type="dxa" w:w="4252"/>
+          </w:tcPr>
+          <w:p>
+            <w:pPr>
+              <w:spacing w:before="20" w:after="20"/>
+            </w:pPr>
+            <w:r>
+              <w:rPr>
+                <w:rFonts w:ascii="Aptos" w:hAnsi="Aptos"/>
+                <w:b w:val="0"/>
+                <w:i w:val="0"/>
+                <w:sz w:val="22"/>
+              </w:rPr>
+            </w:r>
+          </w:p>
+        </w:tc>
+      </w:tr>
+      <w:tr>
+        <w:tc>
+          <w:tcPr>
+            <w:tcW w:type="dxa" w:w="680"/>
+          </w:tcPr>
+          <w:p>
+            <w:pPr>
+              <w:spacing w:before="20" w:after="20"/>
+            </w:pPr>
+            <w:r>
+              <w:rPr>
+                <w:rFonts w:ascii="Aptos" w:hAnsi="Aptos"/>
+                <w:b w:val="0"/>
+                <w:i w:val="0"/>
+                <w:sz w:val="22"/>
+              </w:rPr>
+              <w:t>30.</w:t>
+            </w:r>
+          </w:p>
+        </w:tc>
+        <w:tc>
+          <w:tcPr>
+            <w:tcW w:type="dxa" w:w="4536"/>
+          </w:tcPr>
+          <w:p>
+            <w:pPr>
+              <w:spacing w:before="20" w:after="20"/>
+            </w:pPr>
+            <w:r>
+              <w:rPr>
+                <w:rFonts w:ascii="Aptos" w:hAnsi="Aptos"/>
+                <w:b w:val="0"/>
+                <w:i w:val="0"/>
+                <w:sz w:val="22"/>
+              </w:rPr>
+              <w:t>Metoda Pareto-Lorenza i Diagram</w:t>
+            </w:r>
+          </w:p>
+        </w:tc>
+        <w:tc>
+          <w:tcPr>
+            <w:tcW w:type="dxa" w:w="4252"/>
+          </w:tcPr>
+          <w:p>
+            <w:pPr>
+              <w:spacing w:before="20" w:after="20"/>
+            </w:pPr>
+            <w:r>
+              <w:rPr>
+                <w:rFonts w:ascii="Aptos" w:hAnsi="Aptos"/>
+                <w:b w:val="0"/>
+                <w:i w:val="0"/>
+                <w:sz w:val="22"/>
+              </w:rPr>
+            </w:r>
+          </w:p>
+        </w:tc>
+      </w:tr>
+      <w:tr>
+        <w:tc>
+          <w:tcPr>
+            <w:tcW w:type="dxa" w:w="680"/>
+          </w:tcPr>
+          <w:p>
+            <w:pPr>
+              <w:spacing w:before="20" w:after="20"/>
+            </w:pPr>
+            <w:r>
+              <w:rPr>
+                <w:rFonts w:ascii="Aptos" w:hAnsi="Aptos"/>
+                <w:b w:val="0"/>
+                <w:i w:val="0"/>
+                <w:sz w:val="22"/>
+              </w:rPr>
+              <w:t>31.</w:t>
+            </w:r>
+          </w:p>
+        </w:tc>
+        <w:tc>
+          <w:tcPr>
+            <w:tcW w:type="dxa" w:w="4536"/>
+          </w:tcPr>
+          <w:p>
+            <w:pPr>
+              <w:spacing w:before="20" w:after="20"/>
+            </w:pPr>
+            <w:r>
+              <w:rPr>
+                <w:rFonts w:ascii="Aptos" w:hAnsi="Aptos"/>
+                <w:b w:val="0"/>
+                <w:i w:val="0"/>
+                <w:sz w:val="22"/>
+              </w:rPr>
+              <w:t>Ishikawy</w:t>
+            </w:r>
+          </w:p>
+        </w:tc>
+        <w:tc>
+          <w:tcPr>
+            <w:tcW w:type="dxa" w:w="4252"/>
+          </w:tcPr>
+          <w:p>
+            <w:pPr>
+              <w:spacing w:before="20" w:after="20"/>
+            </w:pPr>
+            <w:r>
+              <w:rPr>
+                <w:rFonts w:ascii="Aptos" w:hAnsi="Aptos"/>
+                <w:b w:val="0"/>
+                <w:i w:val="0"/>
+                <w:sz w:val="22"/>
+              </w:rPr>
+            </w:r>
+          </w:p>
+        </w:tc>
+      </w:tr>
+      <w:tr>
+        <w:tc>
+          <w:tcPr>
+            <w:tcW w:type="dxa" w:w="680"/>
+          </w:tcPr>
+          <w:p>
+            <w:pPr>
+              <w:spacing w:before="20" w:after="20"/>
+            </w:pPr>
+            <w:r>
+              <w:rPr>
+                <w:rFonts w:ascii="Aptos" w:hAnsi="Aptos"/>
+                <w:b w:val="0"/>
+                <w:i w:val="0"/>
+                <w:sz w:val="22"/>
+              </w:rPr>
+              <w:t>32.</w:t>
+            </w:r>
+          </w:p>
+        </w:tc>
+        <w:tc>
+          <w:tcPr>
+            <w:tcW w:type="dxa" w:w="4536"/>
+          </w:tcPr>
+          <w:p>
+            <w:pPr>
+              <w:spacing w:before="20" w:after="20"/>
+            </w:pPr>
+            <w:r>
+              <w:rPr>
+                <w:rFonts w:ascii="Aptos" w:hAnsi="Aptos"/>
+                <w:b w:val="0"/>
+                <w:i w:val="0"/>
+                <w:sz w:val="22"/>
+              </w:rPr>
+              <w:t>Rysowanie odręczne</w:t>
+            </w:r>
+          </w:p>
+        </w:tc>
+        <w:tc>
+          <w:tcPr>
+            <w:tcW w:type="dxa" w:w="4252"/>
+          </w:tcPr>
+          <w:p>
+            <w:pPr>
+              <w:spacing w:before="20" w:after="20"/>
+            </w:pPr>
+            <w:r>
+              <w:rPr>
+                <w:rFonts w:ascii="Aptos" w:hAnsi="Aptos"/>
+                <w:b w:val="0"/>
+                <w:i w:val="0"/>
+                <w:sz w:val="22"/>
+              </w:rPr>
+            </w:r>
+          </w:p>
+        </w:tc>
+      </w:tr>
+      <w:tr>
+        <w:tc>
+          <w:tcPr>
+            <w:tcW w:type="dxa" w:w="680"/>
+          </w:tcPr>
+          <w:p>
+            <w:pPr>
+              <w:spacing w:before="20" w:after="20"/>
+            </w:pPr>
+            <w:r>
+              <w:rPr>
+                <w:rFonts w:ascii="Aptos" w:hAnsi="Aptos"/>
+                <w:b w:val="0"/>
+                <w:i w:val="0"/>
+                <w:sz w:val="22"/>
+              </w:rPr>
+              <w:t>33.</w:t>
+            </w:r>
+          </w:p>
+        </w:tc>
+        <w:tc>
+          <w:tcPr>
+            <w:tcW w:type="dxa" w:w="4536"/>
+          </w:tcPr>
+          <w:p>
+            <w:pPr>
+              <w:spacing w:before="20" w:after="20"/>
+            </w:pPr>
+            <w:r>
+              <w:rPr>
+                <w:rFonts w:ascii="Aptos" w:hAnsi="Aptos"/>
+                <w:b w:val="0"/>
+                <w:i w:val="0"/>
+                <w:sz w:val="22"/>
+              </w:rPr>
+              <w:t>Zarządzanie personelem i motywowanie</w:t>
+            </w:r>
+          </w:p>
+        </w:tc>
+        <w:tc>
+          <w:tcPr>
+            <w:tcW w:type="dxa" w:w="4252"/>
+          </w:tcPr>
+          <w:p>
+            <w:pPr>
+              <w:spacing w:before="20" w:after="20"/>
+            </w:pPr>
+            <w:r>
+              <w:rPr>
+                <w:rFonts w:ascii="Aptos" w:hAnsi="Aptos"/>
+                <w:b w:val="0"/>
+                <w:i w:val="0"/>
+                <w:sz w:val="22"/>
+              </w:rPr>
+            </w:r>
+          </w:p>
+        </w:tc>
+      </w:tr>
+      <w:tr>
+        <w:tc>
+          <w:tcPr>
+            <w:tcW w:type="dxa" w:w="680"/>
+          </w:tcPr>
+          <w:p>
+            <w:pPr>
+              <w:spacing w:before="20" w:after="20"/>
+            </w:pPr>
+            <w:r>
+              <w:rPr>
+                <w:rFonts w:ascii="Aptos" w:hAnsi="Aptos"/>
+                <w:b w:val="0"/>
+                <w:i w:val="0"/>
+                <w:sz w:val="22"/>
+              </w:rPr>
+              <w:t>34.</w:t>
+            </w:r>
+          </w:p>
+        </w:tc>
+        <w:tc>
+          <w:tcPr>
+            <w:tcW w:type="dxa" w:w="4536"/>
+          </w:tcPr>
+          <w:p>
+            <w:pPr>
+              <w:spacing w:before="20" w:after="20"/>
+            </w:pPr>
+            <w:r>
+              <w:rPr>
+                <w:rFonts w:ascii="Aptos" w:hAnsi="Aptos"/>
+                <w:b w:val="0"/>
+                <w:i w:val="0"/>
+                <w:sz w:val="22"/>
+              </w:rPr>
+              <w:t>Metoda Kano</w:t>
+            </w:r>
+          </w:p>
+        </w:tc>
+        <w:tc>
+          <w:tcPr>
+            <w:tcW w:type="dxa" w:w="4252"/>
+          </w:tcPr>
+          <w:p>
+            <w:pPr>
+              <w:spacing w:before="20" w:after="20"/>
+            </w:pPr>
+            <w:r>
+              <w:rPr>
+                <w:rFonts w:ascii="Aptos" w:hAnsi="Aptos"/>
+                <w:b w:val="0"/>
+                <w:i w:val="0"/>
+                <w:sz w:val="22"/>
+              </w:rPr>
+            </w:r>
+          </w:p>
+        </w:tc>
+      </w:tr>
+      <w:tr>
+        <w:tc>
+          <w:tcPr>
+            <w:tcW w:type="dxa" w:w="680"/>
+          </w:tcPr>
+          <w:p>
+            <w:pPr>
+              <w:spacing w:before="20" w:after="20"/>
+            </w:pPr>
+            <w:r>
+              <w:rPr>
+                <w:rFonts w:ascii="Aptos" w:hAnsi="Aptos"/>
+                <w:b w:val="0"/>
+                <w:i w:val="0"/>
+                <w:sz w:val="22"/>
+              </w:rPr>
+              <w:t>35.</w:t>
+            </w:r>
+          </w:p>
+        </w:tc>
+        <w:tc>
+          <w:tcPr>
+            <w:tcW w:type="dxa" w:w="4536"/>
+          </w:tcPr>
+          <w:p>
+            <w:pPr>
+              <w:spacing w:before="20" w:after="20"/>
+            </w:pPr>
+            <w:r>
+              <w:rPr>
+                <w:rFonts w:ascii="Aptos" w:hAnsi="Aptos"/>
+                <w:b w:val="0"/>
+                <w:i w:val="0"/>
+                <w:sz w:val="22"/>
+              </w:rPr>
+              <w:t>Wybrane techniki oceny wariantów i wspomagania</w:t>
+            </w:r>
+          </w:p>
+        </w:tc>
+        <w:tc>
+          <w:tcPr>
+            <w:tcW w:type="dxa" w:w="4252"/>
+          </w:tcPr>
+          <w:p>
+            <w:pPr>
+              <w:spacing w:before="20" w:after="20"/>
+            </w:pPr>
+            <w:r>
+              <w:rPr>
+                <w:rFonts w:ascii="Aptos" w:hAnsi="Aptos"/>
+                <w:b w:val="0"/>
+                <w:i w:val="0"/>
+                <w:sz w:val="22"/>
+              </w:rPr>
+            </w:r>
+          </w:p>
+        </w:tc>
+      </w:tr>
+      <w:tr>
+        <w:tc>
+          <w:tcPr>
+            <w:tcW w:type="dxa" w:w="680"/>
+          </w:tcPr>
+          <w:p>
+            <w:pPr>
+              <w:spacing w:before="20" w:after="20"/>
+            </w:pPr>
+            <w:r>
+              <w:rPr>
+                <w:rFonts w:ascii="Aptos" w:hAnsi="Aptos"/>
+                <w:b w:val="0"/>
+                <w:i w:val="0"/>
+                <w:sz w:val="22"/>
+              </w:rPr>
+              <w:t>36.</w:t>
+            </w:r>
+          </w:p>
+        </w:tc>
+        <w:tc>
+          <w:tcPr>
+            <w:tcW w:type="dxa" w:w="4536"/>
+          </w:tcPr>
+          <w:p>
+            <w:pPr>
+              <w:spacing w:before="20" w:after="20"/>
+            </w:pPr>
+            <w:r>
+              <w:rPr>
+                <w:rFonts w:ascii="Aptos" w:hAnsi="Aptos"/>
+                <w:b w:val="0"/>
+                <w:i w:val="0"/>
+                <w:sz w:val="22"/>
+              </w:rPr>
+              <w:t>decyzji</w:t>
+            </w:r>
+          </w:p>
+        </w:tc>
+        <w:tc>
+          <w:tcPr>
+            <w:tcW w:type="dxa" w:w="4252"/>
+          </w:tcPr>
+          <w:p>
+            <w:pPr>
+              <w:spacing w:before="20" w:after="20"/>
+            </w:pPr>
+            <w:r>
+              <w:rPr>
+                <w:rFonts w:ascii="Aptos" w:hAnsi="Aptos"/>
+                <w:b w:val="0"/>
+                <w:i w:val="0"/>
+                <w:sz w:val="22"/>
+              </w:rPr>
+            </w:r>
+          </w:p>
+        </w:tc>
+      </w:tr>
+      <w:tr>
+        <w:tc>
+          <w:tcPr>
+            <w:tcW w:type="dxa" w:w="680"/>
+          </w:tcPr>
+          <w:p>
+            <w:pPr>
+              <w:spacing w:before="20" w:after="20"/>
+            </w:pPr>
+            <w:r>
+              <w:rPr>
+                <w:rFonts w:ascii="Aptos" w:hAnsi="Aptos"/>
+                <w:b w:val="0"/>
+                <w:i w:val="0"/>
+                <w:sz w:val="22"/>
+              </w:rPr>
+              <w:t>37.</w:t>
+            </w:r>
+          </w:p>
+        </w:tc>
+        <w:tc>
+          <w:tcPr>
+            <w:tcW w:type="dxa" w:w="4536"/>
+          </w:tcPr>
+          <w:p>
+            <w:pPr>
+              <w:spacing w:before="20" w:after="20"/>
+            </w:pPr>
+            <w:r>
+              <w:rPr>
+                <w:rFonts w:ascii="Aptos" w:hAnsi="Aptos"/>
+                <w:b w:val="0"/>
+                <w:i w:val="0"/>
+                <w:sz w:val="22"/>
+              </w:rPr>
+              <w:t>Indywidualne generowanie pomysłów do problemu (mindmapping, analiza</w:t>
+            </w:r>
+          </w:p>
+        </w:tc>
+        <w:tc>
+          <w:tcPr>
+            <w:tcW w:type="dxa" w:w="4252"/>
+          </w:tcPr>
+          <w:p>
+            <w:pPr>
+              <w:spacing w:before="20" w:after="20"/>
+            </w:pPr>
+            <w:r>
+              <w:rPr>
+                <w:rFonts w:ascii="Aptos" w:hAnsi="Aptos"/>
+                <w:b w:val="0"/>
+                <w:i w:val="0"/>
+                <w:sz w:val="22"/>
+              </w:rPr>
+            </w:r>
+          </w:p>
+        </w:tc>
+      </w:tr>
+      <w:tr>
+        <w:tc>
+          <w:tcPr>
+            <w:tcW w:type="dxa" w:w="680"/>
+          </w:tcPr>
+          <w:p>
+            <w:pPr>
+              <w:spacing w:before="20" w:after="20"/>
+            </w:pPr>
+            <w:r>
+              <w:rPr>
+                <w:rFonts w:ascii="Aptos" w:hAnsi="Aptos"/>
+                <w:b w:val="0"/>
+                <w:i w:val="0"/>
+                <w:sz w:val="22"/>
+              </w:rPr>
+              <w:t>38.</w:t>
+            </w:r>
+          </w:p>
+        </w:tc>
+        <w:tc>
+          <w:tcPr>
+            <w:tcW w:type="dxa" w:w="4536"/>
+          </w:tcPr>
+          <w:p>
+            <w:pPr>
+              <w:spacing w:before="20" w:after="20"/>
+            </w:pPr>
+            <w:r>
+              <w:rPr>
+                <w:rFonts w:ascii="Aptos" w:hAnsi="Aptos"/>
+                <w:b w:val="0"/>
+                <w:i w:val="0"/>
+                <w:sz w:val="22"/>
+              </w:rPr>
+              <w:t>morfologiczna)</w:t>
+            </w:r>
+          </w:p>
+        </w:tc>
+        <w:tc>
+          <w:tcPr>
+            <w:tcW w:type="dxa" w:w="4252"/>
+          </w:tcPr>
+          <w:p>
+            <w:pPr>
+              <w:spacing w:before="20" w:after="20"/>
+            </w:pPr>
+            <w:r>
+              <w:rPr>
+                <w:rFonts w:ascii="Aptos" w:hAnsi="Aptos"/>
+                <w:b w:val="0"/>
+                <w:i w:val="0"/>
+                <w:sz w:val="22"/>
+              </w:rPr>
+            </w:r>
+          </w:p>
+        </w:tc>
+      </w:tr>
+      <w:tr>
+        <w:tc>
+          <w:tcPr>
+            <w:tcW w:type="dxa" w:w="680"/>
+          </w:tcPr>
+          <w:p>
+            <w:pPr>
+              <w:spacing w:before="20" w:after="20"/>
+            </w:pPr>
+            <w:r>
+              <w:rPr>
+                <w:rFonts w:ascii="Aptos" w:hAnsi="Aptos"/>
+                <w:b w:val="0"/>
+                <w:i w:val="0"/>
+                <w:sz w:val="22"/>
+              </w:rPr>
+              <w:t>39.</w:t>
+            </w:r>
+          </w:p>
+        </w:tc>
+        <w:tc>
+          <w:tcPr>
+            <w:tcW w:type="dxa" w:w="4536"/>
+          </w:tcPr>
+          <w:p>
+            <w:pPr>
+              <w:spacing w:before="20" w:after="20"/>
+            </w:pPr>
+            <w:r>
+              <w:rPr>
+                <w:rFonts w:ascii="Aptos" w:hAnsi="Aptos"/>
+                <w:b w:val="0"/>
+                <w:i w:val="0"/>
+                <w:sz w:val="22"/>
+              </w:rPr>
+              <w:t>Generowanie pomysłów: burza mózgów,</w:t>
+            </w:r>
+          </w:p>
+        </w:tc>
+        <w:tc>
+          <w:tcPr>
+            <w:tcW w:type="dxa" w:w="4252"/>
+          </w:tcPr>
+          <w:p>
+            <w:pPr>
+              <w:spacing w:before="20" w:after="20"/>
+            </w:pPr>
+            <w:r>
+              <w:rPr>
+                <w:rFonts w:ascii="Aptos" w:hAnsi="Aptos"/>
+                <w:b w:val="0"/>
+                <w:i w:val="0"/>
+                <w:sz w:val="22"/>
+              </w:rPr>
+            </w:r>
+          </w:p>
+        </w:tc>
+      </w:tr>
+      <w:tr>
+        <w:tc>
+          <w:tcPr>
+            <w:tcW w:type="dxa" w:w="680"/>
+          </w:tcPr>
+          <w:p>
+            <w:pPr>
+              <w:spacing w:before="20" w:after="20"/>
+            </w:pPr>
+            <w:r>
+              <w:rPr>
+                <w:rFonts w:ascii="Aptos" w:hAnsi="Aptos"/>
+                <w:b w:val="0"/>
+                <w:i w:val="0"/>
+                <w:sz w:val="22"/>
+              </w:rPr>
+              <w:t>40.</w:t>
+            </w:r>
+          </w:p>
+        </w:tc>
+        <w:tc>
+          <w:tcPr>
+            <w:tcW w:type="dxa" w:w="4536"/>
+          </w:tcPr>
+          <w:p>
+            <w:pPr>
+              <w:spacing w:before="20" w:after="20"/>
+            </w:pPr>
+            <w:r>
+              <w:rPr>
+                <w:rFonts w:ascii="Aptos" w:hAnsi="Aptos"/>
+                <w:b w:val="0"/>
+                <w:i w:val="0"/>
+                <w:sz w:val="22"/>
+              </w:rPr>
+              <w:t>MindMapping, deBono</w:t>
+            </w:r>
+          </w:p>
+        </w:tc>
+        <w:tc>
+          <w:tcPr>
+            <w:tcW w:type="dxa" w:w="4252"/>
+          </w:tcPr>
+          <w:p>
+            <w:pPr>
+              <w:spacing w:before="20" w:after="20"/>
+            </w:pPr>
+            <w:r>
+              <w:rPr>
+                <w:rFonts w:ascii="Aptos" w:hAnsi="Aptos"/>
+                <w:b w:val="0"/>
+                <w:i w:val="0"/>
+                <w:sz w:val="22"/>
+              </w:rPr>
+            </w:r>
+          </w:p>
+        </w:tc>
+      </w:tr>
+      <w:tr>
+        <w:tc>
+          <w:tcPr>
+            <w:tcW w:type="dxa" w:w="680"/>
+          </w:tcPr>
+          <w:p>
+            <w:pPr>
+              <w:spacing w:before="20" w:after="20"/>
+            </w:pPr>
+            <w:r>
+              <w:rPr>
+                <w:rFonts w:ascii="Aptos" w:hAnsi="Aptos"/>
+                <w:b w:val="0"/>
+                <w:i w:val="0"/>
+                <w:sz w:val="22"/>
+              </w:rPr>
+              <w:t>41.</w:t>
+            </w:r>
+          </w:p>
+        </w:tc>
+        <w:tc>
+          <w:tcPr>
+            <w:tcW w:type="dxa" w:w="4536"/>
+          </w:tcPr>
+          <w:p>
+            <w:pPr>
+              <w:spacing w:before="20" w:after="20"/>
+            </w:pPr>
+            <w:r>
+              <w:rPr>
+                <w:rFonts w:ascii="Aptos" w:hAnsi="Aptos"/>
+                <w:b w:val="0"/>
+                <w:i w:val="0"/>
+                <w:sz w:val="22"/>
+              </w:rPr>
+              <w:t>Zespołowe generowanie pomysłów:</w:t>
+            </w:r>
+          </w:p>
+        </w:tc>
+        <w:tc>
+          <w:tcPr>
+            <w:tcW w:type="dxa" w:w="4252"/>
+          </w:tcPr>
+          <w:p>
+            <w:pPr>
+              <w:spacing w:before="20" w:after="20"/>
+            </w:pPr>
+            <w:r>
+              <w:rPr>
+                <w:rFonts w:ascii="Aptos" w:hAnsi="Aptos"/>
+                <w:b w:val="0"/>
+                <w:i w:val="0"/>
+                <w:sz w:val="22"/>
+              </w:rPr>
+            </w:r>
+          </w:p>
+        </w:tc>
+      </w:tr>
+      <w:tr>
+        <w:tc>
+          <w:tcPr>
+            <w:tcW w:type="dxa" w:w="680"/>
+          </w:tcPr>
+          <w:p>
+            <w:pPr>
+              <w:spacing w:before="20" w:after="20"/>
+            </w:pPr>
+            <w:r>
+              <w:rPr>
+                <w:rFonts w:ascii="Aptos" w:hAnsi="Aptos"/>
+                <w:b w:val="0"/>
+                <w:i w:val="0"/>
+                <w:sz w:val="22"/>
+              </w:rPr>
+              <w:t>42.</w:t>
+            </w:r>
+          </w:p>
+        </w:tc>
+        <w:tc>
+          <w:tcPr>
+            <w:tcW w:type="dxa" w:w="4536"/>
+          </w:tcPr>
+          <w:p>
+            <w:pPr>
+              <w:spacing w:before="20" w:after="20"/>
+            </w:pPr>
+            <w:r>
+              <w:rPr>
+                <w:rFonts w:ascii="Aptos" w:hAnsi="Aptos"/>
+                <w:b w:val="0"/>
+                <w:i w:val="0"/>
+                <w:sz w:val="22"/>
+              </w:rPr>
+              <w:t>burza mózgów i metoda 6 kapeluszy</w:t>
+            </w:r>
+          </w:p>
+        </w:tc>
+        <w:tc>
+          <w:tcPr>
+            <w:tcW w:type="dxa" w:w="4252"/>
+          </w:tcPr>
+          <w:p>
+            <w:pPr>
+              <w:spacing w:before="20" w:after="20"/>
+            </w:pPr>
+            <w:r>
+              <w:rPr>
+                <w:rFonts w:ascii="Aptos" w:hAnsi="Aptos"/>
+                <w:b w:val="0"/>
+                <w:i w:val="0"/>
+                <w:sz w:val="22"/>
+              </w:rPr>
+            </w:r>
+          </w:p>
+        </w:tc>
+      </w:tr>
+      <w:tr>
+        <w:tc>
+          <w:tcPr>
+            <w:tcW w:type="dxa" w:w="680"/>
+          </w:tcPr>
+          <w:p>
+            <w:pPr>
+              <w:spacing w:before="20" w:after="20"/>
+            </w:pPr>
+            <w:r>
+              <w:rPr>
+                <w:rFonts w:ascii="Aptos" w:hAnsi="Aptos"/>
+                <w:b w:val="0"/>
+                <w:i w:val="0"/>
+                <w:sz w:val="22"/>
+              </w:rPr>
+              <w:t>43.</w:t>
+            </w:r>
+          </w:p>
+        </w:tc>
+        <w:tc>
+          <w:tcPr>
+            <w:tcW w:type="dxa" w:w="4536"/>
+          </w:tcPr>
+          <w:p>
+            <w:pPr>
+              <w:spacing w:before="20" w:after="20"/>
+            </w:pPr>
+            <w:r>
+              <w:rPr>
+                <w:rFonts w:ascii="Aptos" w:hAnsi="Aptos"/>
+                <w:b w:val="0"/>
+                <w:i w:val="0"/>
+                <w:sz w:val="22"/>
+              </w:rPr>
+              <w:t>Wybrane techniki oceny wariantów i wspomagania</w:t>
+            </w:r>
+          </w:p>
+        </w:tc>
+        <w:tc>
+          <w:tcPr>
+            <w:tcW w:type="dxa" w:w="4252"/>
+          </w:tcPr>
+          <w:p>
+            <w:pPr>
+              <w:spacing w:before="20" w:after="20"/>
+            </w:pPr>
+            <w:r>
+              <w:rPr>
+                <w:rFonts w:ascii="Aptos" w:hAnsi="Aptos"/>
+                <w:b w:val="0"/>
+                <w:i w:val="0"/>
+                <w:sz w:val="22"/>
+              </w:rPr>
+            </w:r>
+          </w:p>
+        </w:tc>
+      </w:tr>
+      <w:tr>
+        <w:tc>
+          <w:tcPr>
+            <w:tcW w:type="dxa" w:w="680"/>
+          </w:tcPr>
+          <w:p>
+            <w:pPr>
+              <w:spacing w:before="20" w:after="20"/>
+            </w:pPr>
+            <w:r>
+              <w:rPr>
+                <w:rFonts w:ascii="Aptos" w:hAnsi="Aptos"/>
+                <w:b w:val="0"/>
+                <w:i w:val="0"/>
+                <w:sz w:val="22"/>
+              </w:rPr>
+              <w:t>44.</w:t>
+            </w:r>
+          </w:p>
+        </w:tc>
+        <w:tc>
+          <w:tcPr>
+            <w:tcW w:type="dxa" w:w="4536"/>
+          </w:tcPr>
+          <w:p>
+            <w:pPr>
+              <w:spacing w:before="20" w:after="20"/>
+            </w:pPr>
+            <w:r>
+              <w:rPr>
+                <w:rFonts w:ascii="Aptos" w:hAnsi="Aptos"/>
+                <w:b w:val="0"/>
+                <w:i w:val="0"/>
+                <w:sz w:val="22"/>
+              </w:rPr>
+              <w:t>decyzji</w:t>
+            </w:r>
+          </w:p>
+        </w:tc>
+        <w:tc>
+          <w:tcPr>
+            <w:tcW w:type="dxa" w:w="4252"/>
+          </w:tcPr>
+          <w:p>
+            <w:pPr>
+              <w:spacing w:before="20" w:after="20"/>
+            </w:pPr>
+            <w:r>
+              <w:rPr>
+                <w:rFonts w:ascii="Aptos" w:hAnsi="Aptos"/>
+                <w:b w:val="0"/>
+                <w:i w:val="0"/>
+                <w:sz w:val="22"/>
+              </w:rPr>
+            </w:r>
+          </w:p>
+        </w:tc>
+      </w:tr>
+      <w:tr>
+        <w:tc>
+          <w:tcPr>
+            <w:tcW w:type="dxa" w:w="680"/>
+          </w:tcPr>
+          <w:p>
+            <w:pPr>
+              <w:spacing w:before="20" w:after="20"/>
+            </w:pPr>
+            <w:r>
+              <w:rPr>
+                <w:rFonts w:ascii="Aptos" w:hAnsi="Aptos"/>
+                <w:b w:val="0"/>
+                <w:i w:val="0"/>
+                <w:sz w:val="22"/>
+              </w:rPr>
+              <w:t>45.</w:t>
+            </w:r>
+          </w:p>
+        </w:tc>
+        <w:tc>
+          <w:tcPr>
+            <w:tcW w:type="dxa" w:w="4536"/>
+          </w:tcPr>
+          <w:p>
+            <w:pPr>
+              <w:spacing w:before="20" w:after="20"/>
+            </w:pPr>
+            <w:r>
+              <w:rPr>
+                <w:rFonts w:ascii="Aptos" w:hAnsi="Aptos"/>
+                <w:b w:val="0"/>
+                <w:i w:val="0"/>
+                <w:sz w:val="22"/>
+              </w:rPr>
+              <w:t>Metody oceny wariantów; testowanie wygenerowanych rozwiązań</w:t>
+            </w:r>
+          </w:p>
+        </w:tc>
+        <w:tc>
+          <w:tcPr>
+            <w:tcW w:type="dxa" w:w="4252"/>
+          </w:tcPr>
+          <w:p>
+            <w:pPr>
+              <w:spacing w:before="20" w:after="20"/>
+            </w:pPr>
+            <w:r>
+              <w:rPr>
+                <w:rFonts w:ascii="Aptos" w:hAnsi="Aptos"/>
+                <w:b w:val="0"/>
+                <w:i w:val="0"/>
+                <w:sz w:val="22"/>
+              </w:rPr>
+            </w:r>
+          </w:p>
+        </w:tc>
+      </w:tr>
+      <w:tr>
+        <w:tc>
+          <w:tcPr>
+            <w:tcW w:type="dxa" w:w="680"/>
+          </w:tcPr>
+          <w:p>
+            <w:pPr>
+              <w:spacing w:before="20" w:after="20"/>
+            </w:pPr>
+            <w:r>
+              <w:rPr>
+                <w:rFonts w:ascii="Aptos" w:hAnsi="Aptos"/>
+                <w:b w:val="0"/>
+                <w:i w:val="0"/>
+                <w:sz w:val="22"/>
+              </w:rPr>
+              <w:t>46.</w:t>
+            </w:r>
+          </w:p>
+        </w:tc>
+        <w:tc>
+          <w:tcPr>
+            <w:tcW w:type="dxa" w:w="4536"/>
+          </w:tcPr>
+          <w:p>
+            <w:pPr>
+              <w:spacing w:before="20" w:after="20"/>
+            </w:pPr>
+            <w:r>
+              <w:rPr>
+                <w:rFonts w:ascii="Aptos" w:hAnsi="Aptos"/>
+                <w:b w:val="0"/>
+                <w:i w:val="0"/>
+                <w:sz w:val="22"/>
+              </w:rPr>
+              <w:t>Organizacja kreatywnej pracy zespołowej</w:t>
+            </w:r>
+          </w:p>
+        </w:tc>
+        <w:tc>
+          <w:tcPr>
+            <w:tcW w:type="dxa" w:w="4252"/>
+          </w:tcPr>
+          <w:p>
+            <w:pPr>
+              <w:spacing w:before="20" w:after="20"/>
+            </w:pPr>
+            <w:r>
+              <w:rPr>
+                <w:rFonts w:ascii="Aptos" w:hAnsi="Aptos"/>
+                <w:b w:val="0"/>
+                <w:i w:val="0"/>
+                <w:sz w:val="22"/>
+              </w:rPr>
+            </w:r>
+          </w:p>
+        </w:tc>
+      </w:tr>
+      <w:tr>
+        <w:tc>
+          <w:tcPr>
+            <w:tcW w:type="dxa" w:w="680"/>
+          </w:tcPr>
+          <w:p>
+            <w:pPr>
+              <w:spacing w:before="20" w:after="20"/>
+            </w:pPr>
+            <w:r>
+              <w:rPr>
+                <w:rFonts w:ascii="Aptos" w:hAnsi="Aptos"/>
+                <w:b w:val="0"/>
+                <w:i w:val="0"/>
+                <w:sz w:val="22"/>
+              </w:rPr>
+              <w:t>47.</w:t>
+            </w:r>
+          </w:p>
+        </w:tc>
+        <w:tc>
+          <w:tcPr>
+            <w:tcW w:type="dxa" w:w="4536"/>
+          </w:tcPr>
+          <w:p>
+            <w:pPr>
+              <w:spacing w:before="20" w:after="20"/>
+            </w:pPr>
+            <w:r>
+              <w:rPr>
+                <w:rFonts w:ascii="Aptos" w:hAnsi="Aptos"/>
+                <w:b w:val="0"/>
+                <w:i w:val="0"/>
+                <w:sz w:val="22"/>
+              </w:rPr>
+              <w:t>Ocena potencjału motywacyjnego</w:t>
+            </w:r>
+          </w:p>
+        </w:tc>
+        <w:tc>
+          <w:tcPr>
+            <w:tcW w:type="dxa" w:w="4252"/>
+          </w:tcPr>
+          <w:p>
+            <w:pPr>
+              <w:spacing w:before="20" w:after="20"/>
+            </w:pPr>
+            <w:r>
+              <w:rPr>
+                <w:rFonts w:ascii="Aptos" w:hAnsi="Aptos"/>
+                <w:b w:val="0"/>
+                <w:i w:val="0"/>
+                <w:sz w:val="22"/>
+              </w:rPr>
+            </w:r>
+          </w:p>
+        </w:tc>
+      </w:tr>
+      <w:tr>
+        <w:tc>
+          <w:tcPr>
+            <w:tcW w:type="dxa" w:w="680"/>
+          </w:tcPr>
+          <w:p>
+            <w:pPr>
+              <w:spacing w:before="20" w:after="20"/>
+            </w:pPr>
+            <w:r>
+              <w:rPr>
+                <w:rFonts w:ascii="Aptos" w:hAnsi="Aptos"/>
+                <w:b w:val="0"/>
+                <w:i w:val="0"/>
+                <w:sz w:val="22"/>
+              </w:rPr>
+              <w:t>48.</w:t>
+            </w:r>
+          </w:p>
+        </w:tc>
+        <w:tc>
+          <w:tcPr>
+            <w:tcW w:type="dxa" w:w="4536"/>
+          </w:tcPr>
+          <w:p>
+            <w:pPr>
+              <w:spacing w:before="20" w:after="20"/>
+            </w:pPr>
+            <w:r>
+              <w:rPr>
+                <w:rFonts w:ascii="Aptos" w:hAnsi="Aptos"/>
+                <w:b w:val="0"/>
+                <w:i w:val="0"/>
+                <w:sz w:val="22"/>
+              </w:rPr>
+              <w:t>personelu; analiza i dopracowywanie własnego CV, SWOT osobisty</w:t>
+            </w:r>
+          </w:p>
+        </w:tc>
+        <w:tc>
+          <w:tcPr>
+            <w:tcW w:type="dxa" w:w="4252"/>
+          </w:tcPr>
+          <w:p>
+            <w:pPr>
+              <w:spacing w:before="20" w:after="20"/>
+            </w:pPr>
+            <w:r>
+              <w:rPr>
+                <w:rFonts w:ascii="Aptos" w:hAnsi="Aptos"/>
+                <w:b w:val="0"/>
+                <w:i w:val="0"/>
+                <w:sz w:val="22"/>
+              </w:rPr>
+            </w:r>
+          </w:p>
+        </w:tc>
+      </w:tr>
+      <w:tr>
+        <w:tc>
+          <w:tcPr>
+            <w:tcW w:type="dxa" w:w="680"/>
+          </w:tcPr>
+          <w:p>
+            <w:pPr>
+              <w:spacing w:before="20" w:after="20"/>
+            </w:pPr>
+            <w:r>
+              <w:rPr>
+                <w:rFonts w:ascii="Aptos" w:hAnsi="Aptos"/>
+                <w:b w:val="0"/>
+                <w:i w:val="0"/>
+                <w:sz w:val="22"/>
+              </w:rPr>
+              <w:t>49.</w:t>
+            </w:r>
+          </w:p>
+        </w:tc>
+        <w:tc>
+          <w:tcPr>
+            <w:tcW w:type="dxa" w:w="4536"/>
+          </w:tcPr>
+          <w:p>
+            <w:pPr>
+              <w:spacing w:before="20" w:after="20"/>
+            </w:pPr>
+            <w:r>
+              <w:rPr>
+                <w:rFonts w:ascii="Aptos" w:hAnsi="Aptos"/>
+                <w:b w:val="0"/>
+                <w:i w:val="0"/>
+                <w:sz w:val="22"/>
+              </w:rPr>
+              <w:t>Zarządzanie wiedzą i innowacjami w organizacji</w:t>
+            </w:r>
+          </w:p>
+        </w:tc>
+        <w:tc>
+          <w:tcPr>
+            <w:tcW w:type="dxa" w:w="4252"/>
+          </w:tcPr>
+          <w:p>
+            <w:pPr>
+              <w:spacing w:before="20" w:after="20"/>
+            </w:pPr>
+            <w:r>
+              <w:rPr>
+                <w:rFonts w:ascii="Aptos" w:hAnsi="Aptos"/>
+                <w:b w:val="0"/>
+                <w:i w:val="0"/>
+                <w:sz w:val="22"/>
+              </w:rPr>
+            </w:r>
+          </w:p>
+        </w:tc>
+      </w:tr>
+      <w:tr>
+        <w:tc>
+          <w:tcPr>
+            <w:tcW w:type="dxa" w:w="680"/>
+          </w:tcPr>
+          <w:p>
+            <w:pPr>
+              <w:spacing w:before="20" w:after="20"/>
+            </w:pPr>
+            <w:r>
+              <w:rPr>
+                <w:rFonts w:ascii="Aptos" w:hAnsi="Aptos"/>
+                <w:b w:val="0"/>
+                <w:i w:val="0"/>
+                <w:sz w:val="22"/>
+              </w:rPr>
+              <w:t>50.</w:t>
+            </w:r>
+          </w:p>
+        </w:tc>
+        <w:tc>
+          <w:tcPr>
+            <w:tcW w:type="dxa" w:w="4536"/>
+          </w:tcPr>
+          <w:p>
+            <w:pPr>
+              <w:spacing w:before="20" w:after="20"/>
+            </w:pPr>
+            <w:r>
+              <w:rPr>
+                <w:rFonts w:ascii="Aptos" w:hAnsi="Aptos"/>
+                <w:b w:val="0"/>
+                <w:i w:val="0"/>
+                <w:sz w:val="22"/>
+              </w:rPr>
+              <w:t>Zasady efektywnej komunikacji;</w:t>
+            </w:r>
+          </w:p>
+        </w:tc>
+        <w:tc>
+          <w:tcPr>
+            <w:tcW w:type="dxa" w:w="4252"/>
+          </w:tcPr>
+          <w:p>
+            <w:pPr>
+              <w:spacing w:before="20" w:after="20"/>
+            </w:pPr>
+            <w:r>
+              <w:rPr>
+                <w:rFonts w:ascii="Aptos" w:hAnsi="Aptos"/>
+                <w:b w:val="0"/>
+                <w:i w:val="0"/>
+                <w:sz w:val="22"/>
+              </w:rPr>
+            </w:r>
+          </w:p>
+        </w:tc>
+      </w:tr>
+      <w:tr>
+        <w:tc>
+          <w:tcPr>
+            <w:tcW w:type="dxa" w:w="680"/>
+          </w:tcPr>
+          <w:p>
+            <w:pPr>
+              <w:spacing w:before="20" w:after="20"/>
+            </w:pPr>
+            <w:r>
+              <w:rPr>
+                <w:rFonts w:ascii="Aptos" w:hAnsi="Aptos"/>
+                <w:b w:val="0"/>
+                <w:i w:val="0"/>
+                <w:sz w:val="22"/>
+              </w:rPr>
+              <w:t>51.</w:t>
+            </w:r>
+          </w:p>
+        </w:tc>
+        <w:tc>
+          <w:tcPr>
+            <w:tcW w:type="dxa" w:w="4536"/>
+          </w:tcPr>
+          <w:p>
+            <w:pPr>
+              <w:spacing w:before="20" w:after="20"/>
+            </w:pPr>
+            <w:r>
+              <w:rPr>
+                <w:rFonts w:ascii="Aptos" w:hAnsi="Aptos"/>
+                <w:b w:val="0"/>
+                <w:i w:val="0"/>
+                <w:sz w:val="22"/>
+              </w:rPr>
+              <w:t>Prezentacja rozwiązań projektowych</w:t>
+            </w:r>
+          </w:p>
+        </w:tc>
+        <w:tc>
+          <w:tcPr>
+            <w:tcW w:type="dxa" w:w="4252"/>
+          </w:tcPr>
+          <w:p>
+            <w:pPr>
+              <w:spacing w:before="20" w:after="20"/>
+            </w:pPr>
+            <w:r>
+              <w:rPr>
+                <w:rFonts w:ascii="Aptos" w:hAnsi="Aptos"/>
+                <w:b w:val="0"/>
+                <w:i w:val="0"/>
+                <w:sz w:val="22"/>
+              </w:rPr>
+            </w:r>
+          </w:p>
+        </w:tc>
+      </w:tr>
+    </w:tbl>
+    <w:tbl>
+      <w:tblPr>
+        <w:tblW w:type="auto" w:w="0"/>
+        <w:tblLook w:firstColumn="1" w:firstRow="1" w:lastColumn="0" w:lastRow="0" w:noHBand="0" w:noVBand="1" w:val="04A0"/>
+        <w:tblBorders>
+          <w:top w:val="single" w:sz="4" w:space="0" w:color="000000"/>
+          <w:left w:val="single" w:sz="4" w:space="0" w:color="000000"/>
+          <w:bottom w:val="single" w:sz="4" w:space="0" w:color="000000"/>
+          <w:right w:val="single" w:sz="4" w:space="0" w:color="000000"/>
+          <w:insideH w:val="single" w:sz="4" w:space="0" w:color="000000"/>
+          <w:insideV w:val="single" w:sz="4" w:space="0" w:color="000000"/>
+        </w:tblBorders>
+        <w:tblW w:w="5000" w:type="pct"/>
+      </w:tblPr>
+      <w:tblGrid>
+        <w:gridCol w:w="9972"/>
+      </w:tblGrid>
+      <w:tr>
+        <w:tc>
+          <w:tcPr>
+            <w:tcW w:type="dxa" w:w="9972"/>
+            <w:shd w:val="clear" w:color="auto" w:fill="D9D9D9"/>
+          </w:tcPr>
+          <w:p>
+            <w:pPr>
+              <w:spacing w:before="20" w:after="20"/>
+            </w:pPr>
+            <w:r>
+              <w:rPr>
+                <w:rFonts w:ascii="Aptos" w:hAnsi="Aptos"/>
+                <w:b/>
+                <w:i w:val="0"/>
+                <w:sz w:val="22"/>
+              </w:rPr>
+              <w:t>16.  Elektroniczne materiały dydaktyczne</w:t>
+            </w:r>
+          </w:p>
+        </w:tc>
+      </w:tr>
+      <w:tr>
+        <w:tc>
+          <w:tcPr>
+            <w:tcW w:type="dxa" w:w="9972"/>
+          </w:tcPr>
+          <w:p>
+            <w:pPr>
+              <w:spacing w:before="20" w:after="20"/>
+            </w:pPr>
+            <w:r>
+              <w:rPr>
+                <w:rFonts w:ascii="Aptos" w:hAnsi="Aptos"/>
+                <w:b w:val="0"/>
+                <w:i w:val="0"/>
+                <w:sz w:val="22"/>
+              </w:rPr>
+            </w:r>
+          </w:p>
+        </w:tc>
+      </w:tr>
+    </w:tbl>
+    <w:tbl>
+      <w:tblPr>
+        <w:tblW w:type="auto" w:w="0"/>
+        <w:tblLook w:firstColumn="1" w:firstRow="1" w:lastColumn="0" w:lastRow="0" w:noHBand="0" w:noVBand="1" w:val="04A0"/>
+        <w:tblBorders>
+          <w:top w:val="single" w:sz="4" w:space="0" w:color="000000"/>
+          <w:left w:val="single" w:sz="4" w:space="0" w:color="000000"/>
+          <w:bottom w:val="single" w:sz="4" w:space="0" w:color="000000"/>
+          <w:right w:val="single" w:sz="4" w:space="0" w:color="000000"/>
+          <w:insideH w:val="single" w:sz="4" w:space="0" w:color="000000"/>
+          <w:insideV w:val="single" w:sz="4" w:space="0" w:color="000000"/>
+        </w:tblBorders>
+        <w:tblW w:w="5000" w:type="pct"/>
+      </w:tblPr>
+      <w:tblGrid>
+        <w:gridCol w:w="9972"/>
+      </w:tblGrid>
+      <w:tr>
+        <w:tc>
+          <w:tcPr>
+            <w:tcW w:type="dxa" w:w="9972"/>
+            <w:shd w:val="clear" w:color="auto" w:fill="D9D9D9"/>
+          </w:tcPr>
+          <w:p>
+            <w:pPr>
+              <w:spacing w:before="20" w:after="20"/>
+            </w:pPr>
+            <w:r>
+              <w:rPr>
+                <w:rFonts w:ascii="Aptos" w:hAnsi="Aptos"/>
+                <w:b/>
+                <w:i w:val="0"/>
+                <w:sz w:val="22"/>
+              </w:rPr>
+              <w:t>17.  Wykaz literatury</w:t>
+            </w:r>
+          </w:p>
+        </w:tc>
+      </w:tr>
+      <w:tr>
+        <w:tc>
+          <w:tcPr>
+            <w:tcW w:type="dxa" w:w="9972"/>
+            <w:shd w:val="clear" w:color="auto" w:fill="D9D9D9"/>
+          </w:tcPr>
+          <w:p>
+            <w:pPr>
+              <w:spacing w:before="20" w:after="20"/>
+            </w:pPr>
+            <w:r>
+              <w:rPr>
+                <w:rFonts w:ascii="Aptos" w:hAnsi="Aptos"/>
+                <w:b w:val="0"/>
+                <w:i w:val="0"/>
+                <w:sz w:val="16"/>
+              </w:rPr>
+              <w:t>Literatura wymagana do ostatecznego zaliczenia zajęć, wykorzystywana podczas zajęć oraz studiowana samodzielnie przez studenta:</w:t>
+            </w:r>
+          </w:p>
+        </w:tc>
+      </w:tr>
+      <w:tr>
+        <w:tc>
+          <w:tcPr>
+            <w:tcW w:type="dxa" w:w="9972"/>
+          </w:tcPr>
+          <w:p>
+            <w:pPr>
+              <w:spacing w:before="20" w:after="20"/>
+            </w:pPr>
+            <w:r>
+              <w:rPr>
+                <w:rFonts w:ascii="Aptos" w:hAnsi="Aptos"/>
+                <w:sz w:val="22"/>
+              </w:rPr>
+              <w:t>1. Kosieradzka, A., Szopiński, T., Stanisławiak, E., Głażewska, I., Kąkol, U., Smagowicz, J. (2021). Metody i techniki pobudzania kreatywności w organizacji i zarządzaniu. Warszawa: PWN. ISBN 978-83-01-21845-0.</w:t>
+            </w:r>
+          </w:p>
+          <w:p>
+            <w:pPr>
+              <w:spacing w:before="20" w:after="20"/>
+            </w:pPr>
+            <w:r>
+              <w:rPr>
+                <w:rFonts w:ascii="Aptos" w:hAnsi="Aptos"/>
+                <w:sz w:val="22"/>
+              </w:rPr>
+              <w:t>2. Kosieradzka, A. (2019). Zarządzanie produktywnością w przedsiębiorstwie. Kraków: edu-Libri. ISBN 978-83-63804-04-6.</w:t>
+            </w:r>
+          </w:p>
+        </w:tc>
+      </w:tr>
+      <w:tr>
+        <w:tc>
+          <w:tcPr>
+            <w:tcW w:type="dxa" w:w="9972"/>
+            <w:shd w:val="clear" w:color="auto" w:fill="D9D9D9"/>
+          </w:tcPr>
+          <w:p>
+            <w:pPr>
+              <w:spacing w:before="20" w:after="20"/>
+            </w:pPr>
+            <w:r>
+              <w:rPr>
+                <w:rFonts w:ascii="Aptos" w:hAnsi="Aptos"/>
+                <w:b w:val="0"/>
+                <w:i w:val="0"/>
+                <w:sz w:val="16"/>
+              </w:rPr>
+              <w:t>Literatura uzupełniająca:</w:t>
+            </w:r>
+          </w:p>
+        </w:tc>
+      </w:tr>
+      <w:tr>
+        <w:tc>
+          <w:tcPr>
+            <w:tcW w:type="dxa" w:w="9972"/>
+          </w:tcPr>
+          <w:p>
+            <w:pPr>
+              <w:spacing w:before="20" w:after="20"/>
+            </w:pPr>
+            <w:r>
+              <w:rPr>
+                <w:rFonts w:ascii="Aptos" w:hAnsi="Aptos"/>
+                <w:sz w:val="22"/>
+              </w:rPr>
+              <w:t>1. Szmidt, K. J. (2021). Teoria i praktyka twórczości: Od badań do edukacji kreatywnej. Łódź: Wydawnictwo Uniwersytetu Łódzkiego. ISBN: 978-83-8142-929-0</w:t>
+            </w:r>
+          </w:p>
+          <w:p>
+            <w:pPr>
+              <w:spacing w:before="20" w:after="20"/>
+            </w:pPr>
+            <w:r>
+              <w:rPr>
+                <w:rFonts w:ascii="Aptos" w:hAnsi="Aptos"/>
+                <w:sz w:val="22"/>
+              </w:rPr>
+              <w:t>2. Penc-Pietrzak, I. (2019). Kreatywność w zarządzaniu. Nowe wyzwania dla liderów organizacji. Warszawa: Difin. ISBN: 978-83-8085-882-2</w:t>
+            </w:r>
+          </w:p>
+          <w:p>
+            <w:pPr>
+              <w:spacing w:before="20" w:after="20"/>
+            </w:pPr>
+            <w:r>
+              <w:rPr>
+                <w:rFonts w:ascii="Aptos" w:hAnsi="Aptos"/>
+                <w:sz w:val="22"/>
+              </w:rPr>
+              <w:t>3. Trzebiński, J., &amp; Siemieńska, R. (2020). Twórcze rozwiązywanie problemów: Podstawy teoretyczne i zastosowania praktyczne. Warszawa: PWN. ISBN: 978-83-01-21489-7</w:t>
+            </w:r>
+          </w:p>
+          <w:p>
+            <w:pPr>
+              <w:spacing w:before="20" w:after="20"/>
+            </w:pPr>
+            <w:r>
+              <w:rPr>
+                <w:rFonts w:ascii="Aptos" w:hAnsi="Aptos"/>
+                <w:sz w:val="22"/>
+              </w:rPr>
+              <w:t>4. Nęcka, E., Orzechowski, J., &amp; Słabosz, A. (2019). Kreatywność: Procesy poznawcze, osobowość, środowisko. Warszawa: PWN. ISBN: 978-83-01-20526-0</w:t>
             </w:r>
           </w:p>
         </w:tc>
@@ -2000,7 +5308,7 @@
                 <w:i w:val="0"/>
                 <w:sz w:val="22"/>
               </w:rPr>
-              <w:t>15.  Treści programowe poszczególnych zajęć:</w:t>
+              <w:t>18.  Wiedza nabywana / dostarczana uczestnikom w trakcie realizacji przedmiotu</w:t>
             </w:r>
           </w:p>
         </w:tc>
@@ -2020,9 +5328,9 @@
                 <w:rFonts w:ascii="Aptos" w:hAnsi="Aptos"/>
                 <w:b/>
                 <w:i w:val="0"/>
-                <w:sz w:val="16"/>
-              </w:rPr>
-              <w:t>Nr zajęć</w:t>
+                <w:sz w:val="18"/>
+              </w:rPr>
+              <w:t>Kierunkowe efekty uczenia się (kody)</w:t>
             </w:r>
           </w:p>
         </w:tc>
@@ -2040,9 +5348,9 @@
                 <w:rFonts w:ascii="Aptos" w:hAnsi="Aptos"/>
                 <w:b/>
                 <w:i w:val="0"/>
-                <w:sz w:val="16"/>
-              </w:rPr>
-              <w:t>Wykład</w:t>
+                <w:sz w:val="18"/>
+              </w:rPr>
+              <w:t>Przedmiotowy efekt uczenia się</w:t>
             </w:r>
           </w:p>
         </w:tc>
@@ -2060,9 +5368,9 @@
                 <w:rFonts w:ascii="Aptos" w:hAnsi="Aptos"/>
                 <w:b/>
                 <w:i w:val="0"/>
-                <w:sz w:val="16"/>
-              </w:rPr>
-              <w:t>Ćwiczenia / Laboratorium / Pracownia</w:t>
+                <w:sz w:val="18"/>
+              </w:rPr>
+              <w:t>Metody weryfikacji osiągnięcia efektu uczenia się</w:t>
             </w:r>
           </w:p>
         </w:tc>
@@ -2083,7 +5391,7 @@
                 <w:i w:val="0"/>
                 <w:sz w:val="22"/>
               </w:rPr>
-              <w:t>1.</w:t>
+              <w:t>K_W17</w:t>
             </w:r>
           </w:p>
         </w:tc>
@@ -2102,7 +5410,7 @@
                 <w:i w:val="0"/>
                 <w:sz w:val="22"/>
               </w:rPr>
-              <w:t>Wykład</w:t>
+              <w:t>Student zna i rozumie podstawowe zagadnienia planowania przedsięwzięcia informatycznego: wstępną ocenę ekonomiczną, analizę wykonalności, aspekty społeczne i środowiskowe projektu IT. [K_W17]</w:t>
             </w:r>
           </w:p>
         </w:tc>
@@ -2121,6 +5429,7 @@
                 <w:i w:val="0"/>
                 <w:sz w:val="22"/>
               </w:rPr>
+              <w:t>analiza tekstów z dyskusją; rozwiązywanie zadań; burza mózgów; praca grupowa nad projektem z wykorzystaniem nowoczesnych technik informatycznych; warsztaty; Kryteria oceny; ćwiczenia związane z tematyką wykładu; opracowania obliczeniowe i koncepcyjne; ocena sporządzonego sprawozdania; brak</w:t>
             </w:r>
           </w:p>
         </w:tc>
@@ -2141,7 +5450,7 @@
                 <w:i w:val="0"/>
                 <w:sz w:val="22"/>
               </w:rPr>
-              <w:t>2.</w:t>
+              <w:t>K_W19</w:t>
             </w:r>
           </w:p>
         </w:tc>
@@ -2160,7 +5469,7 @@
                 <w:i w:val="0"/>
                 <w:sz w:val="22"/>
               </w:rPr>
-              <w:t>Ćwiczenia</w:t>
+              <w:t>Student zna i rozumie podstawowe problemy etyczne, społeczne i zawodowe informatyki: odpowiedzialność zawodowa, prawo autorskie, licencjonowanie oprogramowania i ochrona własności intelektualnej. [K_W19]</w:t>
             </w:r>
           </w:p>
         </w:tc>
@@ -2179,6 +5488,7 @@
                 <w:i w:val="0"/>
                 <w:sz w:val="22"/>
               </w:rPr>
+              <w:t>analiza tekstów z dyskusją; rozwiązywanie zadań; burza mózgów; praca grupowa nad projektem z wykorzystaniem nowoczesnych technik informatycznych; warsztaty; Kryteria oceny; ćwiczenia związane z tematyką wykładu; opracowania obliczeniowe i koncepcyjne; ocena sporządzonego sprawozdania; brak</w:t>
             </w:r>
           </w:p>
         </w:tc>
@@ -2199,7 +5509,7 @@
                 <w:i w:val="0"/>
                 <w:sz w:val="22"/>
               </w:rPr>
-              <w:t>3.</w:t>
+              <w:t>K_W20</w:t>
             </w:r>
           </w:p>
         </w:tc>
@@ -2218,7 +5528,7 @@
                 <w:i w:val="0"/>
                 <w:sz w:val="22"/>
               </w:rPr>
-              <w:t>Kreatywność menedżerska</w:t>
+              <w:t>Student zna i rozumie ogólne zasady tworzenia przedsiębiorczości w IT: modele biznesowe, formy prawne działalności, zasady komercjalizacji rozwiązań informatycznych i pozyskiwania finansowania. [K_W20]</w:t>
             </w:r>
           </w:p>
         </w:tc>
@@ -2237,3020 +5547,7 @@
                 <w:i w:val="0"/>
                 <w:sz w:val="22"/>
               </w:rPr>
-            </w:r>
-          </w:p>
-        </w:tc>
-      </w:tr>
-      <w:tr>
-        <w:tc>
-          <w:tcPr>
-            <w:tcW w:type="dxa" w:w="3324"/>
-          </w:tcPr>
-          <w:p>
-            <w:pPr>
-              <w:spacing w:before="20" w:after="20"/>
-            </w:pPr>
-            <w:r>
-              <w:rPr>
-                <w:rFonts w:ascii="Aptos" w:hAnsi="Aptos"/>
-                <w:b w:val="0"/>
-                <w:i w:val="0"/>
-                <w:sz w:val="22"/>
-              </w:rPr>
-              <w:t>4.</w:t>
-            </w:r>
-          </w:p>
-        </w:tc>
-        <w:tc>
-          <w:tcPr>
-            <w:tcW w:type="dxa" w:w="3324"/>
-          </w:tcPr>
-          <w:p>
-            <w:pPr>
-              <w:spacing w:before="20" w:after="20"/>
-            </w:pPr>
-            <w:r>
-              <w:rPr>
-                <w:rFonts w:ascii="Aptos" w:hAnsi="Aptos"/>
-                <w:b w:val="0"/>
-                <w:i w:val="0"/>
-                <w:sz w:val="22"/>
-              </w:rPr>
-              <w:t>Profil osoby kreatywnej i przedsiębiorczej</w:t>
-            </w:r>
-          </w:p>
-        </w:tc>
-        <w:tc>
-          <w:tcPr>
-            <w:tcW w:type="dxa" w:w="3324"/>
-          </w:tcPr>
-          <w:p>
-            <w:pPr>
-              <w:spacing w:before="20" w:after="20"/>
-            </w:pPr>
-            <w:r>
-              <w:rPr>
-                <w:rFonts w:ascii="Aptos" w:hAnsi="Aptos"/>
-                <w:b w:val="0"/>
-                <w:i w:val="0"/>
-                <w:sz w:val="22"/>
-              </w:rPr>
-            </w:r>
-          </w:p>
-        </w:tc>
-      </w:tr>
-      <w:tr>
-        <w:tc>
-          <w:tcPr>
-            <w:tcW w:type="dxa" w:w="3324"/>
-          </w:tcPr>
-          <w:p>
-            <w:pPr>
-              <w:spacing w:before="20" w:after="20"/>
-            </w:pPr>
-            <w:r>
-              <w:rPr>
-                <w:rFonts w:ascii="Aptos" w:hAnsi="Aptos"/>
-                <w:b w:val="0"/>
-                <w:i w:val="0"/>
-                <w:sz w:val="22"/>
-              </w:rPr>
-              <w:t>5.</w:t>
-            </w:r>
-          </w:p>
-        </w:tc>
-        <w:tc>
-          <w:tcPr>
-            <w:tcW w:type="dxa" w:w="3324"/>
-          </w:tcPr>
-          <w:p>
-            <w:pPr>
-              <w:spacing w:before="20" w:after="20"/>
-            </w:pPr>
-            <w:r>
-              <w:rPr>
-                <w:rFonts w:ascii="Aptos" w:hAnsi="Aptos"/>
-                <w:b w:val="0"/>
-                <w:i w:val="0"/>
-                <w:sz w:val="22"/>
-              </w:rPr>
-              <w:t>Istota i motywy przedsiębiorczości gospodarczej</w:t>
-            </w:r>
-          </w:p>
-        </w:tc>
-        <w:tc>
-          <w:tcPr>
-            <w:tcW w:type="dxa" w:w="3324"/>
-          </w:tcPr>
-          <w:p>
-            <w:pPr>
-              <w:spacing w:before="20" w:after="20"/>
-            </w:pPr>
-            <w:r>
-              <w:rPr>
-                <w:rFonts w:ascii="Aptos" w:hAnsi="Aptos"/>
-                <w:b w:val="0"/>
-                <w:i w:val="0"/>
-                <w:sz w:val="22"/>
-              </w:rPr>
-            </w:r>
-          </w:p>
-        </w:tc>
-      </w:tr>
-      <w:tr>
-        <w:tc>
-          <w:tcPr>
-            <w:tcW w:type="dxa" w:w="3324"/>
-          </w:tcPr>
-          <w:p>
-            <w:pPr>
-              <w:spacing w:before="20" w:after="20"/>
-            </w:pPr>
-            <w:r>
-              <w:rPr>
-                <w:rFonts w:ascii="Aptos" w:hAnsi="Aptos"/>
-                <w:b w:val="0"/>
-                <w:i w:val="0"/>
-                <w:sz w:val="22"/>
-              </w:rPr>
-              <w:t>6.</w:t>
-            </w:r>
-          </w:p>
-        </w:tc>
-        <w:tc>
-          <w:tcPr>
-            <w:tcW w:type="dxa" w:w="3324"/>
-          </w:tcPr>
-          <w:p>
-            <w:pPr>
-              <w:spacing w:before="20" w:after="20"/>
-            </w:pPr>
-            <w:r>
-              <w:rPr>
-                <w:rFonts w:ascii="Aptos" w:hAnsi="Aptos"/>
-                <w:b w:val="0"/>
-                <w:i w:val="0"/>
-                <w:sz w:val="22"/>
-              </w:rPr>
-              <w:t>Tworzenie i analiza ścieżki doświadczeń dla wybranego produktu / usługi (praca z szablonem</w:t>
-            </w:r>
-          </w:p>
-        </w:tc>
-        <w:tc>
-          <w:tcPr>
-            <w:tcW w:type="dxa" w:w="3324"/>
-          </w:tcPr>
-          <w:p>
-            <w:pPr>
-              <w:spacing w:before="20" w:after="20"/>
-            </w:pPr>
-            <w:r>
-              <w:rPr>
-                <w:rFonts w:ascii="Aptos" w:hAnsi="Aptos"/>
-                <w:b w:val="0"/>
-                <w:i w:val="0"/>
-                <w:sz w:val="22"/>
-              </w:rPr>
-            </w:r>
-          </w:p>
-        </w:tc>
-      </w:tr>
-      <w:tr>
-        <w:tc>
-          <w:tcPr>
-            <w:tcW w:type="dxa" w:w="3324"/>
-          </w:tcPr>
-          <w:p>
-            <w:pPr>
-              <w:spacing w:before="20" w:after="20"/>
-            </w:pPr>
-            <w:r>
-              <w:rPr>
-                <w:rFonts w:ascii="Aptos" w:hAnsi="Aptos"/>
-                <w:b w:val="0"/>
-                <w:i w:val="0"/>
-                <w:sz w:val="22"/>
-              </w:rPr>
-              <w:t>7.</w:t>
-            </w:r>
-          </w:p>
-        </w:tc>
-        <w:tc>
-          <w:tcPr>
-            <w:tcW w:type="dxa" w:w="3324"/>
-          </w:tcPr>
-          <w:p>
-            <w:pPr>
-              <w:spacing w:before="20" w:after="20"/>
-            </w:pPr>
-            <w:r>
-              <w:rPr>
-                <w:rFonts w:ascii="Aptos" w:hAnsi="Aptos"/>
-                <w:b w:val="0"/>
-                <w:i w:val="0"/>
-                <w:sz w:val="22"/>
-              </w:rPr>
-              <w:t>customer journey map)</w:t>
-            </w:r>
-          </w:p>
-        </w:tc>
-        <w:tc>
-          <w:tcPr>
-            <w:tcW w:type="dxa" w:w="3324"/>
-          </w:tcPr>
-          <w:p>
-            <w:pPr>
-              <w:spacing w:before="20" w:after="20"/>
-            </w:pPr>
-            <w:r>
-              <w:rPr>
-                <w:rFonts w:ascii="Aptos" w:hAnsi="Aptos"/>
-                <w:b w:val="0"/>
-                <w:i w:val="0"/>
-                <w:sz w:val="22"/>
-              </w:rPr>
-            </w:r>
-          </w:p>
-        </w:tc>
-      </w:tr>
-      <w:tr>
-        <w:tc>
-          <w:tcPr>
-            <w:tcW w:type="dxa" w:w="3324"/>
-          </w:tcPr>
-          <w:p>
-            <w:pPr>
-              <w:spacing w:before="20" w:after="20"/>
-            </w:pPr>
-            <w:r>
-              <w:rPr>
-                <w:rFonts w:ascii="Aptos" w:hAnsi="Aptos"/>
-                <w:b w:val="0"/>
-                <w:i w:val="0"/>
-                <w:sz w:val="22"/>
-              </w:rPr>
-              <w:t>8.</w:t>
-            </w:r>
-          </w:p>
-        </w:tc>
-        <w:tc>
-          <w:tcPr>
-            <w:tcW w:type="dxa" w:w="3324"/>
-          </w:tcPr>
-          <w:p>
-            <w:pPr>
-              <w:spacing w:before="20" w:after="20"/>
-            </w:pPr>
-            <w:r>
-              <w:rPr>
-                <w:rFonts w:ascii="Aptos" w:hAnsi="Aptos"/>
-                <w:b w:val="0"/>
-                <w:i w:val="0"/>
-                <w:sz w:val="22"/>
-              </w:rPr>
-              <w:t>Metody graficzne i analityczne w diagnozowaniu</w:t>
-            </w:r>
-          </w:p>
-        </w:tc>
-        <w:tc>
-          <w:tcPr>
-            <w:tcW w:type="dxa" w:w="3324"/>
-          </w:tcPr>
-          <w:p>
-            <w:pPr>
-              <w:spacing w:before="20" w:after="20"/>
-            </w:pPr>
-            <w:r>
-              <w:rPr>
-                <w:rFonts w:ascii="Aptos" w:hAnsi="Aptos"/>
-                <w:b w:val="0"/>
-                <w:i w:val="0"/>
-                <w:sz w:val="22"/>
-              </w:rPr>
-            </w:r>
-          </w:p>
-        </w:tc>
-      </w:tr>
-      <w:tr>
-        <w:tc>
-          <w:tcPr>
-            <w:tcW w:type="dxa" w:w="3324"/>
-          </w:tcPr>
-          <w:p>
-            <w:pPr>
-              <w:spacing w:before="20" w:after="20"/>
-            </w:pPr>
-            <w:r>
-              <w:rPr>
-                <w:rFonts w:ascii="Aptos" w:hAnsi="Aptos"/>
-                <w:b w:val="0"/>
-                <w:i w:val="0"/>
-                <w:sz w:val="22"/>
-              </w:rPr>
-              <w:t>9.</w:t>
-            </w:r>
-          </w:p>
-        </w:tc>
-        <w:tc>
-          <w:tcPr>
-            <w:tcW w:type="dxa" w:w="3324"/>
-          </w:tcPr>
-          <w:p>
-            <w:pPr>
-              <w:spacing w:before="20" w:after="20"/>
-            </w:pPr>
-            <w:r>
-              <w:rPr>
-                <w:rFonts w:ascii="Aptos" w:hAnsi="Aptos"/>
-                <w:b w:val="0"/>
-                <w:i w:val="0"/>
-                <w:sz w:val="22"/>
-              </w:rPr>
-              <w:t>problemu</w:t>
-            </w:r>
-          </w:p>
-        </w:tc>
-        <w:tc>
-          <w:tcPr>
-            <w:tcW w:type="dxa" w:w="3324"/>
-          </w:tcPr>
-          <w:p>
-            <w:pPr>
-              <w:spacing w:before="20" w:after="20"/>
-            </w:pPr>
-            <w:r>
-              <w:rPr>
-                <w:rFonts w:ascii="Aptos" w:hAnsi="Aptos"/>
-                <w:b w:val="0"/>
-                <w:i w:val="0"/>
-                <w:sz w:val="22"/>
-              </w:rPr>
-            </w:r>
-          </w:p>
-        </w:tc>
-      </w:tr>
-      <w:tr>
-        <w:tc>
-          <w:tcPr>
-            <w:tcW w:type="dxa" w:w="3324"/>
-          </w:tcPr>
-          <w:p>
-            <w:pPr>
-              <w:spacing w:before="20" w:after="20"/>
-            </w:pPr>
-            <w:r>
-              <w:rPr>
-                <w:rFonts w:ascii="Aptos" w:hAnsi="Aptos"/>
-                <w:b w:val="0"/>
-                <w:i w:val="0"/>
-                <w:sz w:val="22"/>
-              </w:rPr>
-              <w:t>10.</w:t>
-            </w:r>
-          </w:p>
-        </w:tc>
-        <w:tc>
-          <w:tcPr>
-            <w:tcW w:type="dxa" w:w="3324"/>
-          </w:tcPr>
-          <w:p>
-            <w:pPr>
-              <w:spacing w:before="20" w:after="20"/>
-            </w:pPr>
-            <w:r>
-              <w:rPr>
-                <w:rFonts w:ascii="Aptos" w:hAnsi="Aptos"/>
-                <w:b w:val="0"/>
-                <w:i w:val="0"/>
-                <w:sz w:val="22"/>
-              </w:rPr>
-              <w:t>Odkrywanie możliwości dla produktu innowacyjnego – studium przypadku</w:t>
-            </w:r>
-          </w:p>
-        </w:tc>
-        <w:tc>
-          <w:tcPr>
-            <w:tcW w:type="dxa" w:w="3324"/>
-          </w:tcPr>
-          <w:p>
-            <w:pPr>
-              <w:spacing w:before="20" w:after="20"/>
-            </w:pPr>
-            <w:r>
-              <w:rPr>
-                <w:rFonts w:ascii="Aptos" w:hAnsi="Aptos"/>
-                <w:b w:val="0"/>
-                <w:i w:val="0"/>
-                <w:sz w:val="22"/>
-              </w:rPr>
-            </w:r>
-          </w:p>
-        </w:tc>
-      </w:tr>
-      <w:tr>
-        <w:tc>
-          <w:tcPr>
-            <w:tcW w:type="dxa" w:w="3324"/>
-          </w:tcPr>
-          <w:p>
-            <w:pPr>
-              <w:spacing w:before="20" w:after="20"/>
-            </w:pPr>
-            <w:r>
-              <w:rPr>
-                <w:rFonts w:ascii="Aptos" w:hAnsi="Aptos"/>
-                <w:b w:val="0"/>
-                <w:i w:val="0"/>
-                <w:sz w:val="22"/>
-              </w:rPr>
-              <w:t>11.</w:t>
-            </w:r>
-          </w:p>
-        </w:tc>
-        <w:tc>
-          <w:tcPr>
-            <w:tcW w:type="dxa" w:w="3324"/>
-          </w:tcPr>
-          <w:p>
-            <w:pPr>
-              <w:spacing w:before="20" w:after="20"/>
-            </w:pPr>
-            <w:r>
-              <w:rPr>
-                <w:rFonts w:ascii="Aptos" w:hAnsi="Aptos"/>
-                <w:b w:val="0"/>
-                <w:i w:val="0"/>
-                <w:sz w:val="22"/>
-              </w:rPr>
-              <w:t>Rozpoznawanie szans rynkowych i możliwości</w:t>
-            </w:r>
-          </w:p>
-        </w:tc>
-        <w:tc>
-          <w:tcPr>
-            <w:tcW w:type="dxa" w:w="3324"/>
-          </w:tcPr>
-          <w:p>
-            <w:pPr>
-              <w:spacing w:before="20" w:after="20"/>
-            </w:pPr>
-            <w:r>
-              <w:rPr>
-                <w:rFonts w:ascii="Aptos" w:hAnsi="Aptos"/>
-                <w:b w:val="0"/>
-                <w:i w:val="0"/>
-                <w:sz w:val="22"/>
-              </w:rPr>
-            </w:r>
-          </w:p>
-        </w:tc>
-      </w:tr>
-      <w:tr>
-        <w:tc>
-          <w:tcPr>
-            <w:tcW w:type="dxa" w:w="3324"/>
-          </w:tcPr>
-          <w:p>
-            <w:pPr>
-              <w:spacing w:before="20" w:after="20"/>
-            </w:pPr>
-            <w:r>
-              <w:rPr>
-                <w:rFonts w:ascii="Aptos" w:hAnsi="Aptos"/>
-                <w:b w:val="0"/>
-                <w:i w:val="0"/>
-                <w:sz w:val="22"/>
-              </w:rPr>
-              <w:t>12.</w:t>
-            </w:r>
-          </w:p>
-        </w:tc>
-        <w:tc>
-          <w:tcPr>
-            <w:tcW w:type="dxa" w:w="3324"/>
-          </w:tcPr>
-          <w:p>
-            <w:pPr>
-              <w:spacing w:before="20" w:after="20"/>
-            </w:pPr>
-            <w:r>
-              <w:rPr>
-                <w:rFonts w:ascii="Aptos" w:hAnsi="Aptos"/>
-                <w:b w:val="0"/>
-                <w:i w:val="0"/>
-                <w:sz w:val="22"/>
-              </w:rPr>
-              <w:t>sytuacyjnych</w:t>
-            </w:r>
-          </w:p>
-        </w:tc>
-        <w:tc>
-          <w:tcPr>
-            <w:tcW w:type="dxa" w:w="3324"/>
-          </w:tcPr>
-          <w:p>
-            <w:pPr>
-              <w:spacing w:before="20" w:after="20"/>
-            </w:pPr>
-            <w:r>
-              <w:rPr>
-                <w:rFonts w:ascii="Aptos" w:hAnsi="Aptos"/>
-                <w:b w:val="0"/>
-                <w:i w:val="0"/>
-                <w:sz w:val="22"/>
-              </w:rPr>
-            </w:r>
-          </w:p>
-        </w:tc>
-      </w:tr>
-      <w:tr>
-        <w:tc>
-          <w:tcPr>
-            <w:tcW w:type="dxa" w:w="3324"/>
-          </w:tcPr>
-          <w:p>
-            <w:pPr>
-              <w:spacing w:before="20" w:after="20"/>
-            </w:pPr>
-            <w:r>
-              <w:rPr>
-                <w:rFonts w:ascii="Aptos" w:hAnsi="Aptos"/>
-                <w:b w:val="0"/>
-                <w:i w:val="0"/>
-                <w:sz w:val="22"/>
-              </w:rPr>
-              <w:t>13.</w:t>
-            </w:r>
-          </w:p>
-        </w:tc>
-        <w:tc>
-          <w:tcPr>
-            <w:tcW w:type="dxa" w:w="3324"/>
-          </w:tcPr>
-          <w:p>
-            <w:pPr>
-              <w:spacing w:before="20" w:after="20"/>
-            </w:pPr>
-            <w:r>
-              <w:rPr>
-                <w:rFonts w:ascii="Aptos" w:hAnsi="Aptos"/>
-                <w:b w:val="0"/>
-                <w:i w:val="0"/>
-                <w:sz w:val="22"/>
-              </w:rPr>
-              <w:t>Analiza rozwoju firm innowacyjnych – macierz</w:t>
-            </w:r>
-          </w:p>
-        </w:tc>
-        <w:tc>
-          <w:tcPr>
-            <w:tcW w:type="dxa" w:w="3324"/>
-          </w:tcPr>
-          <w:p>
-            <w:pPr>
-              <w:spacing w:before="20" w:after="20"/>
-            </w:pPr>
-            <w:r>
-              <w:rPr>
-                <w:rFonts w:ascii="Aptos" w:hAnsi="Aptos"/>
-                <w:b w:val="0"/>
-                <w:i w:val="0"/>
-                <w:sz w:val="22"/>
-              </w:rPr>
-            </w:r>
-          </w:p>
-        </w:tc>
-      </w:tr>
-      <w:tr>
-        <w:tc>
-          <w:tcPr>
-            <w:tcW w:type="dxa" w:w="3324"/>
-          </w:tcPr>
-          <w:p>
-            <w:pPr>
-              <w:spacing w:before="20" w:after="20"/>
-            </w:pPr>
-            <w:r>
-              <w:rPr>
-                <w:rFonts w:ascii="Aptos" w:hAnsi="Aptos"/>
-                <w:b w:val="0"/>
-                <w:i w:val="0"/>
-                <w:sz w:val="22"/>
-              </w:rPr>
-              <w:t>14.</w:t>
-            </w:r>
-          </w:p>
-        </w:tc>
-        <w:tc>
-          <w:tcPr>
-            <w:tcW w:type="dxa" w:w="3324"/>
-          </w:tcPr>
-          <w:p>
-            <w:pPr>
-              <w:spacing w:before="20" w:after="20"/>
-            </w:pPr>
-            <w:r>
-              <w:rPr>
-                <w:rFonts w:ascii="Aptos" w:hAnsi="Aptos"/>
-                <w:b w:val="0"/>
-                <w:i w:val="0"/>
-                <w:sz w:val="22"/>
-              </w:rPr>
-              <w:t>kluczowych czynników</w:t>
-            </w:r>
-          </w:p>
-        </w:tc>
-        <w:tc>
-          <w:tcPr>
-            <w:tcW w:type="dxa" w:w="3324"/>
-          </w:tcPr>
-          <w:p>
-            <w:pPr>
-              <w:spacing w:before="20" w:after="20"/>
-            </w:pPr>
-            <w:r>
-              <w:rPr>
-                <w:rFonts w:ascii="Aptos" w:hAnsi="Aptos"/>
-                <w:b w:val="0"/>
-                <w:i w:val="0"/>
-                <w:sz w:val="22"/>
-              </w:rPr>
-            </w:r>
-          </w:p>
-        </w:tc>
-      </w:tr>
-      <w:tr>
-        <w:tc>
-          <w:tcPr>
-            <w:tcW w:type="dxa" w:w="3324"/>
-          </w:tcPr>
-          <w:p>
-            <w:pPr>
-              <w:spacing w:before="20" w:after="20"/>
-            </w:pPr>
-            <w:r>
-              <w:rPr>
-                <w:rFonts w:ascii="Aptos" w:hAnsi="Aptos"/>
-                <w:b w:val="0"/>
-                <w:i w:val="0"/>
-                <w:sz w:val="22"/>
-              </w:rPr>
-              <w:t>15.</w:t>
-            </w:r>
-          </w:p>
-        </w:tc>
-        <w:tc>
-          <w:tcPr>
-            <w:tcW w:type="dxa" w:w="3324"/>
-          </w:tcPr>
-          <w:p>
-            <w:pPr>
-              <w:spacing w:before="20" w:after="20"/>
-            </w:pPr>
-            <w:r>
-              <w:rPr>
-                <w:rFonts w:ascii="Aptos" w:hAnsi="Aptos"/>
-                <w:b w:val="0"/>
-                <w:i w:val="0"/>
-                <w:sz w:val="22"/>
-              </w:rPr>
-              <w:t>Planowanie rozwoju - elementy analizy strategicznej</w:t>
-            </w:r>
-          </w:p>
-        </w:tc>
-        <w:tc>
-          <w:tcPr>
-            <w:tcW w:type="dxa" w:w="3324"/>
-          </w:tcPr>
-          <w:p>
-            <w:pPr>
-              <w:spacing w:before="20" w:after="20"/>
-            </w:pPr>
-            <w:r>
-              <w:rPr>
-                <w:rFonts w:ascii="Aptos" w:hAnsi="Aptos"/>
-                <w:b w:val="0"/>
-                <w:i w:val="0"/>
-                <w:sz w:val="22"/>
-              </w:rPr>
-            </w:r>
-          </w:p>
-        </w:tc>
-      </w:tr>
-      <w:tr>
-        <w:tc>
-          <w:tcPr>
-            <w:tcW w:type="dxa" w:w="3324"/>
-          </w:tcPr>
-          <w:p>
-            <w:pPr>
-              <w:spacing w:before="20" w:after="20"/>
-            </w:pPr>
-            <w:r>
-              <w:rPr>
-                <w:rFonts w:ascii="Aptos" w:hAnsi="Aptos"/>
-                <w:b w:val="0"/>
-                <w:i w:val="0"/>
-                <w:sz w:val="22"/>
-              </w:rPr>
-              <w:t>16.</w:t>
-            </w:r>
-          </w:p>
-        </w:tc>
-        <w:tc>
-          <w:tcPr>
-            <w:tcW w:type="dxa" w:w="3324"/>
-          </w:tcPr>
-          <w:p>
-            <w:pPr>
-              <w:spacing w:before="20" w:after="20"/>
-            </w:pPr>
-            <w:r>
-              <w:rPr>
-                <w:rFonts w:ascii="Aptos" w:hAnsi="Aptos"/>
-                <w:b w:val="0"/>
-                <w:i w:val="0"/>
-                <w:sz w:val="22"/>
-              </w:rPr>
-              <w:t>Wprowadzenie do Design Thinking</w:t>
-            </w:r>
-          </w:p>
-        </w:tc>
-        <w:tc>
-          <w:tcPr>
-            <w:tcW w:type="dxa" w:w="3324"/>
-          </w:tcPr>
-          <w:p>
-            <w:pPr>
-              <w:spacing w:before="20" w:after="20"/>
-            </w:pPr>
-            <w:r>
-              <w:rPr>
-                <w:rFonts w:ascii="Aptos" w:hAnsi="Aptos"/>
-                <w:b w:val="0"/>
-                <w:i w:val="0"/>
-                <w:sz w:val="22"/>
-              </w:rPr>
-            </w:r>
-          </w:p>
-        </w:tc>
-      </w:tr>
-      <w:tr>
-        <w:tc>
-          <w:tcPr>
-            <w:tcW w:type="dxa" w:w="3324"/>
-          </w:tcPr>
-          <w:p>
-            <w:pPr>
-              <w:spacing w:before="20" w:after="20"/>
-            </w:pPr>
-            <w:r>
-              <w:rPr>
-                <w:rFonts w:ascii="Aptos" w:hAnsi="Aptos"/>
-                <w:b w:val="0"/>
-                <w:i w:val="0"/>
-                <w:sz w:val="22"/>
-              </w:rPr>
-              <w:t>17.</w:t>
-            </w:r>
-          </w:p>
-        </w:tc>
-        <w:tc>
-          <w:tcPr>
-            <w:tcW w:type="dxa" w:w="3324"/>
-          </w:tcPr>
-          <w:p>
-            <w:pPr>
-              <w:spacing w:before="20" w:after="20"/>
-            </w:pPr>
-            <w:r>
-              <w:rPr>
-                <w:rFonts w:ascii="Aptos" w:hAnsi="Aptos"/>
-                <w:b w:val="0"/>
-                <w:i w:val="0"/>
-                <w:sz w:val="22"/>
-              </w:rPr>
-              <w:t>Struktury organizacyjne</w:t>
-            </w:r>
-          </w:p>
-        </w:tc>
-        <w:tc>
-          <w:tcPr>
-            <w:tcW w:type="dxa" w:w="3324"/>
-          </w:tcPr>
-          <w:p>
-            <w:pPr>
-              <w:spacing w:before="20" w:after="20"/>
-            </w:pPr>
-            <w:r>
-              <w:rPr>
-                <w:rFonts w:ascii="Aptos" w:hAnsi="Aptos"/>
-                <w:b w:val="0"/>
-                <w:i w:val="0"/>
-                <w:sz w:val="22"/>
-              </w:rPr>
-            </w:r>
-          </w:p>
-        </w:tc>
-      </w:tr>
-      <w:tr>
-        <w:tc>
-          <w:tcPr>
-            <w:tcW w:type="dxa" w:w="3324"/>
-          </w:tcPr>
-          <w:p>
-            <w:pPr>
-              <w:spacing w:before="20" w:after="20"/>
-            </w:pPr>
-            <w:r>
-              <w:rPr>
-                <w:rFonts w:ascii="Aptos" w:hAnsi="Aptos"/>
-                <w:b w:val="0"/>
-                <w:i w:val="0"/>
-                <w:sz w:val="22"/>
-              </w:rPr>
-              <w:t>18.</w:t>
-            </w:r>
-          </w:p>
-        </w:tc>
-        <w:tc>
-          <w:tcPr>
-            <w:tcW w:type="dxa" w:w="3324"/>
-          </w:tcPr>
-          <w:p>
-            <w:pPr>
-              <w:spacing w:before="20" w:after="20"/>
-            </w:pPr>
-            <w:r>
-              <w:rPr>
-                <w:rFonts w:ascii="Aptos" w:hAnsi="Aptos"/>
-                <w:b w:val="0"/>
-                <w:i w:val="0"/>
-                <w:sz w:val="22"/>
-              </w:rPr>
-              <w:t>Wprowadzenie do pracy zespołowej i projektowej</w:t>
-            </w:r>
-          </w:p>
-        </w:tc>
-        <w:tc>
-          <w:tcPr>
-            <w:tcW w:type="dxa" w:w="3324"/>
-          </w:tcPr>
-          <w:p>
-            <w:pPr>
-              <w:spacing w:before="20" w:after="20"/>
-            </w:pPr>
-            <w:r>
-              <w:rPr>
-                <w:rFonts w:ascii="Aptos" w:hAnsi="Aptos"/>
-                <w:b w:val="0"/>
-                <w:i w:val="0"/>
-                <w:sz w:val="22"/>
-              </w:rPr>
-            </w:r>
-          </w:p>
-        </w:tc>
-      </w:tr>
-      <w:tr>
-        <w:tc>
-          <w:tcPr>
-            <w:tcW w:type="dxa" w:w="3324"/>
-          </w:tcPr>
-          <w:p>
-            <w:pPr>
-              <w:spacing w:before="20" w:after="20"/>
-            </w:pPr>
-            <w:r>
-              <w:rPr>
-                <w:rFonts w:ascii="Aptos" w:hAnsi="Aptos"/>
-                <w:b w:val="0"/>
-                <w:i w:val="0"/>
-                <w:sz w:val="22"/>
-              </w:rPr>
-              <w:t>19.</w:t>
-            </w:r>
-          </w:p>
-        </w:tc>
-        <w:tc>
-          <w:tcPr>
-            <w:tcW w:type="dxa" w:w="3324"/>
-          </w:tcPr>
-          <w:p>
-            <w:pPr>
-              <w:spacing w:before="20" w:after="20"/>
-            </w:pPr>
-            <w:r>
-              <w:rPr>
-                <w:rFonts w:ascii="Aptos" w:hAnsi="Aptos"/>
-                <w:b w:val="0"/>
-                <w:i w:val="0"/>
-                <w:sz w:val="22"/>
-              </w:rPr>
-              <w:t>Trening umiejętności pracy w zespole.</w:t>
-            </w:r>
-          </w:p>
-        </w:tc>
-        <w:tc>
-          <w:tcPr>
-            <w:tcW w:type="dxa" w:w="3324"/>
-          </w:tcPr>
-          <w:p>
-            <w:pPr>
-              <w:spacing w:before="20" w:after="20"/>
-            </w:pPr>
-            <w:r>
-              <w:rPr>
-                <w:rFonts w:ascii="Aptos" w:hAnsi="Aptos"/>
-                <w:b w:val="0"/>
-                <w:i w:val="0"/>
-                <w:sz w:val="22"/>
-              </w:rPr>
-            </w:r>
-          </w:p>
-        </w:tc>
-      </w:tr>
-      <w:tr>
-        <w:tc>
-          <w:tcPr>
-            <w:tcW w:type="dxa" w:w="3324"/>
-          </w:tcPr>
-          <w:p>
-            <w:pPr>
-              <w:spacing w:before="20" w:after="20"/>
-            </w:pPr>
-            <w:r>
-              <w:rPr>
-                <w:rFonts w:ascii="Aptos" w:hAnsi="Aptos"/>
-                <w:b w:val="0"/>
-                <w:i w:val="0"/>
-                <w:sz w:val="22"/>
-              </w:rPr>
-              <w:t>20.</w:t>
-            </w:r>
-          </w:p>
-        </w:tc>
-        <w:tc>
-          <w:tcPr>
-            <w:tcW w:type="dxa" w:w="3324"/>
-          </w:tcPr>
-          <w:p>
-            <w:pPr>
-              <w:spacing w:before="20" w:after="20"/>
-            </w:pPr>
-            <w:r>
-              <w:rPr>
-                <w:rFonts w:ascii="Aptos" w:hAnsi="Aptos"/>
-                <w:b w:val="0"/>
-                <w:i w:val="0"/>
-                <w:sz w:val="22"/>
-              </w:rPr>
-              <w:t>Organizowanie procesów i zarządzanie zasobami</w:t>
-            </w:r>
-          </w:p>
-        </w:tc>
-        <w:tc>
-          <w:tcPr>
-            <w:tcW w:type="dxa" w:w="3324"/>
-          </w:tcPr>
-          <w:p>
-            <w:pPr>
-              <w:spacing w:before="20" w:after="20"/>
-            </w:pPr>
-            <w:r>
-              <w:rPr>
-                <w:rFonts w:ascii="Aptos" w:hAnsi="Aptos"/>
-                <w:b w:val="0"/>
-                <w:i w:val="0"/>
-                <w:sz w:val="22"/>
-              </w:rPr>
-            </w:r>
-          </w:p>
-        </w:tc>
-      </w:tr>
-      <w:tr>
-        <w:tc>
-          <w:tcPr>
-            <w:tcW w:type="dxa" w:w="3324"/>
-          </w:tcPr>
-          <w:p>
-            <w:pPr>
-              <w:spacing w:before="20" w:after="20"/>
-            </w:pPr>
-            <w:r>
-              <w:rPr>
-                <w:rFonts w:ascii="Aptos" w:hAnsi="Aptos"/>
-                <w:b w:val="0"/>
-                <w:i w:val="0"/>
-                <w:sz w:val="22"/>
-              </w:rPr>
-              <w:t>21.</w:t>
-            </w:r>
-          </w:p>
-        </w:tc>
-        <w:tc>
-          <w:tcPr>
-            <w:tcW w:type="dxa" w:w="3324"/>
-          </w:tcPr>
-          <w:p>
-            <w:pPr>
-              <w:spacing w:before="20" w:after="20"/>
-            </w:pPr>
-            <w:r>
-              <w:rPr>
-                <w:rFonts w:ascii="Aptos" w:hAnsi="Aptos"/>
-                <w:b w:val="0"/>
-                <w:i w:val="0"/>
-                <w:sz w:val="22"/>
-              </w:rPr>
-              <w:t>Środowiska do komputerowego</w:t>
-            </w:r>
-          </w:p>
-        </w:tc>
-        <w:tc>
-          <w:tcPr>
-            <w:tcW w:type="dxa" w:w="3324"/>
-          </w:tcPr>
-          <w:p>
-            <w:pPr>
-              <w:spacing w:before="20" w:after="20"/>
-            </w:pPr>
-            <w:r>
-              <w:rPr>
-                <w:rFonts w:ascii="Aptos" w:hAnsi="Aptos"/>
-                <w:b w:val="0"/>
-                <w:i w:val="0"/>
-                <w:sz w:val="22"/>
-              </w:rPr>
-            </w:r>
-          </w:p>
-        </w:tc>
-      </w:tr>
-      <w:tr>
-        <w:tc>
-          <w:tcPr>
-            <w:tcW w:type="dxa" w:w="3324"/>
-          </w:tcPr>
-          <w:p>
-            <w:pPr>
-              <w:spacing w:before="20" w:after="20"/>
-            </w:pPr>
-            <w:r>
-              <w:rPr>
-                <w:rFonts w:ascii="Aptos" w:hAnsi="Aptos"/>
-                <w:b w:val="0"/>
-                <w:i w:val="0"/>
-                <w:sz w:val="22"/>
-              </w:rPr>
-              <w:t>22.</w:t>
-            </w:r>
-          </w:p>
-        </w:tc>
-        <w:tc>
-          <w:tcPr>
-            <w:tcW w:type="dxa" w:w="3324"/>
-          </w:tcPr>
-          <w:p>
-            <w:pPr>
-              <w:spacing w:before="20" w:after="20"/>
-            </w:pPr>
-            <w:r>
-              <w:rPr>
-                <w:rFonts w:ascii="Aptos" w:hAnsi="Aptos"/>
-                <w:b w:val="0"/>
-                <w:i w:val="0"/>
-                <w:sz w:val="22"/>
-              </w:rPr>
-              <w:t>wspomagania pracy projektowej i</w:t>
-            </w:r>
-          </w:p>
-        </w:tc>
-        <w:tc>
-          <w:tcPr>
-            <w:tcW w:type="dxa" w:w="3324"/>
-          </w:tcPr>
-          <w:p>
-            <w:pPr>
-              <w:spacing w:before="20" w:after="20"/>
-            </w:pPr>
-            <w:r>
-              <w:rPr>
-                <w:rFonts w:ascii="Aptos" w:hAnsi="Aptos"/>
-                <w:b w:val="0"/>
-                <w:i w:val="0"/>
-                <w:sz w:val="22"/>
-              </w:rPr>
-            </w:r>
-          </w:p>
-        </w:tc>
-      </w:tr>
-      <w:tr>
-        <w:tc>
-          <w:tcPr>
-            <w:tcW w:type="dxa" w:w="3324"/>
-          </w:tcPr>
-          <w:p>
-            <w:pPr>
-              <w:spacing w:before="20" w:after="20"/>
-            </w:pPr>
-            <w:r>
-              <w:rPr>
-                <w:rFonts w:ascii="Aptos" w:hAnsi="Aptos"/>
-                <w:b w:val="0"/>
-                <w:i w:val="0"/>
-                <w:sz w:val="22"/>
-              </w:rPr>
-              <w:t>23.</w:t>
-            </w:r>
-          </w:p>
-        </w:tc>
-        <w:tc>
-          <w:tcPr>
-            <w:tcW w:type="dxa" w:w="3324"/>
-          </w:tcPr>
-          <w:p>
-            <w:pPr>
-              <w:spacing w:before="20" w:after="20"/>
-            </w:pPr>
-            <w:r>
-              <w:rPr>
-                <w:rFonts w:ascii="Aptos" w:hAnsi="Aptos"/>
-                <w:b w:val="0"/>
-                <w:i w:val="0"/>
-                <w:sz w:val="22"/>
-              </w:rPr>
-              <w:t>zespołowej</w:t>
-            </w:r>
-          </w:p>
-        </w:tc>
-        <w:tc>
-          <w:tcPr>
-            <w:tcW w:type="dxa" w:w="3324"/>
-          </w:tcPr>
-          <w:p>
-            <w:pPr>
-              <w:spacing w:before="20" w:after="20"/>
-            </w:pPr>
-            <w:r>
-              <w:rPr>
-                <w:rFonts w:ascii="Aptos" w:hAnsi="Aptos"/>
-                <w:b w:val="0"/>
-                <w:i w:val="0"/>
-                <w:sz w:val="22"/>
-              </w:rPr>
-            </w:r>
-          </w:p>
-        </w:tc>
-      </w:tr>
-      <w:tr>
-        <w:tc>
-          <w:tcPr>
-            <w:tcW w:type="dxa" w:w="3324"/>
-          </w:tcPr>
-          <w:p>
-            <w:pPr>
-              <w:spacing w:before="20" w:after="20"/>
-            </w:pPr>
-            <w:r>
-              <w:rPr>
-                <w:rFonts w:ascii="Aptos" w:hAnsi="Aptos"/>
-                <w:b w:val="0"/>
-                <w:i w:val="0"/>
-                <w:sz w:val="22"/>
-              </w:rPr>
-              <w:t>24.</w:t>
-            </w:r>
-          </w:p>
-        </w:tc>
-        <w:tc>
-          <w:tcPr>
-            <w:tcW w:type="dxa" w:w="3324"/>
-          </w:tcPr>
-          <w:p>
-            <w:pPr>
-              <w:spacing w:before="20" w:after="20"/>
-            </w:pPr>
-            <w:r>
-              <w:rPr>
-                <w:rFonts w:ascii="Aptos" w:hAnsi="Aptos"/>
-                <w:b w:val="0"/>
-                <w:i w:val="0"/>
-                <w:sz w:val="22"/>
-              </w:rPr>
-              <w:t>Kontrolowanie, doskonalenie i zarządzanie jakością</w:t>
-            </w:r>
-          </w:p>
-        </w:tc>
-        <w:tc>
-          <w:tcPr>
-            <w:tcW w:type="dxa" w:w="3324"/>
-          </w:tcPr>
-          <w:p>
-            <w:pPr>
-              <w:spacing w:before="20" w:after="20"/>
-            </w:pPr>
-            <w:r>
-              <w:rPr>
-                <w:rFonts w:ascii="Aptos" w:hAnsi="Aptos"/>
-                <w:b w:val="0"/>
-                <w:i w:val="0"/>
-                <w:sz w:val="22"/>
-              </w:rPr>
-            </w:r>
-          </w:p>
-        </w:tc>
-      </w:tr>
-      <w:tr>
-        <w:tc>
-          <w:tcPr>
-            <w:tcW w:type="dxa" w:w="3324"/>
-          </w:tcPr>
-          <w:p>
-            <w:pPr>
-              <w:spacing w:before="20" w:after="20"/>
-            </w:pPr>
-            <w:r>
-              <w:rPr>
-                <w:rFonts w:ascii="Aptos" w:hAnsi="Aptos"/>
-                <w:b w:val="0"/>
-                <w:i w:val="0"/>
-                <w:sz w:val="22"/>
-              </w:rPr>
-              <w:t>25.</w:t>
-            </w:r>
-          </w:p>
-        </w:tc>
-        <w:tc>
-          <w:tcPr>
-            <w:tcW w:type="dxa" w:w="3324"/>
-          </w:tcPr>
-          <w:p>
-            <w:pPr>
-              <w:spacing w:before="20" w:after="20"/>
-            </w:pPr>
-            <w:r>
-              <w:rPr>
-                <w:rFonts w:ascii="Aptos" w:hAnsi="Aptos"/>
-                <w:b w:val="0"/>
-                <w:i w:val="0"/>
-                <w:sz w:val="22"/>
-              </w:rPr>
-              <w:t>Identyfikacja potrzeb; wprowadzenie do analizy badań zastanych i jakościowych – wywiad,</w:t>
-            </w:r>
-          </w:p>
-        </w:tc>
-        <w:tc>
-          <w:tcPr>
-            <w:tcW w:type="dxa" w:w="3324"/>
-          </w:tcPr>
-          <w:p>
-            <w:pPr>
-              <w:spacing w:before="20" w:after="20"/>
-            </w:pPr>
-            <w:r>
-              <w:rPr>
-                <w:rFonts w:ascii="Aptos" w:hAnsi="Aptos"/>
-                <w:b w:val="0"/>
-                <w:i w:val="0"/>
-                <w:sz w:val="22"/>
-              </w:rPr>
-            </w:r>
-          </w:p>
-        </w:tc>
-      </w:tr>
-      <w:tr>
-        <w:tc>
-          <w:tcPr>
-            <w:tcW w:type="dxa" w:w="3324"/>
-          </w:tcPr>
-          <w:p>
-            <w:pPr>
-              <w:spacing w:before="20" w:after="20"/>
-            </w:pPr>
-            <w:r>
-              <w:rPr>
-                <w:rFonts w:ascii="Aptos" w:hAnsi="Aptos"/>
-                <w:b w:val="0"/>
-                <w:i w:val="0"/>
-                <w:sz w:val="22"/>
-              </w:rPr>
-              <w:t>26.</w:t>
-            </w:r>
-          </w:p>
-        </w:tc>
-        <w:tc>
-          <w:tcPr>
-            <w:tcW w:type="dxa" w:w="3324"/>
-          </w:tcPr>
-          <w:p>
-            <w:pPr>
-              <w:spacing w:before="20" w:after="20"/>
-            </w:pPr>
-            <w:r>
-              <w:rPr>
-                <w:rFonts w:ascii="Aptos" w:hAnsi="Aptos"/>
-                <w:b w:val="0"/>
-                <w:i w:val="0"/>
-                <w:sz w:val="22"/>
-              </w:rPr>
-              <w:t>obserwacja uczestnicząca, netnografia; mapa empatii, Persony</w:t>
-            </w:r>
-          </w:p>
-        </w:tc>
-        <w:tc>
-          <w:tcPr>
-            <w:tcW w:type="dxa" w:w="3324"/>
-          </w:tcPr>
-          <w:p>
-            <w:pPr>
-              <w:spacing w:before="20" w:after="20"/>
-            </w:pPr>
-            <w:r>
-              <w:rPr>
-                <w:rFonts w:ascii="Aptos" w:hAnsi="Aptos"/>
-                <w:b w:val="0"/>
-                <w:i w:val="0"/>
-                <w:sz w:val="22"/>
-              </w:rPr>
-            </w:r>
-          </w:p>
-        </w:tc>
-      </w:tr>
-      <w:tr>
-        <w:tc>
-          <w:tcPr>
-            <w:tcW w:type="dxa" w:w="3324"/>
-          </w:tcPr>
-          <w:p>
-            <w:pPr>
-              <w:spacing w:before="20" w:after="20"/>
-            </w:pPr>
-            <w:r>
-              <w:rPr>
-                <w:rFonts w:ascii="Aptos" w:hAnsi="Aptos"/>
-                <w:b w:val="0"/>
-                <w:i w:val="0"/>
-                <w:sz w:val="22"/>
-              </w:rPr>
-              <w:t>27.</w:t>
-            </w:r>
-          </w:p>
-        </w:tc>
-        <w:tc>
-          <w:tcPr>
-            <w:tcW w:type="dxa" w:w="3324"/>
-          </w:tcPr>
-          <w:p>
-            <w:pPr>
-              <w:spacing w:before="20" w:after="20"/>
-            </w:pPr>
-            <w:r>
-              <w:rPr>
-                <w:rFonts w:ascii="Aptos" w:hAnsi="Aptos"/>
-                <w:b w:val="0"/>
-                <w:i w:val="0"/>
-                <w:sz w:val="22"/>
-              </w:rPr>
-              <w:t>Mała firma – cykl rozwojowy i czynniki sukcesu</w:t>
-            </w:r>
-          </w:p>
-        </w:tc>
-        <w:tc>
-          <w:tcPr>
-            <w:tcW w:type="dxa" w:w="3324"/>
-          </w:tcPr>
-          <w:p>
-            <w:pPr>
-              <w:spacing w:before="20" w:after="20"/>
-            </w:pPr>
-            <w:r>
-              <w:rPr>
-                <w:rFonts w:ascii="Aptos" w:hAnsi="Aptos"/>
-                <w:b w:val="0"/>
-                <w:i w:val="0"/>
-                <w:sz w:val="22"/>
-              </w:rPr>
-            </w:r>
-          </w:p>
-        </w:tc>
-      </w:tr>
-      <w:tr>
-        <w:tc>
-          <w:tcPr>
-            <w:tcW w:type="dxa" w:w="3324"/>
-          </w:tcPr>
-          <w:p>
-            <w:pPr>
-              <w:spacing w:before="20" w:after="20"/>
-            </w:pPr>
-            <w:r>
-              <w:rPr>
-                <w:rFonts w:ascii="Aptos" w:hAnsi="Aptos"/>
-                <w:b w:val="0"/>
-                <w:i w:val="0"/>
-                <w:sz w:val="22"/>
-              </w:rPr>
-              <w:t>28.</w:t>
-            </w:r>
-          </w:p>
-        </w:tc>
-        <w:tc>
-          <w:tcPr>
-            <w:tcW w:type="dxa" w:w="3324"/>
-          </w:tcPr>
-          <w:p>
-            <w:pPr>
-              <w:spacing w:before="20" w:after="20"/>
-            </w:pPr>
-            <w:r>
-              <w:rPr>
-                <w:rFonts w:ascii="Aptos" w:hAnsi="Aptos"/>
-                <w:b w:val="0"/>
-                <w:i w:val="0"/>
-                <w:sz w:val="22"/>
-              </w:rPr>
-              <w:t>Diagnoza problemu:</w:t>
-            </w:r>
-          </w:p>
-        </w:tc>
-        <w:tc>
-          <w:tcPr>
-            <w:tcW w:type="dxa" w:w="3324"/>
-          </w:tcPr>
-          <w:p>
-            <w:pPr>
-              <w:spacing w:before="20" w:after="20"/>
-            </w:pPr>
-            <w:r>
-              <w:rPr>
-                <w:rFonts w:ascii="Aptos" w:hAnsi="Aptos"/>
-                <w:b w:val="0"/>
-                <w:i w:val="0"/>
-                <w:sz w:val="22"/>
-              </w:rPr>
-            </w:r>
-          </w:p>
-        </w:tc>
-      </w:tr>
-      <w:tr>
-        <w:tc>
-          <w:tcPr>
-            <w:tcW w:type="dxa" w:w="3324"/>
-          </w:tcPr>
-          <w:p>
-            <w:pPr>
-              <w:spacing w:before="20" w:after="20"/>
-            </w:pPr>
-            <w:r>
-              <w:rPr>
-                <w:rFonts w:ascii="Aptos" w:hAnsi="Aptos"/>
-                <w:b w:val="0"/>
-                <w:i w:val="0"/>
-                <w:sz w:val="22"/>
-              </w:rPr>
-              <w:t>29.</w:t>
-            </w:r>
-          </w:p>
-        </w:tc>
-        <w:tc>
-          <w:tcPr>
-            <w:tcW w:type="dxa" w:w="3324"/>
-          </w:tcPr>
-          <w:p>
-            <w:pPr>
-              <w:spacing w:before="20" w:after="20"/>
-            </w:pPr>
-            <w:r>
-              <w:rPr>
-                <w:rFonts w:ascii="Aptos" w:hAnsi="Aptos"/>
-                <w:b w:val="0"/>
-                <w:i w:val="0"/>
-                <w:sz w:val="22"/>
-              </w:rPr>
-              <w:t>Metoda 5 x dlaczego</w:t>
-            </w:r>
-          </w:p>
-        </w:tc>
-        <w:tc>
-          <w:tcPr>
-            <w:tcW w:type="dxa" w:w="3324"/>
-          </w:tcPr>
-          <w:p>
-            <w:pPr>
-              <w:spacing w:before="20" w:after="20"/>
-            </w:pPr>
-            <w:r>
-              <w:rPr>
-                <w:rFonts w:ascii="Aptos" w:hAnsi="Aptos"/>
-                <w:b w:val="0"/>
-                <w:i w:val="0"/>
-                <w:sz w:val="22"/>
-              </w:rPr>
-            </w:r>
-          </w:p>
-        </w:tc>
-      </w:tr>
-      <w:tr>
-        <w:tc>
-          <w:tcPr>
-            <w:tcW w:type="dxa" w:w="3324"/>
-          </w:tcPr>
-          <w:p>
-            <w:pPr>
-              <w:spacing w:before="20" w:after="20"/>
-            </w:pPr>
-            <w:r>
-              <w:rPr>
-                <w:rFonts w:ascii="Aptos" w:hAnsi="Aptos"/>
-                <w:b w:val="0"/>
-                <w:i w:val="0"/>
-                <w:sz w:val="22"/>
-              </w:rPr>
-              <w:t>30.</w:t>
-            </w:r>
-          </w:p>
-        </w:tc>
-        <w:tc>
-          <w:tcPr>
-            <w:tcW w:type="dxa" w:w="3324"/>
-          </w:tcPr>
-          <w:p>
-            <w:pPr>
-              <w:spacing w:before="20" w:after="20"/>
-            </w:pPr>
-            <w:r>
-              <w:rPr>
-                <w:rFonts w:ascii="Aptos" w:hAnsi="Aptos"/>
-                <w:b w:val="0"/>
-                <w:i w:val="0"/>
-                <w:sz w:val="22"/>
-              </w:rPr>
-              <w:t>Metoda Pareto-Lorenza i Diagram</w:t>
-            </w:r>
-          </w:p>
-        </w:tc>
-        <w:tc>
-          <w:tcPr>
-            <w:tcW w:type="dxa" w:w="3324"/>
-          </w:tcPr>
-          <w:p>
-            <w:pPr>
-              <w:spacing w:before="20" w:after="20"/>
-            </w:pPr>
-            <w:r>
-              <w:rPr>
-                <w:rFonts w:ascii="Aptos" w:hAnsi="Aptos"/>
-                <w:b w:val="0"/>
-                <w:i w:val="0"/>
-                <w:sz w:val="22"/>
-              </w:rPr>
-            </w:r>
-          </w:p>
-        </w:tc>
-      </w:tr>
-      <w:tr>
-        <w:tc>
-          <w:tcPr>
-            <w:tcW w:type="dxa" w:w="3324"/>
-          </w:tcPr>
-          <w:p>
-            <w:pPr>
-              <w:spacing w:before="20" w:after="20"/>
-            </w:pPr>
-            <w:r>
-              <w:rPr>
-                <w:rFonts w:ascii="Aptos" w:hAnsi="Aptos"/>
-                <w:b w:val="0"/>
-                <w:i w:val="0"/>
-                <w:sz w:val="22"/>
-              </w:rPr>
-              <w:t>31.</w:t>
-            </w:r>
-          </w:p>
-        </w:tc>
-        <w:tc>
-          <w:tcPr>
-            <w:tcW w:type="dxa" w:w="3324"/>
-          </w:tcPr>
-          <w:p>
-            <w:pPr>
-              <w:spacing w:before="20" w:after="20"/>
-            </w:pPr>
-            <w:r>
-              <w:rPr>
-                <w:rFonts w:ascii="Aptos" w:hAnsi="Aptos"/>
-                <w:b w:val="0"/>
-                <w:i w:val="0"/>
-                <w:sz w:val="22"/>
-              </w:rPr>
-              <w:t>Ishikawy</w:t>
-            </w:r>
-          </w:p>
-        </w:tc>
-        <w:tc>
-          <w:tcPr>
-            <w:tcW w:type="dxa" w:w="3324"/>
-          </w:tcPr>
-          <w:p>
-            <w:pPr>
-              <w:spacing w:before="20" w:after="20"/>
-            </w:pPr>
-            <w:r>
-              <w:rPr>
-                <w:rFonts w:ascii="Aptos" w:hAnsi="Aptos"/>
-                <w:b w:val="0"/>
-                <w:i w:val="0"/>
-                <w:sz w:val="22"/>
-              </w:rPr>
-            </w:r>
-          </w:p>
-        </w:tc>
-      </w:tr>
-      <w:tr>
-        <w:tc>
-          <w:tcPr>
-            <w:tcW w:type="dxa" w:w="3324"/>
-          </w:tcPr>
-          <w:p>
-            <w:pPr>
-              <w:spacing w:before="20" w:after="20"/>
-            </w:pPr>
-            <w:r>
-              <w:rPr>
-                <w:rFonts w:ascii="Aptos" w:hAnsi="Aptos"/>
-                <w:b w:val="0"/>
-                <w:i w:val="0"/>
-                <w:sz w:val="22"/>
-              </w:rPr>
-              <w:t>32.</w:t>
-            </w:r>
-          </w:p>
-        </w:tc>
-        <w:tc>
-          <w:tcPr>
-            <w:tcW w:type="dxa" w:w="3324"/>
-          </w:tcPr>
-          <w:p>
-            <w:pPr>
-              <w:spacing w:before="20" w:after="20"/>
-            </w:pPr>
-            <w:r>
-              <w:rPr>
-                <w:rFonts w:ascii="Aptos" w:hAnsi="Aptos"/>
-                <w:b w:val="0"/>
-                <w:i w:val="0"/>
-                <w:sz w:val="22"/>
-              </w:rPr>
-              <w:t>Rysowanie odręczne</w:t>
-            </w:r>
-          </w:p>
-        </w:tc>
-        <w:tc>
-          <w:tcPr>
-            <w:tcW w:type="dxa" w:w="3324"/>
-          </w:tcPr>
-          <w:p>
-            <w:pPr>
-              <w:spacing w:before="20" w:after="20"/>
-            </w:pPr>
-            <w:r>
-              <w:rPr>
-                <w:rFonts w:ascii="Aptos" w:hAnsi="Aptos"/>
-                <w:b w:val="0"/>
-                <w:i w:val="0"/>
-                <w:sz w:val="22"/>
-              </w:rPr>
-            </w:r>
-          </w:p>
-        </w:tc>
-      </w:tr>
-      <w:tr>
-        <w:tc>
-          <w:tcPr>
-            <w:tcW w:type="dxa" w:w="3324"/>
-          </w:tcPr>
-          <w:p>
-            <w:pPr>
-              <w:spacing w:before="20" w:after="20"/>
-            </w:pPr>
-            <w:r>
-              <w:rPr>
-                <w:rFonts w:ascii="Aptos" w:hAnsi="Aptos"/>
-                <w:b w:val="0"/>
-                <w:i w:val="0"/>
-                <w:sz w:val="22"/>
-              </w:rPr>
-              <w:t>33.</w:t>
-            </w:r>
-          </w:p>
-        </w:tc>
-        <w:tc>
-          <w:tcPr>
-            <w:tcW w:type="dxa" w:w="3324"/>
-          </w:tcPr>
-          <w:p>
-            <w:pPr>
-              <w:spacing w:before="20" w:after="20"/>
-            </w:pPr>
-            <w:r>
-              <w:rPr>
-                <w:rFonts w:ascii="Aptos" w:hAnsi="Aptos"/>
-                <w:b w:val="0"/>
-                <w:i w:val="0"/>
-                <w:sz w:val="22"/>
-              </w:rPr>
-              <w:t>Zarządzanie personelem i motywowanie</w:t>
-            </w:r>
-          </w:p>
-        </w:tc>
-        <w:tc>
-          <w:tcPr>
-            <w:tcW w:type="dxa" w:w="3324"/>
-          </w:tcPr>
-          <w:p>
-            <w:pPr>
-              <w:spacing w:before="20" w:after="20"/>
-            </w:pPr>
-            <w:r>
-              <w:rPr>
-                <w:rFonts w:ascii="Aptos" w:hAnsi="Aptos"/>
-                <w:b w:val="0"/>
-                <w:i w:val="0"/>
-                <w:sz w:val="22"/>
-              </w:rPr>
-            </w:r>
-          </w:p>
-        </w:tc>
-      </w:tr>
-      <w:tr>
-        <w:tc>
-          <w:tcPr>
-            <w:tcW w:type="dxa" w:w="3324"/>
-          </w:tcPr>
-          <w:p>
-            <w:pPr>
-              <w:spacing w:before="20" w:after="20"/>
-            </w:pPr>
-            <w:r>
-              <w:rPr>
-                <w:rFonts w:ascii="Aptos" w:hAnsi="Aptos"/>
-                <w:b w:val="0"/>
-                <w:i w:val="0"/>
-                <w:sz w:val="22"/>
-              </w:rPr>
-              <w:t>34.</w:t>
-            </w:r>
-          </w:p>
-        </w:tc>
-        <w:tc>
-          <w:tcPr>
-            <w:tcW w:type="dxa" w:w="3324"/>
-          </w:tcPr>
-          <w:p>
-            <w:pPr>
-              <w:spacing w:before="20" w:after="20"/>
-            </w:pPr>
-            <w:r>
-              <w:rPr>
-                <w:rFonts w:ascii="Aptos" w:hAnsi="Aptos"/>
-                <w:b w:val="0"/>
-                <w:i w:val="0"/>
-                <w:sz w:val="22"/>
-              </w:rPr>
-              <w:t>Metoda Kano</w:t>
-            </w:r>
-          </w:p>
-        </w:tc>
-        <w:tc>
-          <w:tcPr>
-            <w:tcW w:type="dxa" w:w="3324"/>
-          </w:tcPr>
-          <w:p>
-            <w:pPr>
-              <w:spacing w:before="20" w:after="20"/>
-            </w:pPr>
-            <w:r>
-              <w:rPr>
-                <w:rFonts w:ascii="Aptos" w:hAnsi="Aptos"/>
-                <w:b w:val="0"/>
-                <w:i w:val="0"/>
-                <w:sz w:val="22"/>
-              </w:rPr>
-            </w:r>
-          </w:p>
-        </w:tc>
-      </w:tr>
-      <w:tr>
-        <w:tc>
-          <w:tcPr>
-            <w:tcW w:type="dxa" w:w="3324"/>
-          </w:tcPr>
-          <w:p>
-            <w:pPr>
-              <w:spacing w:before="20" w:after="20"/>
-            </w:pPr>
-            <w:r>
-              <w:rPr>
-                <w:rFonts w:ascii="Aptos" w:hAnsi="Aptos"/>
-                <w:b w:val="0"/>
-                <w:i w:val="0"/>
-                <w:sz w:val="22"/>
-              </w:rPr>
-              <w:t>35.</w:t>
-            </w:r>
-          </w:p>
-        </w:tc>
-        <w:tc>
-          <w:tcPr>
-            <w:tcW w:type="dxa" w:w="3324"/>
-          </w:tcPr>
-          <w:p>
-            <w:pPr>
-              <w:spacing w:before="20" w:after="20"/>
-            </w:pPr>
-            <w:r>
-              <w:rPr>
-                <w:rFonts w:ascii="Aptos" w:hAnsi="Aptos"/>
-                <w:b w:val="0"/>
-                <w:i w:val="0"/>
-                <w:sz w:val="22"/>
-              </w:rPr>
-              <w:t>Wybrane techniki oceny wariantów i wspomagania</w:t>
-            </w:r>
-          </w:p>
-        </w:tc>
-        <w:tc>
-          <w:tcPr>
-            <w:tcW w:type="dxa" w:w="3324"/>
-          </w:tcPr>
-          <w:p>
-            <w:pPr>
-              <w:spacing w:before="20" w:after="20"/>
-            </w:pPr>
-            <w:r>
-              <w:rPr>
-                <w:rFonts w:ascii="Aptos" w:hAnsi="Aptos"/>
-                <w:b w:val="0"/>
-                <w:i w:val="0"/>
-                <w:sz w:val="22"/>
-              </w:rPr>
-            </w:r>
-          </w:p>
-        </w:tc>
-      </w:tr>
-      <w:tr>
-        <w:tc>
-          <w:tcPr>
-            <w:tcW w:type="dxa" w:w="3324"/>
-          </w:tcPr>
-          <w:p>
-            <w:pPr>
-              <w:spacing w:before="20" w:after="20"/>
-            </w:pPr>
-            <w:r>
-              <w:rPr>
-                <w:rFonts w:ascii="Aptos" w:hAnsi="Aptos"/>
-                <w:b w:val="0"/>
-                <w:i w:val="0"/>
-                <w:sz w:val="22"/>
-              </w:rPr>
-              <w:t>36.</w:t>
-            </w:r>
-          </w:p>
-        </w:tc>
-        <w:tc>
-          <w:tcPr>
-            <w:tcW w:type="dxa" w:w="3324"/>
-          </w:tcPr>
-          <w:p>
-            <w:pPr>
-              <w:spacing w:before="20" w:after="20"/>
-            </w:pPr>
-            <w:r>
-              <w:rPr>
-                <w:rFonts w:ascii="Aptos" w:hAnsi="Aptos"/>
-                <w:b w:val="0"/>
-                <w:i w:val="0"/>
-                <w:sz w:val="22"/>
-              </w:rPr>
-              <w:t>decyzji</w:t>
-            </w:r>
-          </w:p>
-        </w:tc>
-        <w:tc>
-          <w:tcPr>
-            <w:tcW w:type="dxa" w:w="3324"/>
-          </w:tcPr>
-          <w:p>
-            <w:pPr>
-              <w:spacing w:before="20" w:after="20"/>
-            </w:pPr>
-            <w:r>
-              <w:rPr>
-                <w:rFonts w:ascii="Aptos" w:hAnsi="Aptos"/>
-                <w:b w:val="0"/>
-                <w:i w:val="0"/>
-                <w:sz w:val="22"/>
-              </w:rPr>
-            </w:r>
-          </w:p>
-        </w:tc>
-      </w:tr>
-      <w:tr>
-        <w:tc>
-          <w:tcPr>
-            <w:tcW w:type="dxa" w:w="3324"/>
-          </w:tcPr>
-          <w:p>
-            <w:pPr>
-              <w:spacing w:before="20" w:after="20"/>
-            </w:pPr>
-            <w:r>
-              <w:rPr>
-                <w:rFonts w:ascii="Aptos" w:hAnsi="Aptos"/>
-                <w:b w:val="0"/>
-                <w:i w:val="0"/>
-                <w:sz w:val="22"/>
-              </w:rPr>
-              <w:t>37.</w:t>
-            </w:r>
-          </w:p>
-        </w:tc>
-        <w:tc>
-          <w:tcPr>
-            <w:tcW w:type="dxa" w:w="3324"/>
-          </w:tcPr>
-          <w:p>
-            <w:pPr>
-              <w:spacing w:before="20" w:after="20"/>
-            </w:pPr>
-            <w:r>
-              <w:rPr>
-                <w:rFonts w:ascii="Aptos" w:hAnsi="Aptos"/>
-                <w:b w:val="0"/>
-                <w:i w:val="0"/>
-                <w:sz w:val="22"/>
-              </w:rPr>
-              <w:t>Indywidualne generowanie pomysłów do problemu (mindmapping, analiza</w:t>
-            </w:r>
-          </w:p>
-        </w:tc>
-        <w:tc>
-          <w:tcPr>
-            <w:tcW w:type="dxa" w:w="3324"/>
-          </w:tcPr>
-          <w:p>
-            <w:pPr>
-              <w:spacing w:before="20" w:after="20"/>
-            </w:pPr>
-            <w:r>
-              <w:rPr>
-                <w:rFonts w:ascii="Aptos" w:hAnsi="Aptos"/>
-                <w:b w:val="0"/>
-                <w:i w:val="0"/>
-                <w:sz w:val="22"/>
-              </w:rPr>
-            </w:r>
-          </w:p>
-        </w:tc>
-      </w:tr>
-      <w:tr>
-        <w:tc>
-          <w:tcPr>
-            <w:tcW w:type="dxa" w:w="3324"/>
-          </w:tcPr>
-          <w:p>
-            <w:pPr>
-              <w:spacing w:before="20" w:after="20"/>
-            </w:pPr>
-            <w:r>
-              <w:rPr>
-                <w:rFonts w:ascii="Aptos" w:hAnsi="Aptos"/>
-                <w:b w:val="0"/>
-                <w:i w:val="0"/>
-                <w:sz w:val="22"/>
-              </w:rPr>
-              <w:t>38.</w:t>
-            </w:r>
-          </w:p>
-        </w:tc>
-        <w:tc>
-          <w:tcPr>
-            <w:tcW w:type="dxa" w:w="3324"/>
-          </w:tcPr>
-          <w:p>
-            <w:pPr>
-              <w:spacing w:before="20" w:after="20"/>
-            </w:pPr>
-            <w:r>
-              <w:rPr>
-                <w:rFonts w:ascii="Aptos" w:hAnsi="Aptos"/>
-                <w:b w:val="0"/>
-                <w:i w:val="0"/>
-                <w:sz w:val="22"/>
-              </w:rPr>
-              <w:t>morfologiczna)</w:t>
-            </w:r>
-          </w:p>
-        </w:tc>
-        <w:tc>
-          <w:tcPr>
-            <w:tcW w:type="dxa" w:w="3324"/>
-          </w:tcPr>
-          <w:p>
-            <w:pPr>
-              <w:spacing w:before="20" w:after="20"/>
-            </w:pPr>
-            <w:r>
-              <w:rPr>
-                <w:rFonts w:ascii="Aptos" w:hAnsi="Aptos"/>
-                <w:b w:val="0"/>
-                <w:i w:val="0"/>
-                <w:sz w:val="22"/>
-              </w:rPr>
-            </w:r>
-          </w:p>
-        </w:tc>
-      </w:tr>
-      <w:tr>
-        <w:tc>
-          <w:tcPr>
-            <w:tcW w:type="dxa" w:w="3324"/>
-          </w:tcPr>
-          <w:p>
-            <w:pPr>
-              <w:spacing w:before="20" w:after="20"/>
-            </w:pPr>
-            <w:r>
-              <w:rPr>
-                <w:rFonts w:ascii="Aptos" w:hAnsi="Aptos"/>
-                <w:b w:val="0"/>
-                <w:i w:val="0"/>
-                <w:sz w:val="22"/>
-              </w:rPr>
-              <w:t>39.</w:t>
-            </w:r>
-          </w:p>
-        </w:tc>
-        <w:tc>
-          <w:tcPr>
-            <w:tcW w:type="dxa" w:w="3324"/>
-          </w:tcPr>
-          <w:p>
-            <w:pPr>
-              <w:spacing w:before="20" w:after="20"/>
-            </w:pPr>
-            <w:r>
-              <w:rPr>
-                <w:rFonts w:ascii="Aptos" w:hAnsi="Aptos"/>
-                <w:b w:val="0"/>
-                <w:i w:val="0"/>
-                <w:sz w:val="22"/>
-              </w:rPr>
-              <w:t>Generowanie pomysłów: burza mózgów,</w:t>
-            </w:r>
-          </w:p>
-        </w:tc>
-        <w:tc>
-          <w:tcPr>
-            <w:tcW w:type="dxa" w:w="3324"/>
-          </w:tcPr>
-          <w:p>
-            <w:pPr>
-              <w:spacing w:before="20" w:after="20"/>
-            </w:pPr>
-            <w:r>
-              <w:rPr>
-                <w:rFonts w:ascii="Aptos" w:hAnsi="Aptos"/>
-                <w:b w:val="0"/>
-                <w:i w:val="0"/>
-                <w:sz w:val="22"/>
-              </w:rPr>
-            </w:r>
-          </w:p>
-        </w:tc>
-      </w:tr>
-      <w:tr>
-        <w:tc>
-          <w:tcPr>
-            <w:tcW w:type="dxa" w:w="3324"/>
-          </w:tcPr>
-          <w:p>
-            <w:pPr>
-              <w:spacing w:before="20" w:after="20"/>
-            </w:pPr>
-            <w:r>
-              <w:rPr>
-                <w:rFonts w:ascii="Aptos" w:hAnsi="Aptos"/>
-                <w:b w:val="0"/>
-                <w:i w:val="0"/>
-                <w:sz w:val="22"/>
-              </w:rPr>
-              <w:t>40.</w:t>
-            </w:r>
-          </w:p>
-        </w:tc>
-        <w:tc>
-          <w:tcPr>
-            <w:tcW w:type="dxa" w:w="3324"/>
-          </w:tcPr>
-          <w:p>
-            <w:pPr>
-              <w:spacing w:before="20" w:after="20"/>
-            </w:pPr>
-            <w:r>
-              <w:rPr>
-                <w:rFonts w:ascii="Aptos" w:hAnsi="Aptos"/>
-                <w:b w:val="0"/>
-                <w:i w:val="0"/>
-                <w:sz w:val="22"/>
-              </w:rPr>
-              <w:t>MindMapping, deBono</w:t>
-            </w:r>
-          </w:p>
-        </w:tc>
-        <w:tc>
-          <w:tcPr>
-            <w:tcW w:type="dxa" w:w="3324"/>
-          </w:tcPr>
-          <w:p>
-            <w:pPr>
-              <w:spacing w:before="20" w:after="20"/>
-            </w:pPr>
-            <w:r>
-              <w:rPr>
-                <w:rFonts w:ascii="Aptos" w:hAnsi="Aptos"/>
-                <w:b w:val="0"/>
-                <w:i w:val="0"/>
-                <w:sz w:val="22"/>
-              </w:rPr>
-            </w:r>
-          </w:p>
-        </w:tc>
-      </w:tr>
-      <w:tr>
-        <w:tc>
-          <w:tcPr>
-            <w:tcW w:type="dxa" w:w="3324"/>
-          </w:tcPr>
-          <w:p>
-            <w:pPr>
-              <w:spacing w:before="20" w:after="20"/>
-            </w:pPr>
-            <w:r>
-              <w:rPr>
-                <w:rFonts w:ascii="Aptos" w:hAnsi="Aptos"/>
-                <w:b w:val="0"/>
-                <w:i w:val="0"/>
-                <w:sz w:val="22"/>
-              </w:rPr>
-              <w:t>41.</w:t>
-            </w:r>
-          </w:p>
-        </w:tc>
-        <w:tc>
-          <w:tcPr>
-            <w:tcW w:type="dxa" w:w="3324"/>
-          </w:tcPr>
-          <w:p>
-            <w:pPr>
-              <w:spacing w:before="20" w:after="20"/>
-            </w:pPr>
-            <w:r>
-              <w:rPr>
-                <w:rFonts w:ascii="Aptos" w:hAnsi="Aptos"/>
-                <w:b w:val="0"/>
-                <w:i w:val="0"/>
-                <w:sz w:val="22"/>
-              </w:rPr>
-              <w:t>Zespołowe generowanie pomysłów:</w:t>
-            </w:r>
-          </w:p>
-        </w:tc>
-        <w:tc>
-          <w:tcPr>
-            <w:tcW w:type="dxa" w:w="3324"/>
-          </w:tcPr>
-          <w:p>
-            <w:pPr>
-              <w:spacing w:before="20" w:after="20"/>
-            </w:pPr>
-            <w:r>
-              <w:rPr>
-                <w:rFonts w:ascii="Aptos" w:hAnsi="Aptos"/>
-                <w:b w:val="0"/>
-                <w:i w:val="0"/>
-                <w:sz w:val="22"/>
-              </w:rPr>
-            </w:r>
-          </w:p>
-        </w:tc>
-      </w:tr>
-      <w:tr>
-        <w:tc>
-          <w:tcPr>
-            <w:tcW w:type="dxa" w:w="3324"/>
-          </w:tcPr>
-          <w:p>
-            <w:pPr>
-              <w:spacing w:before="20" w:after="20"/>
-            </w:pPr>
-            <w:r>
-              <w:rPr>
-                <w:rFonts w:ascii="Aptos" w:hAnsi="Aptos"/>
-                <w:b w:val="0"/>
-                <w:i w:val="0"/>
-                <w:sz w:val="22"/>
-              </w:rPr>
-              <w:t>42.</w:t>
-            </w:r>
-          </w:p>
-        </w:tc>
-        <w:tc>
-          <w:tcPr>
-            <w:tcW w:type="dxa" w:w="3324"/>
-          </w:tcPr>
-          <w:p>
-            <w:pPr>
-              <w:spacing w:before="20" w:after="20"/>
-            </w:pPr>
-            <w:r>
-              <w:rPr>
-                <w:rFonts w:ascii="Aptos" w:hAnsi="Aptos"/>
-                <w:b w:val="0"/>
-                <w:i w:val="0"/>
-                <w:sz w:val="22"/>
-              </w:rPr>
-              <w:t>burza mózgów i metoda 6 kapeluszy</w:t>
-            </w:r>
-          </w:p>
-        </w:tc>
-        <w:tc>
-          <w:tcPr>
-            <w:tcW w:type="dxa" w:w="3324"/>
-          </w:tcPr>
-          <w:p>
-            <w:pPr>
-              <w:spacing w:before="20" w:after="20"/>
-            </w:pPr>
-            <w:r>
-              <w:rPr>
-                <w:rFonts w:ascii="Aptos" w:hAnsi="Aptos"/>
-                <w:b w:val="0"/>
-                <w:i w:val="0"/>
-                <w:sz w:val="22"/>
-              </w:rPr>
-            </w:r>
-          </w:p>
-        </w:tc>
-      </w:tr>
-      <w:tr>
-        <w:tc>
-          <w:tcPr>
-            <w:tcW w:type="dxa" w:w="3324"/>
-          </w:tcPr>
-          <w:p>
-            <w:pPr>
-              <w:spacing w:before="20" w:after="20"/>
-            </w:pPr>
-            <w:r>
-              <w:rPr>
-                <w:rFonts w:ascii="Aptos" w:hAnsi="Aptos"/>
-                <w:b w:val="0"/>
-                <w:i w:val="0"/>
-                <w:sz w:val="22"/>
-              </w:rPr>
-              <w:t>43.</w:t>
-            </w:r>
-          </w:p>
-        </w:tc>
-        <w:tc>
-          <w:tcPr>
-            <w:tcW w:type="dxa" w:w="3324"/>
-          </w:tcPr>
-          <w:p>
-            <w:pPr>
-              <w:spacing w:before="20" w:after="20"/>
-            </w:pPr>
-            <w:r>
-              <w:rPr>
-                <w:rFonts w:ascii="Aptos" w:hAnsi="Aptos"/>
-                <w:b w:val="0"/>
-                <w:i w:val="0"/>
-                <w:sz w:val="22"/>
-              </w:rPr>
-              <w:t>Wybrane techniki oceny wariantów i wspomagania</w:t>
-            </w:r>
-          </w:p>
-        </w:tc>
-        <w:tc>
-          <w:tcPr>
-            <w:tcW w:type="dxa" w:w="3324"/>
-          </w:tcPr>
-          <w:p>
-            <w:pPr>
-              <w:spacing w:before="20" w:after="20"/>
-            </w:pPr>
-            <w:r>
-              <w:rPr>
-                <w:rFonts w:ascii="Aptos" w:hAnsi="Aptos"/>
-                <w:b w:val="0"/>
-                <w:i w:val="0"/>
-                <w:sz w:val="22"/>
-              </w:rPr>
-            </w:r>
-          </w:p>
-        </w:tc>
-      </w:tr>
-      <w:tr>
-        <w:tc>
-          <w:tcPr>
-            <w:tcW w:type="dxa" w:w="3324"/>
-          </w:tcPr>
-          <w:p>
-            <w:pPr>
-              <w:spacing w:before="20" w:after="20"/>
-            </w:pPr>
-            <w:r>
-              <w:rPr>
-                <w:rFonts w:ascii="Aptos" w:hAnsi="Aptos"/>
-                <w:b w:val="0"/>
-                <w:i w:val="0"/>
-                <w:sz w:val="22"/>
-              </w:rPr>
-              <w:t>44.</w:t>
-            </w:r>
-          </w:p>
-        </w:tc>
-        <w:tc>
-          <w:tcPr>
-            <w:tcW w:type="dxa" w:w="3324"/>
-          </w:tcPr>
-          <w:p>
-            <w:pPr>
-              <w:spacing w:before="20" w:after="20"/>
-            </w:pPr>
-            <w:r>
-              <w:rPr>
-                <w:rFonts w:ascii="Aptos" w:hAnsi="Aptos"/>
-                <w:b w:val="0"/>
-                <w:i w:val="0"/>
-                <w:sz w:val="22"/>
-              </w:rPr>
-              <w:t>decyzji</w:t>
-            </w:r>
-          </w:p>
-        </w:tc>
-        <w:tc>
-          <w:tcPr>
-            <w:tcW w:type="dxa" w:w="3324"/>
-          </w:tcPr>
-          <w:p>
-            <w:pPr>
-              <w:spacing w:before="20" w:after="20"/>
-            </w:pPr>
-            <w:r>
-              <w:rPr>
-                <w:rFonts w:ascii="Aptos" w:hAnsi="Aptos"/>
-                <w:b w:val="0"/>
-                <w:i w:val="0"/>
-                <w:sz w:val="22"/>
-              </w:rPr>
-            </w:r>
-          </w:p>
-        </w:tc>
-      </w:tr>
-      <w:tr>
-        <w:tc>
-          <w:tcPr>
-            <w:tcW w:type="dxa" w:w="3324"/>
-          </w:tcPr>
-          <w:p>
-            <w:pPr>
-              <w:spacing w:before="20" w:after="20"/>
-            </w:pPr>
-            <w:r>
-              <w:rPr>
-                <w:rFonts w:ascii="Aptos" w:hAnsi="Aptos"/>
-                <w:b w:val="0"/>
-                <w:i w:val="0"/>
-                <w:sz w:val="22"/>
-              </w:rPr>
-              <w:t>45.</w:t>
-            </w:r>
-          </w:p>
-        </w:tc>
-        <w:tc>
-          <w:tcPr>
-            <w:tcW w:type="dxa" w:w="3324"/>
-          </w:tcPr>
-          <w:p>
-            <w:pPr>
-              <w:spacing w:before="20" w:after="20"/>
-            </w:pPr>
-            <w:r>
-              <w:rPr>
-                <w:rFonts w:ascii="Aptos" w:hAnsi="Aptos"/>
-                <w:b w:val="0"/>
-                <w:i w:val="0"/>
-                <w:sz w:val="22"/>
-              </w:rPr>
-              <w:t>Metody oceny wariantów; testowanie wygenerowanych rozwiązań</w:t>
-            </w:r>
-          </w:p>
-        </w:tc>
-        <w:tc>
-          <w:tcPr>
-            <w:tcW w:type="dxa" w:w="3324"/>
-          </w:tcPr>
-          <w:p>
-            <w:pPr>
-              <w:spacing w:before="20" w:after="20"/>
-            </w:pPr>
-            <w:r>
-              <w:rPr>
-                <w:rFonts w:ascii="Aptos" w:hAnsi="Aptos"/>
-                <w:b w:val="0"/>
-                <w:i w:val="0"/>
-                <w:sz w:val="22"/>
-              </w:rPr>
-            </w:r>
-          </w:p>
-        </w:tc>
-      </w:tr>
-      <w:tr>
-        <w:tc>
-          <w:tcPr>
-            <w:tcW w:type="dxa" w:w="3324"/>
-          </w:tcPr>
-          <w:p>
-            <w:pPr>
-              <w:spacing w:before="20" w:after="20"/>
-            </w:pPr>
-            <w:r>
-              <w:rPr>
-                <w:rFonts w:ascii="Aptos" w:hAnsi="Aptos"/>
-                <w:b w:val="0"/>
-                <w:i w:val="0"/>
-                <w:sz w:val="22"/>
-              </w:rPr>
-              <w:t>46.</w:t>
-            </w:r>
-          </w:p>
-        </w:tc>
-        <w:tc>
-          <w:tcPr>
-            <w:tcW w:type="dxa" w:w="3324"/>
-          </w:tcPr>
-          <w:p>
-            <w:pPr>
-              <w:spacing w:before="20" w:after="20"/>
-            </w:pPr>
-            <w:r>
-              <w:rPr>
-                <w:rFonts w:ascii="Aptos" w:hAnsi="Aptos"/>
-                <w:b w:val="0"/>
-                <w:i w:val="0"/>
-                <w:sz w:val="22"/>
-              </w:rPr>
-              <w:t>Organizacja kreatywnej pracy zespołowej</w:t>
-            </w:r>
-          </w:p>
-        </w:tc>
-        <w:tc>
-          <w:tcPr>
-            <w:tcW w:type="dxa" w:w="3324"/>
-          </w:tcPr>
-          <w:p>
-            <w:pPr>
-              <w:spacing w:before="20" w:after="20"/>
-            </w:pPr>
-            <w:r>
-              <w:rPr>
-                <w:rFonts w:ascii="Aptos" w:hAnsi="Aptos"/>
-                <w:b w:val="0"/>
-                <w:i w:val="0"/>
-                <w:sz w:val="22"/>
-              </w:rPr>
-            </w:r>
-          </w:p>
-        </w:tc>
-      </w:tr>
-      <w:tr>
-        <w:tc>
-          <w:tcPr>
-            <w:tcW w:type="dxa" w:w="3324"/>
-          </w:tcPr>
-          <w:p>
-            <w:pPr>
-              <w:spacing w:before="20" w:after="20"/>
-            </w:pPr>
-            <w:r>
-              <w:rPr>
-                <w:rFonts w:ascii="Aptos" w:hAnsi="Aptos"/>
-                <w:b w:val="0"/>
-                <w:i w:val="0"/>
-                <w:sz w:val="22"/>
-              </w:rPr>
-              <w:t>47.</w:t>
-            </w:r>
-          </w:p>
-        </w:tc>
-        <w:tc>
-          <w:tcPr>
-            <w:tcW w:type="dxa" w:w="3324"/>
-          </w:tcPr>
-          <w:p>
-            <w:pPr>
-              <w:spacing w:before="20" w:after="20"/>
-            </w:pPr>
-            <w:r>
-              <w:rPr>
-                <w:rFonts w:ascii="Aptos" w:hAnsi="Aptos"/>
-                <w:b w:val="0"/>
-                <w:i w:val="0"/>
-                <w:sz w:val="22"/>
-              </w:rPr>
-              <w:t>Ocena potencjału motywacyjnego</w:t>
-            </w:r>
-          </w:p>
-        </w:tc>
-        <w:tc>
-          <w:tcPr>
-            <w:tcW w:type="dxa" w:w="3324"/>
-          </w:tcPr>
-          <w:p>
-            <w:pPr>
-              <w:spacing w:before="20" w:after="20"/>
-            </w:pPr>
-            <w:r>
-              <w:rPr>
-                <w:rFonts w:ascii="Aptos" w:hAnsi="Aptos"/>
-                <w:b w:val="0"/>
-                <w:i w:val="0"/>
-                <w:sz w:val="22"/>
-              </w:rPr>
-            </w:r>
-          </w:p>
-        </w:tc>
-      </w:tr>
-      <w:tr>
-        <w:tc>
-          <w:tcPr>
-            <w:tcW w:type="dxa" w:w="3324"/>
-          </w:tcPr>
-          <w:p>
-            <w:pPr>
-              <w:spacing w:before="20" w:after="20"/>
-            </w:pPr>
-            <w:r>
-              <w:rPr>
-                <w:rFonts w:ascii="Aptos" w:hAnsi="Aptos"/>
-                <w:b w:val="0"/>
-                <w:i w:val="0"/>
-                <w:sz w:val="22"/>
-              </w:rPr>
-              <w:t>48.</w:t>
-            </w:r>
-          </w:p>
-        </w:tc>
-        <w:tc>
-          <w:tcPr>
-            <w:tcW w:type="dxa" w:w="3324"/>
-          </w:tcPr>
-          <w:p>
-            <w:pPr>
-              <w:spacing w:before="20" w:after="20"/>
-            </w:pPr>
-            <w:r>
-              <w:rPr>
-                <w:rFonts w:ascii="Aptos" w:hAnsi="Aptos"/>
-                <w:b w:val="0"/>
-                <w:i w:val="0"/>
-                <w:sz w:val="22"/>
-              </w:rPr>
-              <w:t>personelu; analiza i dopracowywanie własnego CV, SWOT osobisty</w:t>
-            </w:r>
-          </w:p>
-        </w:tc>
-        <w:tc>
-          <w:tcPr>
-            <w:tcW w:type="dxa" w:w="3324"/>
-          </w:tcPr>
-          <w:p>
-            <w:pPr>
-              <w:spacing w:before="20" w:after="20"/>
-            </w:pPr>
-            <w:r>
-              <w:rPr>
-                <w:rFonts w:ascii="Aptos" w:hAnsi="Aptos"/>
-                <w:b w:val="0"/>
-                <w:i w:val="0"/>
-                <w:sz w:val="22"/>
-              </w:rPr>
-            </w:r>
-          </w:p>
-        </w:tc>
-      </w:tr>
-      <w:tr>
-        <w:tc>
-          <w:tcPr>
-            <w:tcW w:type="dxa" w:w="3324"/>
-          </w:tcPr>
-          <w:p>
-            <w:pPr>
-              <w:spacing w:before="20" w:after="20"/>
-            </w:pPr>
-            <w:r>
-              <w:rPr>
-                <w:rFonts w:ascii="Aptos" w:hAnsi="Aptos"/>
-                <w:b w:val="0"/>
-                <w:i w:val="0"/>
-                <w:sz w:val="22"/>
-              </w:rPr>
-              <w:t>49.</w:t>
-            </w:r>
-          </w:p>
-        </w:tc>
-        <w:tc>
-          <w:tcPr>
-            <w:tcW w:type="dxa" w:w="3324"/>
-          </w:tcPr>
-          <w:p>
-            <w:pPr>
-              <w:spacing w:before="20" w:after="20"/>
-            </w:pPr>
-            <w:r>
-              <w:rPr>
-                <w:rFonts w:ascii="Aptos" w:hAnsi="Aptos"/>
-                <w:b w:val="0"/>
-                <w:i w:val="0"/>
-                <w:sz w:val="22"/>
-              </w:rPr>
-              <w:t>Zarządzanie wiedzą i innowacjami w organizacji</w:t>
-            </w:r>
-          </w:p>
-        </w:tc>
-        <w:tc>
-          <w:tcPr>
-            <w:tcW w:type="dxa" w:w="3324"/>
-          </w:tcPr>
-          <w:p>
-            <w:pPr>
-              <w:spacing w:before="20" w:after="20"/>
-            </w:pPr>
-            <w:r>
-              <w:rPr>
-                <w:rFonts w:ascii="Aptos" w:hAnsi="Aptos"/>
-                <w:b w:val="0"/>
-                <w:i w:val="0"/>
-                <w:sz w:val="22"/>
-              </w:rPr>
-            </w:r>
-          </w:p>
-        </w:tc>
-      </w:tr>
-      <w:tr>
-        <w:tc>
-          <w:tcPr>
-            <w:tcW w:type="dxa" w:w="3324"/>
-          </w:tcPr>
-          <w:p>
-            <w:pPr>
-              <w:spacing w:before="20" w:after="20"/>
-            </w:pPr>
-            <w:r>
-              <w:rPr>
-                <w:rFonts w:ascii="Aptos" w:hAnsi="Aptos"/>
-                <w:b w:val="0"/>
-                <w:i w:val="0"/>
-                <w:sz w:val="22"/>
-              </w:rPr>
-              <w:t>50.</w:t>
-            </w:r>
-          </w:p>
-        </w:tc>
-        <w:tc>
-          <w:tcPr>
-            <w:tcW w:type="dxa" w:w="3324"/>
-          </w:tcPr>
-          <w:p>
-            <w:pPr>
-              <w:spacing w:before="20" w:after="20"/>
-            </w:pPr>
-            <w:r>
-              <w:rPr>
-                <w:rFonts w:ascii="Aptos" w:hAnsi="Aptos"/>
-                <w:b w:val="0"/>
-                <w:i w:val="0"/>
-                <w:sz w:val="22"/>
-              </w:rPr>
-              <w:t>Zasady efektywnej komunikacji;</w:t>
-            </w:r>
-          </w:p>
-        </w:tc>
-        <w:tc>
-          <w:tcPr>
-            <w:tcW w:type="dxa" w:w="3324"/>
-          </w:tcPr>
-          <w:p>
-            <w:pPr>
-              <w:spacing w:before="20" w:after="20"/>
-            </w:pPr>
-            <w:r>
-              <w:rPr>
-                <w:rFonts w:ascii="Aptos" w:hAnsi="Aptos"/>
-                <w:b w:val="0"/>
-                <w:i w:val="0"/>
-                <w:sz w:val="22"/>
-              </w:rPr>
-            </w:r>
-          </w:p>
-        </w:tc>
-      </w:tr>
-      <w:tr>
-        <w:tc>
-          <w:tcPr>
-            <w:tcW w:type="dxa" w:w="3324"/>
-          </w:tcPr>
-          <w:p>
-            <w:pPr>
-              <w:spacing w:before="20" w:after="20"/>
-            </w:pPr>
-            <w:r>
-              <w:rPr>
-                <w:rFonts w:ascii="Aptos" w:hAnsi="Aptos"/>
-                <w:b w:val="0"/>
-                <w:i w:val="0"/>
-                <w:sz w:val="22"/>
-              </w:rPr>
-              <w:t>51.</w:t>
-            </w:r>
-          </w:p>
-        </w:tc>
-        <w:tc>
-          <w:tcPr>
-            <w:tcW w:type="dxa" w:w="3324"/>
-          </w:tcPr>
-          <w:p>
-            <w:pPr>
-              <w:spacing w:before="20" w:after="20"/>
-            </w:pPr>
-            <w:r>
-              <w:rPr>
-                <w:rFonts w:ascii="Aptos" w:hAnsi="Aptos"/>
-                <w:b w:val="0"/>
-                <w:i w:val="0"/>
-                <w:sz w:val="22"/>
-              </w:rPr>
-              <w:t>Prezentacja rozwiązań projektowych</w:t>
-            </w:r>
-          </w:p>
-        </w:tc>
-        <w:tc>
-          <w:tcPr>
-            <w:tcW w:type="dxa" w:w="3324"/>
-          </w:tcPr>
-          <w:p>
-            <w:pPr>
-              <w:spacing w:before="20" w:after="20"/>
-            </w:pPr>
-            <w:r>
-              <w:rPr>
-                <w:rFonts w:ascii="Aptos" w:hAnsi="Aptos"/>
-                <w:b w:val="0"/>
-                <w:i w:val="0"/>
-                <w:sz w:val="22"/>
-              </w:rPr>
-            </w:r>
-          </w:p>
-        </w:tc>
-      </w:tr>
-    </w:tbl>
-    <w:tbl>
-      <w:tblPr>
-        <w:tblW w:type="auto" w:w="0"/>
-        <w:tblLook w:firstColumn="1" w:firstRow="1" w:lastColumn="0" w:lastRow="0" w:noHBand="0" w:noVBand="1" w:val="04A0"/>
-        <w:tblBorders>
-          <w:top w:val="single" w:sz="4" w:space="0" w:color="000000"/>
-          <w:left w:val="single" w:sz="4" w:space="0" w:color="000000"/>
-          <w:bottom w:val="single" w:sz="4" w:space="0" w:color="000000"/>
-          <w:right w:val="single" w:sz="4" w:space="0" w:color="000000"/>
-          <w:insideH w:val="single" w:sz="4" w:space="0" w:color="000000"/>
-          <w:insideV w:val="single" w:sz="4" w:space="0" w:color="000000"/>
-        </w:tblBorders>
-        <w:tblW w:w="5000" w:type="pct"/>
-      </w:tblPr>
-      <w:tblGrid>
-        <w:gridCol w:w="9972"/>
-      </w:tblGrid>
-      <w:tr>
-        <w:tc>
-          <w:tcPr>
-            <w:tcW w:type="dxa" w:w="9972"/>
-            <w:shd w:val="clear" w:color="auto" w:fill="D9D9D9"/>
-          </w:tcPr>
-          <w:p>
-            <w:pPr>
-              <w:spacing w:before="20" w:after="20"/>
-            </w:pPr>
-            <w:r>
-              <w:rPr>
-                <w:rFonts w:ascii="Aptos" w:hAnsi="Aptos"/>
-                <w:b/>
-                <w:i w:val="0"/>
-                <w:sz w:val="22"/>
-              </w:rPr>
-              <w:t>16.  Elektroniczne materiały dydaktyczne</w:t>
-            </w:r>
-          </w:p>
-        </w:tc>
-      </w:tr>
-      <w:tr>
-        <w:tc>
-          <w:tcPr>
-            <w:tcW w:type="dxa" w:w="9972"/>
-          </w:tcPr>
-          <w:p>
-            <w:pPr>
-              <w:spacing w:before="20" w:after="20"/>
-            </w:pPr>
-            <w:r>
-              <w:rPr>
-                <w:rFonts w:ascii="Aptos" w:hAnsi="Aptos"/>
-                <w:b w:val="0"/>
-                <w:i w:val="0"/>
-                <w:sz w:val="22"/>
-              </w:rPr>
-            </w:r>
-          </w:p>
-        </w:tc>
-      </w:tr>
-    </w:tbl>
-    <w:tbl>
-      <w:tblPr>
-        <w:tblW w:type="auto" w:w="0"/>
-        <w:tblLook w:firstColumn="1" w:firstRow="1" w:lastColumn="0" w:lastRow="0" w:noHBand="0" w:noVBand="1" w:val="04A0"/>
-        <w:tblBorders>
-          <w:top w:val="single" w:sz="4" w:space="0" w:color="000000"/>
-          <w:left w:val="single" w:sz="4" w:space="0" w:color="000000"/>
-          <w:bottom w:val="single" w:sz="4" w:space="0" w:color="000000"/>
-          <w:right w:val="single" w:sz="4" w:space="0" w:color="000000"/>
-          <w:insideH w:val="single" w:sz="4" w:space="0" w:color="000000"/>
-          <w:insideV w:val="single" w:sz="4" w:space="0" w:color="000000"/>
-        </w:tblBorders>
-        <w:tblW w:w="5000" w:type="pct"/>
-      </w:tblPr>
-      <w:tblGrid>
-        <w:gridCol w:w="9972"/>
-      </w:tblGrid>
-      <w:tr>
-        <w:tc>
-          <w:tcPr>
-            <w:tcW w:type="dxa" w:w="9972"/>
-            <w:shd w:val="clear" w:color="auto" w:fill="D9D9D9"/>
-          </w:tcPr>
-          <w:p>
-            <w:pPr>
-              <w:spacing w:before="20" w:after="20"/>
-            </w:pPr>
-            <w:r>
-              <w:rPr>
-                <w:rFonts w:ascii="Aptos" w:hAnsi="Aptos"/>
-                <w:b/>
-                <w:i w:val="0"/>
-                <w:sz w:val="22"/>
-              </w:rPr>
-              <w:t>17.  Wykaz literatury</w:t>
-            </w:r>
-          </w:p>
-        </w:tc>
-      </w:tr>
-      <w:tr>
-        <w:tc>
-          <w:tcPr>
-            <w:tcW w:type="dxa" w:w="9972"/>
-            <w:shd w:val="clear" w:color="auto" w:fill="D9D9D9"/>
-          </w:tcPr>
-          <w:p>
-            <w:pPr>
-              <w:spacing w:before="20" w:after="20"/>
-            </w:pPr>
-            <w:r>
-              <w:rPr>
-                <w:rFonts w:ascii="Aptos" w:hAnsi="Aptos"/>
-                <w:b w:val="0"/>
-                <w:i w:val="0"/>
-                <w:sz w:val="16"/>
-              </w:rPr>
-              <w:t>Literatura wymagana do ostatecznego zaliczenia zajęć, wykorzystywana podczas zajęć oraz studiowana samodzielnie przez studenta:</w:t>
-            </w:r>
-          </w:p>
-        </w:tc>
-      </w:tr>
-      <w:tr>
-        <w:tc>
-          <w:tcPr>
-            <w:tcW w:type="dxa" w:w="9972"/>
-          </w:tcPr>
-          <w:p>
-            <w:pPr>
-              <w:spacing w:before="20" w:after="20"/>
-            </w:pPr>
-            <w:r>
-              <w:rPr>
-                <w:rFonts w:ascii="Aptos" w:hAnsi="Aptos"/>
-                <w:sz w:val="22"/>
-              </w:rPr>
-              <w:t>1. Kosieradzka, A., Szopiński, T., Stanisławiak, E., Głażewska, I., Kąkol, U., Smagowicz, J. (2021). Metody i techniki pobudzania kreatywności w organizacji i zarządzaniu. Warszawa: PWN. ISBN 978-83-01-21845-0.</w:t>
-            </w:r>
-          </w:p>
-          <w:p>
-            <w:pPr>
-              <w:spacing w:before="20" w:after="20"/>
-            </w:pPr>
-            <w:r>
-              <w:rPr>
-                <w:rFonts w:ascii="Aptos" w:hAnsi="Aptos"/>
-                <w:sz w:val="22"/>
-              </w:rPr>
-              <w:t>2. Kosieradzka, A. (2019). Zarządzanie produktywnością w przedsiębiorstwie. Kraków: edu-Libri. ISBN 978-83-63804-04-6.</w:t>
-            </w:r>
-          </w:p>
-        </w:tc>
-      </w:tr>
-      <w:tr>
-        <w:tc>
-          <w:tcPr>
-            <w:tcW w:type="dxa" w:w="9972"/>
-            <w:shd w:val="clear" w:color="auto" w:fill="D9D9D9"/>
-          </w:tcPr>
-          <w:p>
-            <w:pPr>
-              <w:spacing w:before="20" w:after="20"/>
-            </w:pPr>
-            <w:r>
-              <w:rPr>
-                <w:rFonts w:ascii="Aptos" w:hAnsi="Aptos"/>
-                <w:b w:val="0"/>
-                <w:i w:val="0"/>
-                <w:sz w:val="16"/>
-              </w:rPr>
-              <w:t>Literatura uzupełniająca:</w:t>
-            </w:r>
-          </w:p>
-        </w:tc>
-      </w:tr>
-      <w:tr>
-        <w:tc>
-          <w:tcPr>
-            <w:tcW w:type="dxa" w:w="9972"/>
-          </w:tcPr>
-          <w:p>
-            <w:pPr>
-              <w:spacing w:before="20" w:after="20"/>
-            </w:pPr>
-            <w:r>
-              <w:rPr>
-                <w:rFonts w:ascii="Aptos" w:hAnsi="Aptos"/>
-                <w:sz w:val="22"/>
-              </w:rPr>
-              <w:t>1. Szmidt, K. J. (2021). Teoria i praktyka twórczości: Od badań do edukacji kreatywnej. Łódź: Wydawnictwo Uniwersytetu Łódzkiego. ISBN: 978-83-8142-929-0</w:t>
-            </w:r>
-          </w:p>
-          <w:p>
-            <w:pPr>
-              <w:spacing w:before="20" w:after="20"/>
-            </w:pPr>
-            <w:r>
-              <w:rPr>
-                <w:rFonts w:ascii="Aptos" w:hAnsi="Aptos"/>
-                <w:sz w:val="22"/>
-              </w:rPr>
-              <w:t>2. Penc-Pietrzak, I. (2019). Kreatywność w zarządzaniu. Nowe wyzwania dla liderów organizacji. Warszawa: Difin. ISBN: 978-83-8085-882-2</w:t>
-            </w:r>
-          </w:p>
-          <w:p>
-            <w:pPr>
-              <w:spacing w:before="20" w:after="20"/>
-            </w:pPr>
-            <w:r>
-              <w:rPr>
-                <w:rFonts w:ascii="Aptos" w:hAnsi="Aptos"/>
-                <w:sz w:val="22"/>
-              </w:rPr>
-              <w:t>3. Trzebiński, J., &amp; Siemieńska, R. (2020). Twórcze rozwiązywanie problemów: Podstawy teoretyczne i zastosowania praktyczne. Warszawa: PWN. ISBN: 978-83-01-21489-7</w:t>
-            </w:r>
-          </w:p>
-          <w:p>
-            <w:pPr>
-              <w:spacing w:before="20" w:after="20"/>
-            </w:pPr>
-            <w:r>
-              <w:rPr>
-                <w:rFonts w:ascii="Aptos" w:hAnsi="Aptos"/>
-                <w:sz w:val="22"/>
-              </w:rPr>
-              <w:t>4. Nęcka, E., Orzechowski, J., &amp; Słabosz, A. (2019). Kreatywność: Procesy poznawcze, osobowość, środowisko. Warszawa: PWN. ISBN: 978-83-01-20526-0</w:t>
+              <w:t>analiza tekstów z dyskusją; rozwiązywanie zadań; burza mózgów; praca grupowa nad projektem z wykorzystaniem nowoczesnych technik informatycznych; warsztaty; Kryteria oceny; ćwiczenia związane z tematyką wykładu; opracowania obliczeniowe i koncepcyjne; ocena sporządzonego sprawozdania; brak</w:t>
             </w:r>
           </w:p>
         </w:tc>
@@ -5293,7 +5590,7 @@
                 <w:i w:val="0"/>
                 <w:sz w:val="22"/>
               </w:rPr>
-              <w:t>18.  Wiedza nabywana / dostarczana uczestnikom w trakcie realizacji przedmiotu</w:t>
+              <w:t>19.  Umiejętności nabywane podczas realizacji przedmiotu</w:t>
             </w:r>
           </w:p>
         </w:tc>
@@ -5376,7 +5673,7 @@
                 <w:i w:val="0"/>
                 <w:sz w:val="22"/>
               </w:rPr>
-              <w:t>K_W17</w:t>
+              <w:t>K_U26</w:t>
             </w:r>
           </w:p>
         </w:tc>
@@ -5395,7 +5692,7 @@
                 <w:i w:val="0"/>
                 <w:sz w:val="22"/>
               </w:rPr>
-              <w:t>Student zna i rozumie podstawowe zagadnienia planowania przedsięwzięcia informatycznego: wstępną ocenę ekonomiczną, analizę wykonalności, aspekty społeczne i środowiskowe projektu IT. [K_W17]</w:t>
+              <w:t>Student potrafi pracować w zespole projektowym, szacować czas i koszty realizacji zadań oraz budować harmonogram prac zapewniający terminową realizację projektu informatycznego. [K_U05]</w:t>
             </w:r>
           </w:p>
         </w:tc>
@@ -5414,6 +5711,7 @@
                 <w:i w:val="0"/>
                 <w:sz w:val="22"/>
               </w:rPr>
+              <w:t>analiza tekstów z dyskusją; rozwiązywanie zadań; burza mózgów; praca grupowa nad projektem z wykorzystaniem nowoczesnych technik informatycznych; warsztaty; Kryteria oceny; ćwiczenia związane z tematyką wykładu; opracowania obliczeniowe i koncepcyjne; ocena sporządzonego sprawozdania; brak</w:t>
             </w:r>
           </w:p>
         </w:tc>
@@ -5434,7 +5732,6 @@
                 <w:i w:val="0"/>
                 <w:sz w:val="22"/>
               </w:rPr>
-              <w:t>K_W19</w:t>
             </w:r>
           </w:p>
         </w:tc>
@@ -5453,7 +5750,7 @@
                 <w:i w:val="0"/>
                 <w:sz w:val="22"/>
               </w:rPr>
-              <w:t>Student zna i rozumie podstawowe problemy etyczne, społeczne i zawodowe informatyki: odpowiedzialność zawodowa, prawo autorskie, licencjonowanie oprogramowania i ochrona własności intelektualnej. [K_W19]</w:t>
+              <w:t>Student potrafi zaplanować i wytworzyć dokumentację przedsięwzięcia informatycznego (studium wykonalności, analiza ryzyka, wstępna wycena) z uwzględnieniem aspektów etycznych i prawnych. [K_U26]</w:t>
             </w:r>
           </w:p>
         </w:tc>
@@ -5472,6 +5769,7 @@
                 <w:i w:val="0"/>
                 <w:sz w:val="22"/>
               </w:rPr>
+              <w:t>analiza tekstów z dyskusją; rozwiązywanie zadań; burza mózgów; praca grupowa nad projektem z wykorzystaniem nowoczesnych technik informatycznych; warsztaty; Kryteria oceny; ćwiczenia związane z tematyką wykładu; opracowania obliczeniowe i koncepcyjne; ocena sporządzonego sprawozdania; brak</w:t>
             </w:r>
           </w:p>
         </w:tc>
@@ -5492,7 +5790,6 @@
                 <w:i w:val="0"/>
                 <w:sz w:val="22"/>
               </w:rPr>
-              <w:t>K_W20</w:t>
             </w:r>
           </w:p>
         </w:tc>
@@ -5511,7 +5808,7 @@
                 <w:i w:val="0"/>
                 <w:sz w:val="22"/>
               </w:rPr>
-              <w:t>Student zna i rozumie ogólne zasady tworzenia przedsiębiorczości w IT: modele biznesowe, formy prawne działalności, zasady komercjalizacji rozwiązań informatycznych i pozyskiwania finansowania. [K_W20]</w:t>
+              <w:t>Student potrafi uwzględnić aspekty etyczne, prawne i społeczne w planowanym przedsięwzięciu informatycznym i ocenić potencjalne zagrożenia. [K_U25]</w:t>
             </w:r>
           </w:p>
         </w:tc>
@@ -5530,6 +5827,7 @@
                 <w:i w:val="0"/>
                 <w:sz w:val="22"/>
               </w:rPr>
+              <w:t>analiza tekstów z dyskusją; rozwiązywanie zadań; burza mózgów; praca grupowa nad projektem z wykorzystaniem nowoczesnych technik informatycznych; warsztaty; Kryteria oceny; ćwiczenia związane z tematyką wykładu; opracowania obliczeniowe i koncepcyjne; ocena sporządzonego sprawozdania; brak</w:t>
             </w:r>
           </w:p>
         </w:tc>
@@ -5572,7 +5870,7 @@
                 <w:i w:val="0"/>
                 <w:sz w:val="22"/>
               </w:rPr>
-              <w:t>19.  Umiejętności nabywane podczas realizacji przedmiotu</w:t>
+              <w:t>20.  Kompetencje społeczne (postawy) kształtowane podczas realizacji przedmiotu</w:t>
             </w:r>
           </w:p>
         </w:tc>
@@ -5655,7 +5953,7 @@
                 <w:i w:val="0"/>
                 <w:sz w:val="22"/>
               </w:rPr>
-              <w:t>K_U26</w:t>
+              <w:t>K_K01</w:t>
             </w:r>
           </w:p>
         </w:tc>
@@ -5674,7 +5972,7 @@
                 <w:i w:val="0"/>
                 <w:sz w:val="22"/>
               </w:rPr>
-              <w:t>Student potrafi pracować w zespole projektowym, szacować czas i koszty realizacji zadań oraz budować harmonogram prac zapewniający terminową realizację projektu informatycznego. [K_U05]</w:t>
+              <w:t>Student jest gotów do zastosowań informatyki na rzecz rozwoju nauki i społeczeństwa informacyjnego, działając zgodnie z zasadami etyki zawodowej. [K_K01]</w:t>
             </w:r>
           </w:p>
         </w:tc>
@@ -5693,6 +5991,7 @@
                 <w:i w:val="0"/>
                 <w:sz w:val="22"/>
               </w:rPr>
+              <w:t>analiza tekstów z dyskusją; rozwiązywanie zadań; burza mózgów; praca grupowa nad projektem z wykorzystaniem nowoczesnych technik informatycznych; warsztaty; Kryteria oceny; ćwiczenia związane z tematyką wykładu; opracowania obliczeniowe i koncepcyjne; ocena sporządzonego sprawozdania; brak</w:t>
             </w:r>
           </w:p>
         </w:tc>
@@ -5713,6 +6012,7 @@
                 <w:i w:val="0"/>
                 <w:sz w:val="22"/>
               </w:rPr>
+              <w:t>K_K02</w:t>
             </w:r>
           </w:p>
         </w:tc>
@@ -5731,7 +6031,7 @@
                 <w:i w:val="0"/>
                 <w:sz w:val="22"/>
               </w:rPr>
-              <w:t>Student potrafi zaplanować i wytworzyć dokumentację przedsięwzięcia informatycznego (studium wykonalności, analiza ryzyka, wstępna wycena) z uwzględnieniem aspektów etycznych i prawnych. [K_U26]</w:t>
+              <w:t>Student jest gotów do efektywnej współpracy w zespole, przyjmowania różnych ról i odpowiedzialnego wywiązywania się z powierzonych zadań projektowych. [K_K04]</w:t>
             </w:r>
           </w:p>
         </w:tc>
@@ -5750,6 +6050,7 @@
                 <w:i w:val="0"/>
                 <w:sz w:val="22"/>
               </w:rPr>
+              <w:t>analiza tekstów z dyskusją; rozwiązywanie zadań; burza mózgów; praca grupowa nad projektem z wykorzystaniem nowoczesnych technik informatycznych; warsztaty; Kryteria oceny; ćwiczenia związane z tematyką wykładu; opracowania obliczeniowe i koncepcyjne; ocena sporządzonego sprawozdania; brak</w:t>
             </w:r>
           </w:p>
         </w:tc>
@@ -5770,6 +6071,7 @@
                 <w:i w:val="0"/>
                 <w:sz w:val="22"/>
               </w:rPr>
+              <w:t>K_K04</w:t>
             </w:r>
           </w:p>
         </w:tc>
@@ -5788,7 +6090,7 @@
                 <w:i w:val="0"/>
                 <w:sz w:val="22"/>
               </w:rPr>
-              <w:t>Student potrafi uwzględnić aspekty etyczne, prawne i społeczne w planowanym przedsięwzięciu informatycznym i ocenić potencjalne zagrożenia. [K_U25]</w:t>
+              <w:t>Student jest gotów do przekazywania społeczeństwu informacji na temat konsekwencji i odpowiedzialności związanej z działalnością inżynierską w IT. [K_K02]</w:t>
             </w:r>
           </w:p>
         </w:tc>
@@ -5807,6 +6109,7 @@
                 <w:i w:val="0"/>
                 <w:sz w:val="22"/>
               </w:rPr>
+              <w:t>analiza tekstów z dyskusją; rozwiązywanie zadań; burza mózgów; praca grupowa nad projektem z wykorzystaniem nowoczesnych technik informatycznych; warsztaty; Kryteria oceny; ćwiczenia związane z tematyką wykładu; opracowania obliczeniowe i koncepcyjne; ocena sporządzonego sprawozdania; brak</w:t>
             </w:r>
           </w:p>
         </w:tc>
@@ -5849,7 +6152,7 @@
                 <w:i w:val="0"/>
                 <w:sz w:val="22"/>
               </w:rPr>
-              <w:t>20.  Kompetencje społeczne (postawy) kształtowane podczas realizacji przedmiotu</w:t>
+              <w:t>21.  Wymagania dotyczące laboratorium, w którym odbywają się zajęcia z niniejszego przedmiotu</w:t>
             </w:r>
           </w:p>
         </w:tc>
@@ -5869,9 +6172,9 @@
                 <w:rFonts w:ascii="Aptos" w:hAnsi="Aptos"/>
                 <w:b/>
                 <w:i w:val="0"/>
-                <w:sz w:val="18"/>
-              </w:rPr>
-              <w:t>Kierunkowe efekty uczenia się (kody)</w:t>
+                <w:sz w:val="16"/>
+              </w:rPr>
+              <w:t>Parametry dla stanowisk komputerowych</w:t>
             </w:r>
           </w:p>
         </w:tc>
@@ -5889,9 +6192,9 @@
                 <w:rFonts w:ascii="Aptos" w:hAnsi="Aptos"/>
                 <w:b/>
                 <w:i w:val="0"/>
-                <w:sz w:val="18"/>
-              </w:rPr>
-              <w:t>Przedmiotowy efekt uczenia się</w:t>
+                <w:sz w:val="16"/>
+              </w:rPr>
+              <w:t>Oprogramowanie konieczne do realizacji przedmiotu</w:t>
             </w:r>
           </w:p>
         </w:tc>
@@ -5909,344 +6212,9 @@
                 <w:rFonts w:ascii="Aptos" w:hAnsi="Aptos"/>
                 <w:b/>
                 <w:i w:val="0"/>
-                <w:sz w:val="18"/>
-              </w:rPr>
-              <w:t>Metody weryfikacji osiągnięcia efektu uczenia się</w:t>
-            </w:r>
-          </w:p>
-        </w:tc>
-      </w:tr>
-      <w:tr>
-        <w:tc>
-          <w:tcPr>
-            <w:tcW w:type="dxa" w:w="3324"/>
-          </w:tcPr>
-          <w:p>
-            <w:pPr>
-              <w:spacing w:before="20" w:after="20"/>
-            </w:pPr>
-            <w:r>
-              <w:rPr>
-                <w:rFonts w:ascii="Aptos" w:hAnsi="Aptos"/>
-                <w:b w:val="0"/>
-                <w:i w:val="0"/>
-                <w:sz w:val="22"/>
-              </w:rPr>
-              <w:t>K_K01</w:t>
-            </w:r>
-          </w:p>
-        </w:tc>
-        <w:tc>
-          <w:tcPr>
-            <w:tcW w:type="dxa" w:w="3324"/>
-          </w:tcPr>
-          <w:p>
-            <w:pPr>
-              <w:spacing w:before="20" w:after="20"/>
-            </w:pPr>
-            <w:r>
-              <w:rPr>
-                <w:rFonts w:ascii="Aptos" w:hAnsi="Aptos"/>
-                <w:b w:val="0"/>
-                <w:i w:val="0"/>
-                <w:sz w:val="22"/>
-              </w:rPr>
-              <w:t>Student jest gotów do zastosowań informatyki na rzecz rozwoju nauki i społeczeństwa informacyjnego, działając zgodnie z zasadami etyki zawodowej. [K_K01]</w:t>
-            </w:r>
-          </w:p>
-        </w:tc>
-        <w:tc>
-          <w:tcPr>
-            <w:tcW w:type="dxa" w:w="3324"/>
-          </w:tcPr>
-          <w:p>
-            <w:pPr>
-              <w:spacing w:before="20" w:after="20"/>
-            </w:pPr>
-            <w:r>
-              <w:rPr>
-                <w:rFonts w:ascii="Aptos" w:hAnsi="Aptos"/>
-                <w:b w:val="0"/>
-                <w:i w:val="0"/>
-                <w:sz w:val="22"/>
-              </w:rPr>
-            </w:r>
-          </w:p>
-        </w:tc>
-      </w:tr>
-      <w:tr>
-        <w:tc>
-          <w:tcPr>
-            <w:tcW w:type="dxa" w:w="3324"/>
-          </w:tcPr>
-          <w:p>
-            <w:pPr>
-              <w:spacing w:before="20" w:after="20"/>
-            </w:pPr>
-            <w:r>
-              <w:rPr>
-                <w:rFonts w:ascii="Aptos" w:hAnsi="Aptos"/>
-                <w:b w:val="0"/>
-                <w:i w:val="0"/>
-                <w:sz w:val="22"/>
-              </w:rPr>
-              <w:t>K_K02</w:t>
-            </w:r>
-          </w:p>
-        </w:tc>
-        <w:tc>
-          <w:tcPr>
-            <w:tcW w:type="dxa" w:w="3324"/>
-          </w:tcPr>
-          <w:p>
-            <w:pPr>
-              <w:spacing w:before="20" w:after="20"/>
-            </w:pPr>
-            <w:r>
-              <w:rPr>
-                <w:rFonts w:ascii="Aptos" w:hAnsi="Aptos"/>
-                <w:b w:val="0"/>
-                <w:i w:val="0"/>
-                <w:sz w:val="22"/>
-              </w:rPr>
-              <w:t>Student jest gotów do efektywnej współpracy w zespole, przyjmowania różnych ról i odpowiedzialnego wywiązywania się z powierzonych zadań projektowych. [K_K04]</w:t>
-            </w:r>
-          </w:p>
-        </w:tc>
-        <w:tc>
-          <w:tcPr>
-            <w:tcW w:type="dxa" w:w="3324"/>
-          </w:tcPr>
-          <w:p>
-            <w:pPr>
-              <w:spacing w:before="20" w:after="20"/>
-            </w:pPr>
-            <w:r>
-              <w:rPr>
-                <w:rFonts w:ascii="Aptos" w:hAnsi="Aptos"/>
-                <w:b w:val="0"/>
-                <w:i w:val="0"/>
-                <w:sz w:val="22"/>
-              </w:rPr>
-            </w:r>
-          </w:p>
-        </w:tc>
-      </w:tr>
-      <w:tr>
-        <w:tc>
-          <w:tcPr>
-            <w:tcW w:type="dxa" w:w="3324"/>
-          </w:tcPr>
-          <w:p>
-            <w:pPr>
-              <w:spacing w:before="20" w:after="20"/>
-            </w:pPr>
-            <w:r>
-              <w:rPr>
-                <w:rFonts w:ascii="Aptos" w:hAnsi="Aptos"/>
-                <w:b w:val="0"/>
-                <w:i w:val="0"/>
-                <w:sz w:val="22"/>
-              </w:rPr>
-              <w:t>K_K04</w:t>
-            </w:r>
-          </w:p>
-        </w:tc>
-        <w:tc>
-          <w:tcPr>
-            <w:tcW w:type="dxa" w:w="3324"/>
-          </w:tcPr>
-          <w:p>
-            <w:pPr>
-              <w:spacing w:before="20" w:after="20"/>
-            </w:pPr>
-            <w:r>
-              <w:rPr>
-                <w:rFonts w:ascii="Aptos" w:hAnsi="Aptos"/>
-                <w:b w:val="0"/>
-                <w:i w:val="0"/>
-                <w:sz w:val="22"/>
-              </w:rPr>
-              <w:t>Student jest gotów do przekazywania społeczeństwu informacji na temat konsekwencji i odpowiedzialności związanej z działalnością inżynierską w IT. [K_K02]</w:t>
-            </w:r>
-          </w:p>
-        </w:tc>
-        <w:tc>
-          <w:tcPr>
-            <w:tcW w:type="dxa" w:w="3324"/>
-          </w:tcPr>
-          <w:p>
-            <w:pPr>
-              <w:spacing w:before="20" w:after="20"/>
-            </w:pPr>
-            <w:r>
-              <w:rPr>
-                <w:rFonts w:ascii="Aptos" w:hAnsi="Aptos"/>
-                <w:b w:val="0"/>
-                <w:i w:val="0"/>
-                <w:sz w:val="22"/>
-              </w:rPr>
-            </w:r>
-          </w:p>
-        </w:tc>
-      </w:tr>
-    </w:tbl>
-    <w:tbl>
-      <w:tblPr>
-        <w:tblW w:type="auto" w:w="0"/>
-        <w:tblLook w:firstColumn="1" w:firstRow="1" w:lastColumn="0" w:lastRow="0" w:noHBand="0" w:noVBand="1" w:val="04A0"/>
-        <w:tblBorders>
-          <w:top w:val="single" w:sz="4" w:space="0" w:color="000000"/>
-          <w:left w:val="single" w:sz="4" w:space="0" w:color="000000"/>
-          <w:bottom w:val="single" w:sz="4" w:space="0" w:color="000000"/>
-          <w:right w:val="single" w:sz="4" w:space="0" w:color="000000"/>
-          <w:insideH w:val="single" w:sz="4" w:space="0" w:color="000000"/>
-          <w:insideV w:val="single" w:sz="4" w:space="0" w:color="000000"/>
-        </w:tblBorders>
-        <w:tblW w:w="5000" w:type="pct"/>
-      </w:tblPr>
-      <w:tblGrid>
-        <w:gridCol w:w="3324"/>
-        <w:gridCol w:w="3324"/>
-        <w:gridCol w:w="3324"/>
-      </w:tblGrid>
-      <w:tr>
-        <w:tc>
-          <w:tcPr>
-            <w:tcW w:type="dxa" w:w="9972"/>
-            <w:gridSpan w:val="3"/>
-            <w:shd w:val="clear" w:color="auto" w:fill="D9D9D9"/>
-          </w:tcPr>
-          <w:p>
-            <w:pPr>
-              <w:spacing w:before="20" w:after="20"/>
-            </w:pPr>
-            <w:r>
-              <w:rPr>
-                <w:rFonts w:ascii="Aptos" w:hAnsi="Aptos"/>
-                <w:b/>
-                <w:i w:val="0"/>
-                <w:sz w:val="22"/>
-              </w:rPr>
-              <w:t>21.  Wymagania dotyczące laboratorium, w którym odbywają się zajęcia z niniejszego przedmiotu</w:t>
-            </w:r>
-          </w:p>
-        </w:tc>
-      </w:tr>
-      <w:tr>
-        <w:tc>
-          <w:tcPr>
-            <w:tcW w:type="dxa" w:w="3324"/>
-            <w:shd w:val="clear" w:color="auto" w:fill="D9D9D9"/>
-          </w:tcPr>
-          <w:p>
-            <w:pPr>
-              <w:spacing w:before="20" w:after="20"/>
-            </w:pPr>
-            <w:r>
-              <w:rPr>
-                <w:rFonts w:ascii="Aptos" w:hAnsi="Aptos"/>
-                <w:b/>
-                <w:i w:val="0"/>
                 <w:sz w:val="16"/>
               </w:rPr>
-              <w:t>Parametry dla stanowisk komputerowych</w:t>
-            </w:r>
-          </w:p>
-        </w:tc>
-        <w:tc>
-          <w:tcPr>
-            <w:tcW w:type="dxa" w:w="3324"/>
-            <w:shd w:val="clear" w:color="auto" w:fill="D9D9D9"/>
-          </w:tcPr>
-          <w:p>
-            <w:pPr>
-              <w:spacing w:before="20" w:after="20"/>
-            </w:pPr>
-            <w:r>
-              <w:rPr>
-                <w:rFonts w:ascii="Aptos" w:hAnsi="Aptos"/>
-                <w:b/>
-                <w:i w:val="0"/>
-                <w:sz w:val="16"/>
-              </w:rPr>
-              <w:t>Oprogramowanie konieczne do realizacji przedmiotu</w:t>
-            </w:r>
-          </w:p>
-        </w:tc>
-        <w:tc>
-          <w:tcPr>
-            <w:tcW w:type="dxa" w:w="3324"/>
-            <w:shd w:val="clear" w:color="auto" w:fill="D9D9D9"/>
-          </w:tcPr>
-          <w:p>
-            <w:pPr>
-              <w:spacing w:before="20" w:after="20"/>
-            </w:pPr>
-            <w:r>
-              <w:rPr>
-                <w:rFonts w:ascii="Aptos" w:hAnsi="Aptos"/>
-                <w:b/>
-                <w:i w:val="0"/>
-                <w:sz w:val="16"/>
-              </w:rPr>
               <w:t>Wyposażenie specjalistyczne konieczne do realizacji przedmiotu</w:t>
-            </w:r>
-          </w:p>
-        </w:tc>
-      </w:tr>
-      <w:tr>
-        <w:tc>
-          <w:tcPr>
-            <w:tcW w:type="dxa" w:w="3324"/>
-          </w:tcPr>
-          <w:p>
-            <w:pPr>
-              <w:spacing w:before="20" w:after="20"/>
-            </w:pPr>
-            <w:r>
-              <w:rPr>
-                <w:rFonts w:ascii="Aptos" w:hAnsi="Aptos"/>
-                <w:b w:val="0"/>
-                <w:i w:val="0"/>
-                <w:sz w:val="22"/>
-              </w:rPr>
-            </w:r>
-          </w:p>
-        </w:tc>
-        <w:tc>
-          <w:tcPr>
-            <w:tcW w:type="dxa" w:w="3324"/>
-          </w:tcPr>
-          <w:p>
-            <w:pPr>
-              <w:spacing w:before="20" w:after="20"/>
-            </w:pPr>
-            <w:r>
-              <w:rPr>
-                <w:rFonts w:ascii="Aptos" w:hAnsi="Aptos"/>
-                <w:b w:val="0"/>
-                <w:i w:val="0"/>
-                <w:sz w:val="22"/>
-              </w:rPr>
-            </w:r>
-          </w:p>
-        </w:tc>
-        <w:tc>
-          <w:tcPr>
-            <w:tcW w:type="dxa" w:w="3324"/>
-          </w:tcPr>
-          <w:p>
-            <w:pPr>
-              <w:spacing w:before="20" w:after="20"/>
-            </w:pPr>
-            <w:r>
-              <w:rPr>
-                <w:rFonts w:ascii="Aptos" w:hAnsi="Aptos"/>
-                <w:b w:val="0"/>
-                <w:i w:val="0"/>
-                <w:sz w:val="22"/>
-              </w:rPr>
             </w:r>
           </w:p>
         </w:tc>

--- a/public/assets/files/niestacjonarne/PRIN.docx
+++ b/public/assets/files/niestacjonarne/PRIN.docx
@@ -1156,6 +1156,7 @@
                 <w:i w:val="0"/>
                 <w:sz w:val="22"/>
               </w:rPr>
+              <w:t>Praca nad opracowaniami koncepcyjnymi z zakresu innowacji; analiza przypadków procesów innowacyjnych; przygotowanie sprawozdań; ćwiczenia obliczeniowe.</w:t>
             </w:r>
           </w:p>
         </w:tc>
@@ -1266,7 +1267,84 @@
           <w:tcPr>
             <w:tcW w:type="dxa" w:w="9972"/>
           </w:tcPr>
-          <w:p/>
+          <w:p>
+            <w:pPr>
+              <w:spacing w:before="20" w:after="20"/>
+            </w:pPr>
+            <w:r>
+              <w:rPr>
+                <w:rFonts w:ascii="Aptos" w:hAnsi="Aptos"/>
+                <w:b/>
+                <w:sz w:val="22"/>
+              </w:rPr>
+              <w:t>Ćwiczenia / Laboratorium:</w:t>
+            </w:r>
+          </w:p>
+          <w:p>
+            <w:pPr>
+              <w:spacing w:before="20" w:after="20"/>
+            </w:pPr>
+            <w:r>
+              <w:rPr>
+                <w:rFonts w:ascii="Aptos" w:hAnsi="Aptos"/>
+                <w:b w:val="0"/>
+                <w:sz w:val="22"/>
+              </w:rPr>
+              <w:t>• analiza tekstów z dyskusją</w:t>
+            </w:r>
+          </w:p>
+          <w:p>
+            <w:pPr>
+              <w:spacing w:before="20" w:after="20"/>
+            </w:pPr>
+            <w:r>
+              <w:rPr>
+                <w:rFonts w:ascii="Aptos" w:hAnsi="Aptos"/>
+                <w:b w:val="0"/>
+                <w:sz w:val="22"/>
+              </w:rPr>
+              <w:t>• rozwiązywanie zadań</w:t>
+            </w:r>
+          </w:p>
+          <w:p>
+            <w:pPr>
+              <w:spacing w:before="20" w:after="20"/>
+            </w:pPr>
+            <w:r>
+              <w:rPr>
+                <w:rFonts w:ascii="Aptos" w:hAnsi="Aptos"/>
+                <w:b w:val="0"/>
+                <w:sz w:val="22"/>
+              </w:rPr>
+              <w:t>• burza mózgów</w:t>
+            </w:r>
+          </w:p>
+          <w:p>
+            <w:pPr>
+              <w:spacing w:before="20" w:after="20"/>
+            </w:pPr>
+            <w:r>
+              <w:rPr>
+                <w:rFonts w:ascii="Aptos" w:hAnsi="Aptos"/>
+                <w:b w:val="0"/>
+                <w:sz w:val="22"/>
+              </w:rPr>
+              <w:t>• praca grupowa nad projektem z wykorzystaniem nowoczesnych technik informatycznych</w:t>
+            </w:r>
+          </w:p>
+          <w:p>
+            <w:pPr>
+              <w:spacing w:before="20" w:after="20"/>
+            </w:pPr>
+            <w:r>
+              <w:rPr>
+                <w:rFonts w:ascii="Aptos" w:hAnsi="Aptos"/>
+                <w:b w:val="0"/>
+                <w:sz w:val="22"/>
+              </w:rPr>
+              <w:t>• warsztaty</w:t>
+            </w:r>
+          </w:p>
         </w:tc>
       </w:tr>
     </w:tbl>
@@ -1515,117 +1593,10 @@
             <w:r>
               <w:rPr>
                 <w:rFonts w:ascii="Aptos" w:hAnsi="Aptos"/>
+                <w:b w:val="0"/>
+                <w:i w:val="0"/>
                 <w:sz w:val="22"/>
               </w:rPr>
-              <w:t>1. analiza tekstów z dyskusją</w:t>
-            </w:r>
-          </w:p>
-          <w:p>
-            <w:pPr>
-              <w:spacing w:before="20" w:after="20"/>
-            </w:pPr>
-            <w:r>
-              <w:rPr>
-                <w:rFonts w:ascii="Aptos" w:hAnsi="Aptos"/>
-                <w:sz w:val="22"/>
-              </w:rPr>
-              <w:t>2. rozwiązywanie zadań</w:t>
-            </w:r>
-          </w:p>
-          <w:p>
-            <w:pPr>
-              <w:spacing w:before="20" w:after="20"/>
-            </w:pPr>
-            <w:r>
-              <w:rPr>
-                <w:rFonts w:ascii="Aptos" w:hAnsi="Aptos"/>
-                <w:sz w:val="22"/>
-              </w:rPr>
-              <w:t>3. burza mózgów</w:t>
-            </w:r>
-          </w:p>
-          <w:p>
-            <w:pPr>
-              <w:spacing w:before="20" w:after="20"/>
-            </w:pPr>
-            <w:r>
-              <w:rPr>
-                <w:rFonts w:ascii="Aptos" w:hAnsi="Aptos"/>
-                <w:sz w:val="22"/>
-              </w:rPr>
-              <w:t>4. praca grupowa nad projektem z wykorzystaniem nowoczesnych technik informatycznych</w:t>
-            </w:r>
-          </w:p>
-          <w:p>
-            <w:pPr>
-              <w:spacing w:before="20" w:after="20"/>
-            </w:pPr>
-            <w:r>
-              <w:rPr>
-                <w:rFonts w:ascii="Aptos" w:hAnsi="Aptos"/>
-                <w:sz w:val="22"/>
-              </w:rPr>
-              <w:t>5. warsztaty</w:t>
-            </w:r>
-          </w:p>
-          <w:p>
-            <w:pPr>
-              <w:spacing w:before="20" w:after="20"/>
-            </w:pPr>
-            <w:r>
-              <w:rPr>
-                <w:rFonts w:ascii="Aptos" w:hAnsi="Aptos"/>
-                <w:sz w:val="22"/>
-              </w:rPr>
-              <w:t>6. Kryteria oceny</w:t>
-            </w:r>
-          </w:p>
-          <w:p>
-            <w:pPr>
-              <w:spacing w:before="20" w:after="20"/>
-            </w:pPr>
-            <w:r>
-              <w:rPr>
-                <w:rFonts w:ascii="Aptos" w:hAnsi="Aptos"/>
-                <w:sz w:val="22"/>
-              </w:rPr>
-              <w:t>7. ćwiczenia związane z tematyką wykładu</w:t>
-            </w:r>
-          </w:p>
-          <w:p>
-            <w:pPr>
-              <w:spacing w:before="20" w:after="20"/>
-            </w:pPr>
-            <w:r>
-              <w:rPr>
-                <w:rFonts w:ascii="Aptos" w:hAnsi="Aptos"/>
-                <w:sz w:val="22"/>
-              </w:rPr>
-              <w:t>8. opracowania obliczeniowe i koncepcyjne</w:t>
-            </w:r>
-          </w:p>
-          <w:p>
-            <w:pPr>
-              <w:spacing w:before="20" w:after="20"/>
-            </w:pPr>
-            <w:r>
-              <w:rPr>
-                <w:rFonts w:ascii="Aptos" w:hAnsi="Aptos"/>
-                <w:sz w:val="22"/>
-              </w:rPr>
-              <w:t>9. ocena sporządzonego sprawozdania</w:t>
-            </w:r>
-          </w:p>
-          <w:p>
-            <w:pPr>
-              <w:spacing w:before="20" w:after="20"/>
-            </w:pPr>
-            <w:r>
-              <w:rPr>
-                <w:rFonts w:ascii="Aptos" w:hAnsi="Aptos"/>
-                <w:sz w:val="22"/>
-              </w:rPr>
-              <w:t>10. brak</w:t>
             </w:r>
           </w:p>
         </w:tc>
@@ -1642,7 +1613,7 @@
                 <w:rFonts w:ascii="Aptos" w:hAnsi="Aptos"/>
                 <w:sz w:val="22"/>
               </w:rPr>
-              <w:t>1. analiza tekstów z dyskusją</w:t>
+              <w:t>1. raport z wykonanego zadania</w:t>
             </w:r>
           </w:p>
           <w:p>
@@ -1654,103 +1625,7 @@
                 <w:rFonts w:ascii="Aptos" w:hAnsi="Aptos"/>
                 <w:sz w:val="22"/>
               </w:rPr>
-              <w:t>2. rozwiązywanie zadań</w:t>
-            </w:r>
-          </w:p>
-          <w:p>
-            <w:pPr>
-              <w:spacing w:before="20" w:after="20"/>
-            </w:pPr>
-            <w:r>
-              <w:rPr>
-                <w:rFonts w:ascii="Aptos" w:hAnsi="Aptos"/>
-                <w:sz w:val="22"/>
-              </w:rPr>
-              <w:t>3. burza mózgów</w:t>
-            </w:r>
-          </w:p>
-          <w:p>
-            <w:pPr>
-              <w:spacing w:before="20" w:after="20"/>
-            </w:pPr>
-            <w:r>
-              <w:rPr>
-                <w:rFonts w:ascii="Aptos" w:hAnsi="Aptos"/>
-                <w:sz w:val="22"/>
-              </w:rPr>
-              <w:t>4. praca grupowa nad projektem z wykorzystaniem nowoczesnych technik informatycznych</w:t>
-            </w:r>
-          </w:p>
-          <w:p>
-            <w:pPr>
-              <w:spacing w:before="20" w:after="20"/>
-            </w:pPr>
-            <w:r>
-              <w:rPr>
-                <w:rFonts w:ascii="Aptos" w:hAnsi="Aptos"/>
-                <w:sz w:val="22"/>
-              </w:rPr>
-              <w:t>5. warsztaty</w:t>
-            </w:r>
-          </w:p>
-          <w:p>
-            <w:pPr>
-              <w:spacing w:before="20" w:after="20"/>
-            </w:pPr>
-            <w:r>
-              <w:rPr>
-                <w:rFonts w:ascii="Aptos" w:hAnsi="Aptos"/>
-                <w:sz w:val="22"/>
-              </w:rPr>
-              <w:t>6. Kryteria oceny</w:t>
-            </w:r>
-          </w:p>
-          <w:p>
-            <w:pPr>
-              <w:spacing w:before="20" w:after="20"/>
-            </w:pPr>
-            <w:r>
-              <w:rPr>
-                <w:rFonts w:ascii="Aptos" w:hAnsi="Aptos"/>
-                <w:sz w:val="22"/>
-              </w:rPr>
-              <w:t>7. ćwiczenia związane z tematyką wykładu</w:t>
-            </w:r>
-          </w:p>
-          <w:p>
-            <w:pPr>
-              <w:spacing w:before="20" w:after="20"/>
-            </w:pPr>
-            <w:r>
-              <w:rPr>
-                <w:rFonts w:ascii="Aptos" w:hAnsi="Aptos"/>
-                <w:sz w:val="22"/>
-              </w:rPr>
-              <w:t>8. opracowania obliczeniowe i koncepcyjne</w:t>
-            </w:r>
-          </w:p>
-          <w:p>
-            <w:pPr>
-              <w:spacing w:before="20" w:after="20"/>
-            </w:pPr>
-            <w:r>
-              <w:rPr>
-                <w:rFonts w:ascii="Aptos" w:hAnsi="Aptos"/>
-                <w:sz w:val="22"/>
-              </w:rPr>
-              <w:t>9. ocena sporządzonego sprawozdania</w:t>
-            </w:r>
-          </w:p>
-          <w:p>
-            <w:pPr>
-              <w:spacing w:before="20" w:after="20"/>
-            </w:pPr>
-            <w:r>
-              <w:rPr>
-                <w:rFonts w:ascii="Aptos" w:hAnsi="Aptos"/>
-                <w:sz w:val="22"/>
-              </w:rPr>
-              <w:t>10. brak</w:t>
+              <w:t>2. ocena pracy podczas ćwiczenia</w:t>
             </w:r>
           </w:p>
         </w:tc>
@@ -5429,7 +5304,7 @@
                 <w:i w:val="0"/>
                 <w:sz w:val="22"/>
               </w:rPr>
-              <w:t>analiza tekstów z dyskusją; rozwiązywanie zadań; burza mózgów; praca grupowa nad projektem z wykorzystaniem nowoczesnych technik informatycznych; warsztaty; Kryteria oceny; ćwiczenia związane z tematyką wykładu; opracowania obliczeniowe i koncepcyjne; ocena sporządzonego sprawozdania; brak</w:t>
+              <w:t>raport z wykonanego zadania; ocena pracy podczas ćwiczenia</w:t>
             </w:r>
           </w:p>
         </w:tc>
@@ -5488,7 +5363,7 @@
                 <w:i w:val="0"/>
                 <w:sz w:val="22"/>
               </w:rPr>
-              <w:t>analiza tekstów z dyskusją; rozwiązywanie zadań; burza mózgów; praca grupowa nad projektem z wykorzystaniem nowoczesnych technik informatycznych; warsztaty; Kryteria oceny; ćwiczenia związane z tematyką wykładu; opracowania obliczeniowe i koncepcyjne; ocena sporządzonego sprawozdania; brak</w:t>
+              <w:t>raport z wykonanego zadania; ocena pracy podczas ćwiczenia</w:t>
             </w:r>
           </w:p>
         </w:tc>
@@ -5547,7 +5422,7 @@
                 <w:i w:val="0"/>
                 <w:sz w:val="22"/>
               </w:rPr>
-              <w:t>analiza tekstów z dyskusją; rozwiązywanie zadań; burza mózgów; praca grupowa nad projektem z wykorzystaniem nowoczesnych technik informatycznych; warsztaty; Kryteria oceny; ćwiczenia związane z tematyką wykładu; opracowania obliczeniowe i koncepcyjne; ocena sporządzonego sprawozdania; brak</w:t>
+              <w:t>raport z wykonanego zadania; ocena pracy podczas ćwiczenia</w:t>
             </w:r>
           </w:p>
         </w:tc>
@@ -5711,7 +5586,7 @@
                 <w:i w:val="0"/>
                 <w:sz w:val="22"/>
               </w:rPr>
-              <w:t>analiza tekstów z dyskusją; rozwiązywanie zadań; burza mózgów; praca grupowa nad projektem z wykorzystaniem nowoczesnych technik informatycznych; warsztaty; Kryteria oceny; ćwiczenia związane z tematyką wykładu; opracowania obliczeniowe i koncepcyjne; ocena sporządzonego sprawozdania; brak</w:t>
+              <w:t>raport z wykonanego zadania; ocena pracy podczas ćwiczenia</w:t>
             </w:r>
           </w:p>
         </w:tc>
@@ -5769,7 +5644,7 @@
                 <w:i w:val="0"/>
                 <w:sz w:val="22"/>
               </w:rPr>
-              <w:t>analiza tekstów z dyskusją; rozwiązywanie zadań; burza mózgów; praca grupowa nad projektem z wykorzystaniem nowoczesnych technik informatycznych; warsztaty; Kryteria oceny; ćwiczenia związane z tematyką wykładu; opracowania obliczeniowe i koncepcyjne; ocena sporządzonego sprawozdania; brak</w:t>
+              <w:t>raport z wykonanego zadania; ocena pracy podczas ćwiczenia</w:t>
             </w:r>
           </w:p>
         </w:tc>
@@ -5827,7 +5702,7 @@
                 <w:i w:val="0"/>
                 <w:sz w:val="22"/>
               </w:rPr>
-              <w:t>analiza tekstów z dyskusją; rozwiązywanie zadań; burza mózgów; praca grupowa nad projektem z wykorzystaniem nowoczesnych technik informatycznych; warsztaty; Kryteria oceny; ćwiczenia związane z tematyką wykładu; opracowania obliczeniowe i koncepcyjne; ocena sporządzonego sprawozdania; brak</w:t>
+              <w:t>raport z wykonanego zadania; ocena pracy podczas ćwiczenia</w:t>
             </w:r>
           </w:p>
         </w:tc>
@@ -5991,7 +5866,7 @@
                 <w:i w:val="0"/>
                 <w:sz w:val="22"/>
               </w:rPr>
-              <w:t>analiza tekstów z dyskusją; rozwiązywanie zadań; burza mózgów; praca grupowa nad projektem z wykorzystaniem nowoczesnych technik informatycznych; warsztaty; Kryteria oceny; ćwiczenia związane z tematyką wykładu; opracowania obliczeniowe i koncepcyjne; ocena sporządzonego sprawozdania; brak</w:t>
+              <w:t>raport z wykonanego zadania; ocena pracy podczas ćwiczenia</w:t>
             </w:r>
           </w:p>
         </w:tc>
@@ -6050,7 +5925,7 @@
                 <w:i w:val="0"/>
                 <w:sz w:val="22"/>
               </w:rPr>
-              <w:t>analiza tekstów z dyskusją; rozwiązywanie zadań; burza mózgów; praca grupowa nad projektem z wykorzystaniem nowoczesnych technik informatycznych; warsztaty; Kryteria oceny; ćwiczenia związane z tematyką wykładu; opracowania obliczeniowe i koncepcyjne; ocena sporządzonego sprawozdania; brak</w:t>
+              <w:t>raport z wykonanego zadania; ocena pracy podczas ćwiczenia</w:t>
             </w:r>
           </w:p>
         </w:tc>
@@ -6109,7 +5984,7 @@
                 <w:i w:val="0"/>
                 <w:sz w:val="22"/>
               </w:rPr>
-              <w:t>analiza tekstów z dyskusją; rozwiązywanie zadań; burza mózgów; praca grupowa nad projektem z wykorzystaniem nowoczesnych technik informatycznych; warsztaty; Kryteria oceny; ćwiczenia związane z tematyką wykładu; opracowania obliczeniowe i koncepcyjne; ocena sporządzonego sprawozdania; brak</w:t>
+              <w:t>raport z wykonanego zadania; ocena pracy podczas ćwiczenia</w:t>
             </w:r>
           </w:p>
         </w:tc>

--- a/public/assets/files/niestacjonarne/PRIN.docx
+++ b/public/assets/files/niestacjonarne/PRIN.docx
@@ -144,7 +144,7 @@
                 <w:i w:val="0"/>
                 <w:sz w:val="22"/>
               </w:rPr>
-              <w:t>19.02.2026</w:t>
+              <w:t>08.03.2026</w:t>
             </w:r>
           </w:p>
         </w:tc>
@@ -599,7 +599,7 @@
                 <w:i w:val="0"/>
                 <w:sz w:val="22"/>
               </w:rPr>
-              <w:t>7</w:t>
+              <w:t>8</w:t>
             </w:r>
           </w:p>
         </w:tc>

--- a/public/assets/files/niestacjonarne/PRIN.docx
+++ b/public/assets/files/niestacjonarne/PRIN.docx
@@ -5304,7 +5304,6 @@
                 <w:i w:val="0"/>
                 <w:sz w:val="22"/>
               </w:rPr>
-              <w:t>raport z wykonanego zadania; ocena pracy podczas ćwiczenia</w:t>
             </w:r>
           </w:p>
         </w:tc>
@@ -5363,7 +5362,6 @@
                 <w:i w:val="0"/>
                 <w:sz w:val="22"/>
               </w:rPr>
-              <w:t>raport z wykonanego zadania; ocena pracy podczas ćwiczenia</w:t>
             </w:r>
           </w:p>
         </w:tc>
@@ -5422,7 +5420,6 @@
                 <w:i w:val="0"/>
                 <w:sz w:val="22"/>
               </w:rPr>
-              <w:t>raport z wykonanego zadania; ocena pracy podczas ćwiczenia</w:t>
             </w:r>
           </w:p>
         </w:tc>
@@ -5548,7 +5545,7 @@
                 <w:i w:val="0"/>
                 <w:sz w:val="22"/>
               </w:rPr>
-              <w:t>K_U26</w:t>
+              <w:t>K_U05</w:t>
             </w:r>
           </w:p>
         </w:tc>
@@ -5586,7 +5583,7 @@
                 <w:i w:val="0"/>
                 <w:sz w:val="22"/>
               </w:rPr>
-              <w:t>raport z wykonanego zadania; ocena pracy podczas ćwiczenia</w:t>
+              <w:t>raport z wykonanego zadania, ocena pracy podczas ćwiczenia</w:t>
             </w:r>
           </w:p>
         </w:tc>
@@ -5607,6 +5604,7 @@
                 <w:i w:val="0"/>
                 <w:sz w:val="22"/>
               </w:rPr>
+              <w:t>K_U26</w:t>
             </w:r>
           </w:p>
         </w:tc>
@@ -5644,7 +5642,7 @@
                 <w:i w:val="0"/>
                 <w:sz w:val="22"/>
               </w:rPr>
-              <w:t>raport z wykonanego zadania; ocena pracy podczas ćwiczenia</w:t>
+              <w:t>raport z wykonanego zadania, ocena pracy podczas ćwiczenia</w:t>
             </w:r>
           </w:p>
         </w:tc>
@@ -5665,6 +5663,7 @@
                 <w:i w:val="0"/>
                 <w:sz w:val="22"/>
               </w:rPr>
+              <w:t>K_U25</w:t>
             </w:r>
           </w:p>
         </w:tc>
@@ -5702,7 +5701,7 @@
                 <w:i w:val="0"/>
                 <w:sz w:val="22"/>
               </w:rPr>
-              <w:t>raport z wykonanego zadania; ocena pracy podczas ćwiczenia</w:t>
+              <w:t>raport z wykonanego zadania, ocena pracy podczas ćwiczenia</w:t>
             </w:r>
           </w:p>
         </w:tc>
@@ -5866,7 +5865,7 @@
                 <w:i w:val="0"/>
                 <w:sz w:val="22"/>
               </w:rPr>
-              <w:t>raport z wykonanego zadania; ocena pracy podczas ćwiczenia</w:t>
+              <w:t>raport z wykonanego zadania, ocena pracy podczas ćwiczenia</w:t>
             </w:r>
           </w:p>
         </w:tc>
@@ -5887,7 +5886,7 @@
                 <w:i w:val="0"/>
                 <w:sz w:val="22"/>
               </w:rPr>
-              <w:t>K_K02</w:t>
+              <w:t>K_K04</w:t>
             </w:r>
           </w:p>
         </w:tc>
@@ -5925,7 +5924,7 @@
                 <w:i w:val="0"/>
                 <w:sz w:val="22"/>
               </w:rPr>
-              <w:t>raport z wykonanego zadania; ocena pracy podczas ćwiczenia</w:t>
+              <w:t>raport z wykonanego zadania, ocena pracy podczas ćwiczenia</w:t>
             </w:r>
           </w:p>
         </w:tc>
@@ -5946,7 +5945,7 @@
                 <w:i w:val="0"/>
                 <w:sz w:val="22"/>
               </w:rPr>
-              <w:t>K_K04</w:t>
+              <w:t>K_K02</w:t>
             </w:r>
           </w:p>
         </w:tc>
@@ -5984,7 +5983,7 @@
                 <w:i w:val="0"/>
                 <w:sz w:val="22"/>
               </w:rPr>
-              <w:t>raport z wykonanego zadania; ocena pracy podczas ćwiczenia</w:t>
+              <w:t>raport z wykonanego zadania, ocena pracy podczas ćwiczenia</w:t>
             </w:r>
           </w:p>
         </w:tc>

--- a/public/assets/files/niestacjonarne/PRIN.docx
+++ b/public/assets/files/niestacjonarne/PRIN.docx
@@ -1869,14 +1869,13 @@
       </w:tblPr>
       <w:tblGrid>
         <w:gridCol w:w="680"/>
-        <w:gridCol w:w="4536"/>
-        <w:gridCol w:w="4252"/>
+        <w:gridCol w:w="8788"/>
       </w:tblGrid>
       <w:tr>
         <w:tc>
           <w:tcPr>
             <w:tcW w:type="dxa" w:w="9468"/>
-            <w:gridSpan w:val="3"/>
+            <w:gridSpan w:val="2"/>
             <w:shd w:val="clear" w:color="auto" w:fill="D9D9D9"/>
           </w:tcPr>
           <w:p>
@@ -1918,7 +1917,7 @@
         </w:tc>
         <w:tc>
           <w:tcPr>
-            <w:tcW w:type="dxa" w:w="4536"/>
+            <w:tcW w:type="dxa" w:w="8788"/>
             <w:shd w:val="clear" w:color="auto" w:fill="D9D9D9"/>
           </w:tcPr>
           <w:p>
@@ -1932,27 +1931,7 @@
                 <w:i w:val="0"/>
                 <w:sz w:val="16"/>
               </w:rPr>
-              <w:t>Wykład</w:t>
-            </w:r>
-          </w:p>
-        </w:tc>
-        <w:tc>
-          <w:tcPr>
-            <w:tcW w:type="dxa" w:w="4252"/>
-            <w:shd w:val="clear" w:color="auto" w:fill="D9D9D9"/>
-          </w:tcPr>
-          <w:p>
-            <w:pPr>
-              <w:spacing w:before="20" w:after="20"/>
-            </w:pPr>
-            <w:r>
-              <w:rPr>
-                <w:rFonts w:ascii="Aptos" w:hAnsi="Aptos"/>
-                <w:b/>
-                <w:i w:val="0"/>
-                <w:sz w:val="16"/>
-              </w:rPr>
-              <w:t>Ćwiczenia / Laboratorium / Pracownia</w:t>
+              <w:t>Treści programowe</w:t>
             </w:r>
           </w:p>
         </w:tc>
@@ -1979,7 +1958,7 @@
         </w:tc>
         <w:tc>
           <w:tcPr>
-            <w:tcW w:type="dxa" w:w="4536"/>
+            <w:tcW w:type="dxa" w:w="8788"/>
           </w:tcPr>
           <w:p>
             <w:pPr>
@@ -1993,24 +1972,6 @@
                 <w:sz w:val="22"/>
               </w:rPr>
               <w:t>Wykład</w:t>
-            </w:r>
-          </w:p>
-        </w:tc>
-        <w:tc>
-          <w:tcPr>
-            <w:tcW w:type="dxa" w:w="4252"/>
-          </w:tcPr>
-          <w:p>
-            <w:pPr>
-              <w:spacing w:before="20" w:after="20"/>
-            </w:pPr>
-            <w:r>
-              <w:rPr>
-                <w:rFonts w:ascii="Aptos" w:hAnsi="Aptos"/>
-                <w:b w:val="0"/>
-                <w:i w:val="0"/>
-                <w:sz w:val="22"/>
-              </w:rPr>
             </w:r>
           </w:p>
         </w:tc>
@@ -2037,7 +1998,7 @@
         </w:tc>
         <w:tc>
           <w:tcPr>
-            <w:tcW w:type="dxa" w:w="4536"/>
+            <w:tcW w:type="dxa" w:w="8788"/>
           </w:tcPr>
           <w:p>
             <w:pPr>
@@ -2051,24 +2012,6 @@
                 <w:sz w:val="22"/>
               </w:rPr>
               <w:t>Ćwiczenia</w:t>
-            </w:r>
-          </w:p>
-        </w:tc>
-        <w:tc>
-          <w:tcPr>
-            <w:tcW w:type="dxa" w:w="4252"/>
-          </w:tcPr>
-          <w:p>
-            <w:pPr>
-              <w:spacing w:before="20" w:after="20"/>
-            </w:pPr>
-            <w:r>
-              <w:rPr>
-                <w:rFonts w:ascii="Aptos" w:hAnsi="Aptos"/>
-                <w:b w:val="0"/>
-                <w:i w:val="0"/>
-                <w:sz w:val="22"/>
-              </w:rPr>
             </w:r>
           </w:p>
         </w:tc>
@@ -2095,7 +2038,7 @@
         </w:tc>
         <w:tc>
           <w:tcPr>
-            <w:tcW w:type="dxa" w:w="4536"/>
+            <w:tcW w:type="dxa" w:w="8788"/>
           </w:tcPr>
           <w:p>
             <w:pPr>
@@ -2109,24 +2052,6 @@
                 <w:sz w:val="22"/>
               </w:rPr>
               <w:t>Kreatywność menedżerska</w:t>
-            </w:r>
-          </w:p>
-        </w:tc>
-        <w:tc>
-          <w:tcPr>
-            <w:tcW w:type="dxa" w:w="4252"/>
-          </w:tcPr>
-          <w:p>
-            <w:pPr>
-              <w:spacing w:before="20" w:after="20"/>
-            </w:pPr>
-            <w:r>
-              <w:rPr>
-                <w:rFonts w:ascii="Aptos" w:hAnsi="Aptos"/>
-                <w:b w:val="0"/>
-                <w:i w:val="0"/>
-                <w:sz w:val="22"/>
-              </w:rPr>
             </w:r>
           </w:p>
         </w:tc>
@@ -2153,7 +2078,7 @@
         </w:tc>
         <w:tc>
           <w:tcPr>
-            <w:tcW w:type="dxa" w:w="4536"/>
+            <w:tcW w:type="dxa" w:w="8788"/>
           </w:tcPr>
           <w:p>
             <w:pPr>
@@ -2167,24 +2092,6 @@
                 <w:sz w:val="22"/>
               </w:rPr>
               <w:t>Profil osoby kreatywnej i przedsiębiorczej</w:t>
-            </w:r>
-          </w:p>
-        </w:tc>
-        <w:tc>
-          <w:tcPr>
-            <w:tcW w:type="dxa" w:w="4252"/>
-          </w:tcPr>
-          <w:p>
-            <w:pPr>
-              <w:spacing w:before="20" w:after="20"/>
-            </w:pPr>
-            <w:r>
-              <w:rPr>
-                <w:rFonts w:ascii="Aptos" w:hAnsi="Aptos"/>
-                <w:b w:val="0"/>
-                <w:i w:val="0"/>
-                <w:sz w:val="22"/>
-              </w:rPr>
             </w:r>
           </w:p>
         </w:tc>
@@ -2211,7 +2118,7 @@
         </w:tc>
         <w:tc>
           <w:tcPr>
-            <w:tcW w:type="dxa" w:w="4536"/>
+            <w:tcW w:type="dxa" w:w="8788"/>
           </w:tcPr>
           <w:p>
             <w:pPr>
@@ -2225,24 +2132,6 @@
                 <w:sz w:val="22"/>
               </w:rPr>
               <w:t>Istota i motywy przedsiębiorczości gospodarczej</w:t>
-            </w:r>
-          </w:p>
-        </w:tc>
-        <w:tc>
-          <w:tcPr>
-            <w:tcW w:type="dxa" w:w="4252"/>
-          </w:tcPr>
-          <w:p>
-            <w:pPr>
-              <w:spacing w:before="20" w:after="20"/>
-            </w:pPr>
-            <w:r>
-              <w:rPr>
-                <w:rFonts w:ascii="Aptos" w:hAnsi="Aptos"/>
-                <w:b w:val="0"/>
-                <w:i w:val="0"/>
-                <w:sz w:val="22"/>
-              </w:rPr>
             </w:r>
           </w:p>
         </w:tc>
@@ -2269,7 +2158,7 @@
         </w:tc>
         <w:tc>
           <w:tcPr>
-            <w:tcW w:type="dxa" w:w="4536"/>
+            <w:tcW w:type="dxa" w:w="8788"/>
           </w:tcPr>
           <w:p>
             <w:pPr>
@@ -2283,24 +2172,6 @@
                 <w:sz w:val="22"/>
               </w:rPr>
               <w:t>Tworzenie i analiza ścieżki doświadczeń dla wybranego produktu / usługi (praca z szablonem</w:t>
-            </w:r>
-          </w:p>
-        </w:tc>
-        <w:tc>
-          <w:tcPr>
-            <w:tcW w:type="dxa" w:w="4252"/>
-          </w:tcPr>
-          <w:p>
-            <w:pPr>
-              <w:spacing w:before="20" w:after="20"/>
-            </w:pPr>
-            <w:r>
-              <w:rPr>
-                <w:rFonts w:ascii="Aptos" w:hAnsi="Aptos"/>
-                <w:b w:val="0"/>
-                <w:i w:val="0"/>
-                <w:sz w:val="22"/>
-              </w:rPr>
             </w:r>
           </w:p>
         </w:tc>
@@ -2327,7 +2198,7 @@
         </w:tc>
         <w:tc>
           <w:tcPr>
-            <w:tcW w:type="dxa" w:w="4536"/>
+            <w:tcW w:type="dxa" w:w="8788"/>
           </w:tcPr>
           <w:p>
             <w:pPr>
@@ -2341,24 +2212,6 @@
                 <w:sz w:val="22"/>
               </w:rPr>
               <w:t>customer journey map)</w:t>
-            </w:r>
-          </w:p>
-        </w:tc>
-        <w:tc>
-          <w:tcPr>
-            <w:tcW w:type="dxa" w:w="4252"/>
-          </w:tcPr>
-          <w:p>
-            <w:pPr>
-              <w:spacing w:before="20" w:after="20"/>
-            </w:pPr>
-            <w:r>
-              <w:rPr>
-                <w:rFonts w:ascii="Aptos" w:hAnsi="Aptos"/>
-                <w:b w:val="0"/>
-                <w:i w:val="0"/>
-                <w:sz w:val="22"/>
-              </w:rPr>
             </w:r>
           </w:p>
         </w:tc>
@@ -2385,7 +2238,7 @@
         </w:tc>
         <w:tc>
           <w:tcPr>
-            <w:tcW w:type="dxa" w:w="4536"/>
+            <w:tcW w:type="dxa" w:w="8788"/>
           </w:tcPr>
           <w:p>
             <w:pPr>
@@ -2399,24 +2252,6 @@
                 <w:sz w:val="22"/>
               </w:rPr>
               <w:t>Metody graficzne i analityczne w diagnozowaniu</w:t>
-            </w:r>
-          </w:p>
-        </w:tc>
-        <w:tc>
-          <w:tcPr>
-            <w:tcW w:type="dxa" w:w="4252"/>
-          </w:tcPr>
-          <w:p>
-            <w:pPr>
-              <w:spacing w:before="20" w:after="20"/>
-            </w:pPr>
-            <w:r>
-              <w:rPr>
-                <w:rFonts w:ascii="Aptos" w:hAnsi="Aptos"/>
-                <w:b w:val="0"/>
-                <w:i w:val="0"/>
-                <w:sz w:val="22"/>
-              </w:rPr>
             </w:r>
           </w:p>
         </w:tc>
@@ -2443,7 +2278,7 @@
         </w:tc>
         <w:tc>
           <w:tcPr>
-            <w:tcW w:type="dxa" w:w="4536"/>
+            <w:tcW w:type="dxa" w:w="8788"/>
           </w:tcPr>
           <w:p>
             <w:pPr>
@@ -2457,24 +2292,6 @@
                 <w:sz w:val="22"/>
               </w:rPr>
               <w:t>problemu</w:t>
-            </w:r>
-          </w:p>
-        </w:tc>
-        <w:tc>
-          <w:tcPr>
-            <w:tcW w:type="dxa" w:w="4252"/>
-          </w:tcPr>
-          <w:p>
-            <w:pPr>
-              <w:spacing w:before="20" w:after="20"/>
-            </w:pPr>
-            <w:r>
-              <w:rPr>
-                <w:rFonts w:ascii="Aptos" w:hAnsi="Aptos"/>
-                <w:b w:val="0"/>
-                <w:i w:val="0"/>
-                <w:sz w:val="22"/>
-              </w:rPr>
             </w:r>
           </w:p>
         </w:tc>
@@ -2501,7 +2318,7 @@
         </w:tc>
         <w:tc>
           <w:tcPr>
-            <w:tcW w:type="dxa" w:w="4536"/>
+            <w:tcW w:type="dxa" w:w="8788"/>
           </w:tcPr>
           <w:p>
             <w:pPr>
@@ -2515,24 +2332,6 @@
                 <w:sz w:val="22"/>
               </w:rPr>
               <w:t>Odkrywanie możliwości dla produktu innowacyjnego – studium przypadku</w:t>
-            </w:r>
-          </w:p>
-        </w:tc>
-        <w:tc>
-          <w:tcPr>
-            <w:tcW w:type="dxa" w:w="4252"/>
-          </w:tcPr>
-          <w:p>
-            <w:pPr>
-              <w:spacing w:before="20" w:after="20"/>
-            </w:pPr>
-            <w:r>
-              <w:rPr>
-                <w:rFonts w:ascii="Aptos" w:hAnsi="Aptos"/>
-                <w:b w:val="0"/>
-                <w:i w:val="0"/>
-                <w:sz w:val="22"/>
-              </w:rPr>
             </w:r>
           </w:p>
         </w:tc>
@@ -2559,7 +2358,7 @@
         </w:tc>
         <w:tc>
           <w:tcPr>
-            <w:tcW w:type="dxa" w:w="4536"/>
+            <w:tcW w:type="dxa" w:w="8788"/>
           </w:tcPr>
           <w:p>
             <w:pPr>
@@ -2573,24 +2372,6 @@
                 <w:sz w:val="22"/>
               </w:rPr>
               <w:t>Rozpoznawanie szans rynkowych i możliwości</w:t>
-            </w:r>
-          </w:p>
-        </w:tc>
-        <w:tc>
-          <w:tcPr>
-            <w:tcW w:type="dxa" w:w="4252"/>
-          </w:tcPr>
-          <w:p>
-            <w:pPr>
-              <w:spacing w:before="20" w:after="20"/>
-            </w:pPr>
-            <w:r>
-              <w:rPr>
-                <w:rFonts w:ascii="Aptos" w:hAnsi="Aptos"/>
-                <w:b w:val="0"/>
-                <w:i w:val="0"/>
-                <w:sz w:val="22"/>
-              </w:rPr>
             </w:r>
           </w:p>
         </w:tc>
@@ -2617,7 +2398,7 @@
         </w:tc>
         <w:tc>
           <w:tcPr>
-            <w:tcW w:type="dxa" w:w="4536"/>
+            <w:tcW w:type="dxa" w:w="8788"/>
           </w:tcPr>
           <w:p>
             <w:pPr>
@@ -2631,24 +2412,6 @@
                 <w:sz w:val="22"/>
               </w:rPr>
               <w:t>sytuacyjnych</w:t>
-            </w:r>
-          </w:p>
-        </w:tc>
-        <w:tc>
-          <w:tcPr>
-            <w:tcW w:type="dxa" w:w="4252"/>
-          </w:tcPr>
-          <w:p>
-            <w:pPr>
-              <w:spacing w:before="20" w:after="20"/>
-            </w:pPr>
-            <w:r>
-              <w:rPr>
-                <w:rFonts w:ascii="Aptos" w:hAnsi="Aptos"/>
-                <w:b w:val="0"/>
-                <w:i w:val="0"/>
-                <w:sz w:val="22"/>
-              </w:rPr>
             </w:r>
           </w:p>
         </w:tc>
@@ -2675,7 +2438,7 @@
         </w:tc>
         <w:tc>
           <w:tcPr>
-            <w:tcW w:type="dxa" w:w="4536"/>
+            <w:tcW w:type="dxa" w:w="8788"/>
           </w:tcPr>
           <w:p>
             <w:pPr>
@@ -2689,24 +2452,6 @@
                 <w:sz w:val="22"/>
               </w:rPr>
               <w:t>Analiza rozwoju firm innowacyjnych – macierz</w:t>
-            </w:r>
-          </w:p>
-        </w:tc>
-        <w:tc>
-          <w:tcPr>
-            <w:tcW w:type="dxa" w:w="4252"/>
-          </w:tcPr>
-          <w:p>
-            <w:pPr>
-              <w:spacing w:before="20" w:after="20"/>
-            </w:pPr>
-            <w:r>
-              <w:rPr>
-                <w:rFonts w:ascii="Aptos" w:hAnsi="Aptos"/>
-                <w:b w:val="0"/>
-                <w:i w:val="0"/>
-                <w:sz w:val="22"/>
-              </w:rPr>
             </w:r>
           </w:p>
         </w:tc>
@@ -2733,7 +2478,7 @@
         </w:tc>
         <w:tc>
           <w:tcPr>
-            <w:tcW w:type="dxa" w:w="4536"/>
+            <w:tcW w:type="dxa" w:w="8788"/>
           </w:tcPr>
           <w:p>
             <w:pPr>
@@ -2747,24 +2492,6 @@
                 <w:sz w:val="22"/>
               </w:rPr>
               <w:t>kluczowych czynników</w:t>
-            </w:r>
-          </w:p>
-        </w:tc>
-        <w:tc>
-          <w:tcPr>
-            <w:tcW w:type="dxa" w:w="4252"/>
-          </w:tcPr>
-          <w:p>
-            <w:pPr>
-              <w:spacing w:before="20" w:after="20"/>
-            </w:pPr>
-            <w:r>
-              <w:rPr>
-                <w:rFonts w:ascii="Aptos" w:hAnsi="Aptos"/>
-                <w:b w:val="0"/>
-                <w:i w:val="0"/>
-                <w:sz w:val="22"/>
-              </w:rPr>
             </w:r>
           </w:p>
         </w:tc>
@@ -2791,7 +2518,7 @@
         </w:tc>
         <w:tc>
           <w:tcPr>
-            <w:tcW w:type="dxa" w:w="4536"/>
+            <w:tcW w:type="dxa" w:w="8788"/>
           </w:tcPr>
           <w:p>
             <w:pPr>
@@ -2805,24 +2532,6 @@
                 <w:sz w:val="22"/>
               </w:rPr>
               <w:t>Planowanie rozwoju - elementy analizy strategicznej</w:t>
-            </w:r>
-          </w:p>
-        </w:tc>
-        <w:tc>
-          <w:tcPr>
-            <w:tcW w:type="dxa" w:w="4252"/>
-          </w:tcPr>
-          <w:p>
-            <w:pPr>
-              <w:spacing w:before="20" w:after="20"/>
-            </w:pPr>
-            <w:r>
-              <w:rPr>
-                <w:rFonts w:ascii="Aptos" w:hAnsi="Aptos"/>
-                <w:b w:val="0"/>
-                <w:i w:val="0"/>
-                <w:sz w:val="22"/>
-              </w:rPr>
             </w:r>
           </w:p>
         </w:tc>
@@ -2849,7 +2558,7 @@
         </w:tc>
         <w:tc>
           <w:tcPr>
-            <w:tcW w:type="dxa" w:w="4536"/>
+            <w:tcW w:type="dxa" w:w="8788"/>
           </w:tcPr>
           <w:p>
             <w:pPr>
@@ -2863,24 +2572,6 @@
                 <w:sz w:val="22"/>
               </w:rPr>
               <w:t>Wprowadzenie do Design Thinking</w:t>
-            </w:r>
-          </w:p>
-        </w:tc>
-        <w:tc>
-          <w:tcPr>
-            <w:tcW w:type="dxa" w:w="4252"/>
-          </w:tcPr>
-          <w:p>
-            <w:pPr>
-              <w:spacing w:before="20" w:after="20"/>
-            </w:pPr>
-            <w:r>
-              <w:rPr>
-                <w:rFonts w:ascii="Aptos" w:hAnsi="Aptos"/>
-                <w:b w:val="0"/>
-                <w:i w:val="0"/>
-                <w:sz w:val="22"/>
-              </w:rPr>
             </w:r>
           </w:p>
         </w:tc>
@@ -2907,7 +2598,7 @@
         </w:tc>
         <w:tc>
           <w:tcPr>
-            <w:tcW w:type="dxa" w:w="4536"/>
+            <w:tcW w:type="dxa" w:w="8788"/>
           </w:tcPr>
           <w:p>
             <w:pPr>
@@ -2921,24 +2612,6 @@
                 <w:sz w:val="22"/>
               </w:rPr>
               <w:t>Struktury organizacyjne</w:t>
-            </w:r>
-          </w:p>
-        </w:tc>
-        <w:tc>
-          <w:tcPr>
-            <w:tcW w:type="dxa" w:w="4252"/>
-          </w:tcPr>
-          <w:p>
-            <w:pPr>
-              <w:spacing w:before="20" w:after="20"/>
-            </w:pPr>
-            <w:r>
-              <w:rPr>
-                <w:rFonts w:ascii="Aptos" w:hAnsi="Aptos"/>
-                <w:b w:val="0"/>
-                <w:i w:val="0"/>
-                <w:sz w:val="22"/>
-              </w:rPr>
             </w:r>
           </w:p>
         </w:tc>
@@ -2965,7 +2638,7 @@
         </w:tc>
         <w:tc>
           <w:tcPr>
-            <w:tcW w:type="dxa" w:w="4536"/>
+            <w:tcW w:type="dxa" w:w="8788"/>
           </w:tcPr>
           <w:p>
             <w:pPr>
@@ -2979,24 +2652,6 @@
                 <w:sz w:val="22"/>
               </w:rPr>
               <w:t>Wprowadzenie do pracy zespołowej i projektowej</w:t>
-            </w:r>
-          </w:p>
-        </w:tc>
-        <w:tc>
-          <w:tcPr>
-            <w:tcW w:type="dxa" w:w="4252"/>
-          </w:tcPr>
-          <w:p>
-            <w:pPr>
-              <w:spacing w:before="20" w:after="20"/>
-            </w:pPr>
-            <w:r>
-              <w:rPr>
-                <w:rFonts w:ascii="Aptos" w:hAnsi="Aptos"/>
-                <w:b w:val="0"/>
-                <w:i w:val="0"/>
-                <w:sz w:val="22"/>
-              </w:rPr>
             </w:r>
           </w:p>
         </w:tc>
@@ -3023,7 +2678,7 @@
         </w:tc>
         <w:tc>
           <w:tcPr>
-            <w:tcW w:type="dxa" w:w="4536"/>
+            <w:tcW w:type="dxa" w:w="8788"/>
           </w:tcPr>
           <w:p>
             <w:pPr>
@@ -3037,24 +2692,6 @@
                 <w:sz w:val="22"/>
               </w:rPr>
               <w:t>Trening umiejętności pracy w zespole.</w:t>
-            </w:r>
-          </w:p>
-        </w:tc>
-        <w:tc>
-          <w:tcPr>
-            <w:tcW w:type="dxa" w:w="4252"/>
-          </w:tcPr>
-          <w:p>
-            <w:pPr>
-              <w:spacing w:before="20" w:after="20"/>
-            </w:pPr>
-            <w:r>
-              <w:rPr>
-                <w:rFonts w:ascii="Aptos" w:hAnsi="Aptos"/>
-                <w:b w:val="0"/>
-                <w:i w:val="0"/>
-                <w:sz w:val="22"/>
-              </w:rPr>
             </w:r>
           </w:p>
         </w:tc>
@@ -3081,7 +2718,7 @@
         </w:tc>
         <w:tc>
           <w:tcPr>
-            <w:tcW w:type="dxa" w:w="4536"/>
+            <w:tcW w:type="dxa" w:w="8788"/>
           </w:tcPr>
           <w:p>
             <w:pPr>
@@ -3095,24 +2732,6 @@
                 <w:sz w:val="22"/>
               </w:rPr>
               <w:t>Organizowanie procesów i zarządzanie zasobami</w:t>
-            </w:r>
-          </w:p>
-        </w:tc>
-        <w:tc>
-          <w:tcPr>
-            <w:tcW w:type="dxa" w:w="4252"/>
-          </w:tcPr>
-          <w:p>
-            <w:pPr>
-              <w:spacing w:before="20" w:after="20"/>
-            </w:pPr>
-            <w:r>
-              <w:rPr>
-                <w:rFonts w:ascii="Aptos" w:hAnsi="Aptos"/>
-                <w:b w:val="0"/>
-                <w:i w:val="0"/>
-                <w:sz w:val="22"/>
-              </w:rPr>
             </w:r>
           </w:p>
         </w:tc>
@@ -3139,7 +2758,7 @@
         </w:tc>
         <w:tc>
           <w:tcPr>
-            <w:tcW w:type="dxa" w:w="4536"/>
+            <w:tcW w:type="dxa" w:w="8788"/>
           </w:tcPr>
           <w:p>
             <w:pPr>
@@ -3153,24 +2772,6 @@
                 <w:sz w:val="22"/>
               </w:rPr>
               <w:t>Środowiska do komputerowego</w:t>
-            </w:r>
-          </w:p>
-        </w:tc>
-        <w:tc>
-          <w:tcPr>
-            <w:tcW w:type="dxa" w:w="4252"/>
-          </w:tcPr>
-          <w:p>
-            <w:pPr>
-              <w:spacing w:before="20" w:after="20"/>
-            </w:pPr>
-            <w:r>
-              <w:rPr>
-                <w:rFonts w:ascii="Aptos" w:hAnsi="Aptos"/>
-                <w:b w:val="0"/>
-                <w:i w:val="0"/>
-                <w:sz w:val="22"/>
-              </w:rPr>
             </w:r>
           </w:p>
         </w:tc>
@@ -3197,7 +2798,7 @@
         </w:tc>
         <w:tc>
           <w:tcPr>
-            <w:tcW w:type="dxa" w:w="4536"/>
+            <w:tcW w:type="dxa" w:w="8788"/>
           </w:tcPr>
           <w:p>
             <w:pPr>
@@ -3211,24 +2812,6 @@
                 <w:sz w:val="22"/>
               </w:rPr>
               <w:t>wspomagania pracy projektowej i</w:t>
-            </w:r>
-          </w:p>
-        </w:tc>
-        <w:tc>
-          <w:tcPr>
-            <w:tcW w:type="dxa" w:w="4252"/>
-          </w:tcPr>
-          <w:p>
-            <w:pPr>
-              <w:spacing w:before="20" w:after="20"/>
-            </w:pPr>
-            <w:r>
-              <w:rPr>
-                <w:rFonts w:ascii="Aptos" w:hAnsi="Aptos"/>
-                <w:b w:val="0"/>
-                <w:i w:val="0"/>
-                <w:sz w:val="22"/>
-              </w:rPr>
             </w:r>
           </w:p>
         </w:tc>
@@ -3255,7 +2838,7 @@
         </w:tc>
         <w:tc>
           <w:tcPr>
-            <w:tcW w:type="dxa" w:w="4536"/>
+            <w:tcW w:type="dxa" w:w="8788"/>
           </w:tcPr>
           <w:p>
             <w:pPr>
@@ -3269,24 +2852,6 @@
                 <w:sz w:val="22"/>
               </w:rPr>
               <w:t>zespołowej</w:t>
-            </w:r>
-          </w:p>
-        </w:tc>
-        <w:tc>
-          <w:tcPr>
-            <w:tcW w:type="dxa" w:w="4252"/>
-          </w:tcPr>
-          <w:p>
-            <w:pPr>
-              <w:spacing w:before="20" w:after="20"/>
-            </w:pPr>
-            <w:r>
-              <w:rPr>
-                <w:rFonts w:ascii="Aptos" w:hAnsi="Aptos"/>
-                <w:b w:val="0"/>
-                <w:i w:val="0"/>
-                <w:sz w:val="22"/>
-              </w:rPr>
             </w:r>
           </w:p>
         </w:tc>
@@ -3313,7 +2878,7 @@
         </w:tc>
         <w:tc>
           <w:tcPr>
-            <w:tcW w:type="dxa" w:w="4536"/>
+            <w:tcW w:type="dxa" w:w="8788"/>
           </w:tcPr>
           <w:p>
             <w:pPr>
@@ -3327,24 +2892,6 @@
                 <w:sz w:val="22"/>
               </w:rPr>
               <w:t>Kontrolowanie, doskonalenie i zarządzanie jakością</w:t>
-            </w:r>
-          </w:p>
-        </w:tc>
-        <w:tc>
-          <w:tcPr>
-            <w:tcW w:type="dxa" w:w="4252"/>
-          </w:tcPr>
-          <w:p>
-            <w:pPr>
-              <w:spacing w:before="20" w:after="20"/>
-            </w:pPr>
-            <w:r>
-              <w:rPr>
-                <w:rFonts w:ascii="Aptos" w:hAnsi="Aptos"/>
-                <w:b w:val="0"/>
-                <w:i w:val="0"/>
-                <w:sz w:val="22"/>
-              </w:rPr>
             </w:r>
           </w:p>
         </w:tc>
@@ -3371,7 +2918,7 @@
         </w:tc>
         <w:tc>
           <w:tcPr>
-            <w:tcW w:type="dxa" w:w="4536"/>
+            <w:tcW w:type="dxa" w:w="8788"/>
           </w:tcPr>
           <w:p>
             <w:pPr>
@@ -3385,24 +2932,6 @@
                 <w:sz w:val="22"/>
               </w:rPr>
               <w:t>Identyfikacja potrzeb; wprowadzenie do analizy badań zastanych i jakościowych – wywiad,</w:t>
-            </w:r>
-          </w:p>
-        </w:tc>
-        <w:tc>
-          <w:tcPr>
-            <w:tcW w:type="dxa" w:w="4252"/>
-          </w:tcPr>
-          <w:p>
-            <w:pPr>
-              <w:spacing w:before="20" w:after="20"/>
-            </w:pPr>
-            <w:r>
-              <w:rPr>
-                <w:rFonts w:ascii="Aptos" w:hAnsi="Aptos"/>
-                <w:b w:val="0"/>
-                <w:i w:val="0"/>
-                <w:sz w:val="22"/>
-              </w:rPr>
             </w:r>
           </w:p>
         </w:tc>
@@ -3429,7 +2958,7 @@
         </w:tc>
         <w:tc>
           <w:tcPr>
-            <w:tcW w:type="dxa" w:w="4536"/>
+            <w:tcW w:type="dxa" w:w="8788"/>
           </w:tcPr>
           <w:p>
             <w:pPr>
@@ -3443,24 +2972,6 @@
                 <w:sz w:val="22"/>
               </w:rPr>
               <w:t>obserwacja uczestnicząca, netnografia; mapa empatii, Persony</w:t>
-            </w:r>
-          </w:p>
-        </w:tc>
-        <w:tc>
-          <w:tcPr>
-            <w:tcW w:type="dxa" w:w="4252"/>
-          </w:tcPr>
-          <w:p>
-            <w:pPr>
-              <w:spacing w:before="20" w:after="20"/>
-            </w:pPr>
-            <w:r>
-              <w:rPr>
-                <w:rFonts w:ascii="Aptos" w:hAnsi="Aptos"/>
-                <w:b w:val="0"/>
-                <w:i w:val="0"/>
-                <w:sz w:val="22"/>
-              </w:rPr>
             </w:r>
           </w:p>
         </w:tc>
@@ -3487,7 +2998,7 @@
         </w:tc>
         <w:tc>
           <w:tcPr>
-            <w:tcW w:type="dxa" w:w="4536"/>
+            <w:tcW w:type="dxa" w:w="8788"/>
           </w:tcPr>
           <w:p>
             <w:pPr>
@@ -3501,24 +3012,6 @@
                 <w:sz w:val="22"/>
               </w:rPr>
               <w:t>Mała firma – cykl rozwojowy i czynniki sukcesu</w:t>
-            </w:r>
-          </w:p>
-        </w:tc>
-        <w:tc>
-          <w:tcPr>
-            <w:tcW w:type="dxa" w:w="4252"/>
-          </w:tcPr>
-          <w:p>
-            <w:pPr>
-              <w:spacing w:before="20" w:after="20"/>
-            </w:pPr>
-            <w:r>
-              <w:rPr>
-                <w:rFonts w:ascii="Aptos" w:hAnsi="Aptos"/>
-                <w:b w:val="0"/>
-                <w:i w:val="0"/>
-                <w:sz w:val="22"/>
-              </w:rPr>
             </w:r>
           </w:p>
         </w:tc>
@@ -3545,7 +3038,7 @@
         </w:tc>
         <w:tc>
           <w:tcPr>
-            <w:tcW w:type="dxa" w:w="4536"/>
+            <w:tcW w:type="dxa" w:w="8788"/>
           </w:tcPr>
           <w:p>
             <w:pPr>
@@ -3559,24 +3052,6 @@
                 <w:sz w:val="22"/>
               </w:rPr>
               <w:t>Diagnoza problemu:</w:t>
-            </w:r>
-          </w:p>
-        </w:tc>
-        <w:tc>
-          <w:tcPr>
-            <w:tcW w:type="dxa" w:w="4252"/>
-          </w:tcPr>
-          <w:p>
-            <w:pPr>
-              <w:spacing w:before="20" w:after="20"/>
-            </w:pPr>
-            <w:r>
-              <w:rPr>
-                <w:rFonts w:ascii="Aptos" w:hAnsi="Aptos"/>
-                <w:b w:val="0"/>
-                <w:i w:val="0"/>
-                <w:sz w:val="22"/>
-              </w:rPr>
             </w:r>
           </w:p>
         </w:tc>
@@ -3603,7 +3078,7 @@
         </w:tc>
         <w:tc>
           <w:tcPr>
-            <w:tcW w:type="dxa" w:w="4536"/>
+            <w:tcW w:type="dxa" w:w="8788"/>
           </w:tcPr>
           <w:p>
             <w:pPr>
@@ -3617,24 +3092,6 @@
                 <w:sz w:val="22"/>
               </w:rPr>
               <w:t>Metoda 5 x dlaczego</w:t>
-            </w:r>
-          </w:p>
-        </w:tc>
-        <w:tc>
-          <w:tcPr>
-            <w:tcW w:type="dxa" w:w="4252"/>
-          </w:tcPr>
-          <w:p>
-            <w:pPr>
-              <w:spacing w:before="20" w:after="20"/>
-            </w:pPr>
-            <w:r>
-              <w:rPr>
-                <w:rFonts w:ascii="Aptos" w:hAnsi="Aptos"/>
-                <w:b w:val="0"/>
-                <w:i w:val="0"/>
-                <w:sz w:val="22"/>
-              </w:rPr>
             </w:r>
           </w:p>
         </w:tc>
@@ -3661,7 +3118,7 @@
         </w:tc>
         <w:tc>
           <w:tcPr>
-            <w:tcW w:type="dxa" w:w="4536"/>
+            <w:tcW w:type="dxa" w:w="8788"/>
           </w:tcPr>
           <w:p>
             <w:pPr>
@@ -3675,24 +3132,6 @@
                 <w:sz w:val="22"/>
               </w:rPr>
               <w:t>Metoda Pareto-Lorenza i Diagram</w:t>
-            </w:r>
-          </w:p>
-        </w:tc>
-        <w:tc>
-          <w:tcPr>
-            <w:tcW w:type="dxa" w:w="4252"/>
-          </w:tcPr>
-          <w:p>
-            <w:pPr>
-              <w:spacing w:before="20" w:after="20"/>
-            </w:pPr>
-            <w:r>
-              <w:rPr>
-                <w:rFonts w:ascii="Aptos" w:hAnsi="Aptos"/>
-                <w:b w:val="0"/>
-                <w:i w:val="0"/>
-                <w:sz w:val="22"/>
-              </w:rPr>
             </w:r>
           </w:p>
         </w:tc>
@@ -3719,7 +3158,7 @@
         </w:tc>
         <w:tc>
           <w:tcPr>
-            <w:tcW w:type="dxa" w:w="4536"/>
+            <w:tcW w:type="dxa" w:w="8788"/>
           </w:tcPr>
           <w:p>
             <w:pPr>
@@ -3733,24 +3172,6 @@
                 <w:sz w:val="22"/>
               </w:rPr>
               <w:t>Ishikawy</w:t>
-            </w:r>
-          </w:p>
-        </w:tc>
-        <w:tc>
-          <w:tcPr>
-            <w:tcW w:type="dxa" w:w="4252"/>
-          </w:tcPr>
-          <w:p>
-            <w:pPr>
-              <w:spacing w:before="20" w:after="20"/>
-            </w:pPr>
-            <w:r>
-              <w:rPr>
-                <w:rFonts w:ascii="Aptos" w:hAnsi="Aptos"/>
-                <w:b w:val="0"/>
-                <w:i w:val="0"/>
-                <w:sz w:val="22"/>
-              </w:rPr>
             </w:r>
           </w:p>
         </w:tc>
@@ -3777,7 +3198,7 @@
         </w:tc>
         <w:tc>
           <w:tcPr>
-            <w:tcW w:type="dxa" w:w="4536"/>
+            <w:tcW w:type="dxa" w:w="8788"/>
           </w:tcPr>
           <w:p>
             <w:pPr>
@@ -3791,24 +3212,6 @@
                 <w:sz w:val="22"/>
               </w:rPr>
               <w:t>Rysowanie odręczne</w:t>
-            </w:r>
-          </w:p>
-        </w:tc>
-        <w:tc>
-          <w:tcPr>
-            <w:tcW w:type="dxa" w:w="4252"/>
-          </w:tcPr>
-          <w:p>
-            <w:pPr>
-              <w:spacing w:before="20" w:after="20"/>
-            </w:pPr>
-            <w:r>
-              <w:rPr>
-                <w:rFonts w:ascii="Aptos" w:hAnsi="Aptos"/>
-                <w:b w:val="0"/>
-                <w:i w:val="0"/>
-                <w:sz w:val="22"/>
-              </w:rPr>
             </w:r>
           </w:p>
         </w:tc>
@@ -3835,7 +3238,7 @@
         </w:tc>
         <w:tc>
           <w:tcPr>
-            <w:tcW w:type="dxa" w:w="4536"/>
+            <w:tcW w:type="dxa" w:w="8788"/>
           </w:tcPr>
           <w:p>
             <w:pPr>
@@ -3849,24 +3252,6 @@
                 <w:sz w:val="22"/>
               </w:rPr>
               <w:t>Zarządzanie personelem i motywowanie</w:t>
-            </w:r>
-          </w:p>
-        </w:tc>
-        <w:tc>
-          <w:tcPr>
-            <w:tcW w:type="dxa" w:w="4252"/>
-          </w:tcPr>
-          <w:p>
-            <w:pPr>
-              <w:spacing w:before="20" w:after="20"/>
-            </w:pPr>
-            <w:r>
-              <w:rPr>
-                <w:rFonts w:ascii="Aptos" w:hAnsi="Aptos"/>
-                <w:b w:val="0"/>
-                <w:i w:val="0"/>
-                <w:sz w:val="22"/>
-              </w:rPr>
             </w:r>
           </w:p>
         </w:tc>
@@ -3893,7 +3278,7 @@
         </w:tc>
         <w:tc>
           <w:tcPr>
-            <w:tcW w:type="dxa" w:w="4536"/>
+            <w:tcW w:type="dxa" w:w="8788"/>
           </w:tcPr>
           <w:p>
             <w:pPr>
@@ -3907,24 +3292,6 @@
                 <w:sz w:val="22"/>
               </w:rPr>
               <w:t>Metoda Kano</w:t>
-            </w:r>
-          </w:p>
-        </w:tc>
-        <w:tc>
-          <w:tcPr>
-            <w:tcW w:type="dxa" w:w="4252"/>
-          </w:tcPr>
-          <w:p>
-            <w:pPr>
-              <w:spacing w:before="20" w:after="20"/>
-            </w:pPr>
-            <w:r>
-              <w:rPr>
-                <w:rFonts w:ascii="Aptos" w:hAnsi="Aptos"/>
-                <w:b w:val="0"/>
-                <w:i w:val="0"/>
-                <w:sz w:val="22"/>
-              </w:rPr>
             </w:r>
           </w:p>
         </w:tc>
@@ -3951,7 +3318,7 @@
         </w:tc>
         <w:tc>
           <w:tcPr>
-            <w:tcW w:type="dxa" w:w="4536"/>
+            <w:tcW w:type="dxa" w:w="8788"/>
           </w:tcPr>
           <w:p>
             <w:pPr>
@@ -3965,24 +3332,6 @@
                 <w:sz w:val="22"/>
               </w:rPr>
               <w:t>Wybrane techniki oceny wariantów i wspomagania</w:t>
-            </w:r>
-          </w:p>
-        </w:tc>
-        <w:tc>
-          <w:tcPr>
-            <w:tcW w:type="dxa" w:w="4252"/>
-          </w:tcPr>
-          <w:p>
-            <w:pPr>
-              <w:spacing w:before="20" w:after="20"/>
-            </w:pPr>
-            <w:r>
-              <w:rPr>
-                <w:rFonts w:ascii="Aptos" w:hAnsi="Aptos"/>
-                <w:b w:val="0"/>
-                <w:i w:val="0"/>
-                <w:sz w:val="22"/>
-              </w:rPr>
             </w:r>
           </w:p>
         </w:tc>
@@ -4009,7 +3358,7 @@
         </w:tc>
         <w:tc>
           <w:tcPr>
-            <w:tcW w:type="dxa" w:w="4536"/>
+            <w:tcW w:type="dxa" w:w="8788"/>
           </w:tcPr>
           <w:p>
             <w:pPr>
@@ -4023,24 +3372,6 @@
                 <w:sz w:val="22"/>
               </w:rPr>
               <w:t>decyzji</w:t>
-            </w:r>
-          </w:p>
-        </w:tc>
-        <w:tc>
-          <w:tcPr>
-            <w:tcW w:type="dxa" w:w="4252"/>
-          </w:tcPr>
-          <w:p>
-            <w:pPr>
-              <w:spacing w:before="20" w:after="20"/>
-            </w:pPr>
-            <w:r>
-              <w:rPr>
-                <w:rFonts w:ascii="Aptos" w:hAnsi="Aptos"/>
-                <w:b w:val="0"/>
-                <w:i w:val="0"/>
-                <w:sz w:val="22"/>
-              </w:rPr>
             </w:r>
           </w:p>
         </w:tc>
@@ -4067,7 +3398,7 @@
         </w:tc>
         <w:tc>
           <w:tcPr>
-            <w:tcW w:type="dxa" w:w="4536"/>
+            <w:tcW w:type="dxa" w:w="8788"/>
           </w:tcPr>
           <w:p>
             <w:pPr>
@@ -4081,24 +3412,6 @@
                 <w:sz w:val="22"/>
               </w:rPr>
               <w:t>Indywidualne generowanie pomysłów do problemu (mindmapping, analiza</w:t>
-            </w:r>
-          </w:p>
-        </w:tc>
-        <w:tc>
-          <w:tcPr>
-            <w:tcW w:type="dxa" w:w="4252"/>
-          </w:tcPr>
-          <w:p>
-            <w:pPr>
-              <w:spacing w:before="20" w:after="20"/>
-            </w:pPr>
-            <w:r>
-              <w:rPr>
-                <w:rFonts w:ascii="Aptos" w:hAnsi="Aptos"/>
-                <w:b w:val="0"/>
-                <w:i w:val="0"/>
-                <w:sz w:val="22"/>
-              </w:rPr>
             </w:r>
           </w:p>
         </w:tc>
@@ -4125,7 +3438,7 @@
         </w:tc>
         <w:tc>
           <w:tcPr>
-            <w:tcW w:type="dxa" w:w="4536"/>
+            <w:tcW w:type="dxa" w:w="8788"/>
           </w:tcPr>
           <w:p>
             <w:pPr>
@@ -4139,24 +3452,6 @@
                 <w:sz w:val="22"/>
               </w:rPr>
               <w:t>morfologiczna)</w:t>
-            </w:r>
-          </w:p>
-        </w:tc>
-        <w:tc>
-          <w:tcPr>
-            <w:tcW w:type="dxa" w:w="4252"/>
-          </w:tcPr>
-          <w:p>
-            <w:pPr>
-              <w:spacing w:before="20" w:after="20"/>
-            </w:pPr>
-            <w:r>
-              <w:rPr>
-                <w:rFonts w:ascii="Aptos" w:hAnsi="Aptos"/>
-                <w:b w:val="0"/>
-                <w:i w:val="0"/>
-                <w:sz w:val="22"/>
-              </w:rPr>
             </w:r>
           </w:p>
         </w:tc>
@@ -4183,7 +3478,7 @@
         </w:tc>
         <w:tc>
           <w:tcPr>
-            <w:tcW w:type="dxa" w:w="4536"/>
+            <w:tcW w:type="dxa" w:w="8788"/>
           </w:tcPr>
           <w:p>
             <w:pPr>
@@ -4197,24 +3492,6 @@
                 <w:sz w:val="22"/>
               </w:rPr>
               <w:t>Generowanie pomysłów: burza mózgów,</w:t>
-            </w:r>
-          </w:p>
-        </w:tc>
-        <w:tc>
-          <w:tcPr>
-            <w:tcW w:type="dxa" w:w="4252"/>
-          </w:tcPr>
-          <w:p>
-            <w:pPr>
-              <w:spacing w:before="20" w:after="20"/>
-            </w:pPr>
-            <w:r>
-              <w:rPr>
-                <w:rFonts w:ascii="Aptos" w:hAnsi="Aptos"/>
-                <w:b w:val="0"/>
-                <w:i w:val="0"/>
-                <w:sz w:val="22"/>
-              </w:rPr>
             </w:r>
           </w:p>
         </w:tc>
@@ -4241,7 +3518,7 @@
         </w:tc>
         <w:tc>
           <w:tcPr>
-            <w:tcW w:type="dxa" w:w="4536"/>
+            <w:tcW w:type="dxa" w:w="8788"/>
           </w:tcPr>
           <w:p>
             <w:pPr>
@@ -4255,24 +3532,6 @@
                 <w:sz w:val="22"/>
               </w:rPr>
               <w:t>MindMapping, deBono</w:t>
-            </w:r>
-          </w:p>
-        </w:tc>
-        <w:tc>
-          <w:tcPr>
-            <w:tcW w:type="dxa" w:w="4252"/>
-          </w:tcPr>
-          <w:p>
-            <w:pPr>
-              <w:spacing w:before="20" w:after="20"/>
-            </w:pPr>
-            <w:r>
-              <w:rPr>
-                <w:rFonts w:ascii="Aptos" w:hAnsi="Aptos"/>
-                <w:b w:val="0"/>
-                <w:i w:val="0"/>
-                <w:sz w:val="22"/>
-              </w:rPr>
             </w:r>
           </w:p>
         </w:tc>
@@ -4299,7 +3558,7 @@
         </w:tc>
         <w:tc>
           <w:tcPr>
-            <w:tcW w:type="dxa" w:w="4536"/>
+            <w:tcW w:type="dxa" w:w="8788"/>
           </w:tcPr>
           <w:p>
             <w:pPr>
@@ -4313,24 +3572,6 @@
                 <w:sz w:val="22"/>
               </w:rPr>
               <w:t>Zespołowe generowanie pomysłów:</w:t>
-            </w:r>
-          </w:p>
-        </w:tc>
-        <w:tc>
-          <w:tcPr>
-            <w:tcW w:type="dxa" w:w="4252"/>
-          </w:tcPr>
-          <w:p>
-            <w:pPr>
-              <w:spacing w:before="20" w:after="20"/>
-            </w:pPr>
-            <w:r>
-              <w:rPr>
-                <w:rFonts w:ascii="Aptos" w:hAnsi="Aptos"/>
-                <w:b w:val="0"/>
-                <w:i w:val="0"/>
-                <w:sz w:val="22"/>
-              </w:rPr>
             </w:r>
           </w:p>
         </w:tc>
@@ -4357,7 +3598,7 @@
         </w:tc>
         <w:tc>
           <w:tcPr>
-            <w:tcW w:type="dxa" w:w="4536"/>
+            <w:tcW w:type="dxa" w:w="8788"/>
           </w:tcPr>
           <w:p>
             <w:pPr>
@@ -4371,24 +3612,6 @@
                 <w:sz w:val="22"/>
               </w:rPr>
               <w:t>burza mózgów i metoda 6 kapeluszy</w:t>
-            </w:r>
-          </w:p>
-        </w:tc>
-        <w:tc>
-          <w:tcPr>
-            <w:tcW w:type="dxa" w:w="4252"/>
-          </w:tcPr>
-          <w:p>
-            <w:pPr>
-              <w:spacing w:before="20" w:after="20"/>
-            </w:pPr>
-            <w:r>
-              <w:rPr>
-                <w:rFonts w:ascii="Aptos" w:hAnsi="Aptos"/>
-                <w:b w:val="0"/>
-                <w:i w:val="0"/>
-                <w:sz w:val="22"/>
-              </w:rPr>
             </w:r>
           </w:p>
         </w:tc>
@@ -4415,7 +3638,7 @@
         </w:tc>
         <w:tc>
           <w:tcPr>
-            <w:tcW w:type="dxa" w:w="4536"/>
+            <w:tcW w:type="dxa" w:w="8788"/>
           </w:tcPr>
           <w:p>
             <w:pPr>
@@ -4429,24 +3652,6 @@
                 <w:sz w:val="22"/>
               </w:rPr>
               <w:t>Wybrane techniki oceny wariantów i wspomagania</w:t>
-            </w:r>
-          </w:p>
-        </w:tc>
-        <w:tc>
-          <w:tcPr>
-            <w:tcW w:type="dxa" w:w="4252"/>
-          </w:tcPr>
-          <w:p>
-            <w:pPr>
-              <w:spacing w:before="20" w:after="20"/>
-            </w:pPr>
-            <w:r>
-              <w:rPr>
-                <w:rFonts w:ascii="Aptos" w:hAnsi="Aptos"/>
-                <w:b w:val="0"/>
-                <w:i w:val="0"/>
-                <w:sz w:val="22"/>
-              </w:rPr>
             </w:r>
           </w:p>
         </w:tc>
@@ -4473,7 +3678,7 @@
         </w:tc>
         <w:tc>
           <w:tcPr>
-            <w:tcW w:type="dxa" w:w="4536"/>
+            <w:tcW w:type="dxa" w:w="8788"/>
           </w:tcPr>
           <w:p>
             <w:pPr>
@@ -4487,24 +3692,6 @@
                 <w:sz w:val="22"/>
               </w:rPr>
               <w:t>decyzji</w:t>
-            </w:r>
-          </w:p>
-        </w:tc>
-        <w:tc>
-          <w:tcPr>
-            <w:tcW w:type="dxa" w:w="4252"/>
-          </w:tcPr>
-          <w:p>
-            <w:pPr>
-              <w:spacing w:before="20" w:after="20"/>
-            </w:pPr>
-            <w:r>
-              <w:rPr>
-                <w:rFonts w:ascii="Aptos" w:hAnsi="Aptos"/>
-                <w:b w:val="0"/>
-                <w:i w:val="0"/>
-                <w:sz w:val="22"/>
-              </w:rPr>
             </w:r>
           </w:p>
         </w:tc>
@@ -4531,7 +3718,7 @@
         </w:tc>
         <w:tc>
           <w:tcPr>
-            <w:tcW w:type="dxa" w:w="4536"/>
+            <w:tcW w:type="dxa" w:w="8788"/>
           </w:tcPr>
           <w:p>
             <w:pPr>
@@ -4545,24 +3732,6 @@
                 <w:sz w:val="22"/>
               </w:rPr>
               <w:t>Metody oceny wariantów; testowanie wygenerowanych rozwiązań</w:t>
-            </w:r>
-          </w:p>
-        </w:tc>
-        <w:tc>
-          <w:tcPr>
-            <w:tcW w:type="dxa" w:w="4252"/>
-          </w:tcPr>
-          <w:p>
-            <w:pPr>
-              <w:spacing w:before="20" w:after="20"/>
-            </w:pPr>
-            <w:r>
-              <w:rPr>
-                <w:rFonts w:ascii="Aptos" w:hAnsi="Aptos"/>
-                <w:b w:val="0"/>
-                <w:i w:val="0"/>
-                <w:sz w:val="22"/>
-              </w:rPr>
             </w:r>
           </w:p>
         </w:tc>
@@ -4589,7 +3758,7 @@
         </w:tc>
         <w:tc>
           <w:tcPr>
-            <w:tcW w:type="dxa" w:w="4536"/>
+            <w:tcW w:type="dxa" w:w="8788"/>
           </w:tcPr>
           <w:p>
             <w:pPr>
@@ -4603,24 +3772,6 @@
                 <w:sz w:val="22"/>
               </w:rPr>
               <w:t>Organizacja kreatywnej pracy zespołowej</w:t>
-            </w:r>
-          </w:p>
-        </w:tc>
-        <w:tc>
-          <w:tcPr>
-            <w:tcW w:type="dxa" w:w="4252"/>
-          </w:tcPr>
-          <w:p>
-            <w:pPr>
-              <w:spacing w:before="20" w:after="20"/>
-            </w:pPr>
-            <w:r>
-              <w:rPr>
-                <w:rFonts w:ascii="Aptos" w:hAnsi="Aptos"/>
-                <w:b w:val="0"/>
-                <w:i w:val="0"/>
-                <w:sz w:val="22"/>
-              </w:rPr>
             </w:r>
           </w:p>
         </w:tc>
@@ -4647,7 +3798,7 @@
         </w:tc>
         <w:tc>
           <w:tcPr>
-            <w:tcW w:type="dxa" w:w="4536"/>
+            <w:tcW w:type="dxa" w:w="8788"/>
           </w:tcPr>
           <w:p>
             <w:pPr>
@@ -4661,24 +3812,6 @@
                 <w:sz w:val="22"/>
               </w:rPr>
               <w:t>Ocena potencjału motywacyjnego</w:t>
-            </w:r>
-          </w:p>
-        </w:tc>
-        <w:tc>
-          <w:tcPr>
-            <w:tcW w:type="dxa" w:w="4252"/>
-          </w:tcPr>
-          <w:p>
-            <w:pPr>
-              <w:spacing w:before="20" w:after="20"/>
-            </w:pPr>
-            <w:r>
-              <w:rPr>
-                <w:rFonts w:ascii="Aptos" w:hAnsi="Aptos"/>
-                <w:b w:val="0"/>
-                <w:i w:val="0"/>
-                <w:sz w:val="22"/>
-              </w:rPr>
             </w:r>
           </w:p>
         </w:tc>
@@ -4705,7 +3838,7 @@
         </w:tc>
         <w:tc>
           <w:tcPr>
-            <w:tcW w:type="dxa" w:w="4536"/>
+            <w:tcW w:type="dxa" w:w="8788"/>
           </w:tcPr>
           <w:p>
             <w:pPr>
@@ -4719,24 +3852,6 @@
                 <w:sz w:val="22"/>
               </w:rPr>
               <w:t>personelu; analiza i dopracowywanie własnego CV, SWOT osobisty</w:t>
-            </w:r>
-          </w:p>
-        </w:tc>
-        <w:tc>
-          <w:tcPr>
-            <w:tcW w:type="dxa" w:w="4252"/>
-          </w:tcPr>
-          <w:p>
-            <w:pPr>
-              <w:spacing w:before="20" w:after="20"/>
-            </w:pPr>
-            <w:r>
-              <w:rPr>
-                <w:rFonts w:ascii="Aptos" w:hAnsi="Aptos"/>
-                <w:b w:val="0"/>
-                <w:i w:val="0"/>
-                <w:sz w:val="22"/>
-              </w:rPr>
             </w:r>
           </w:p>
         </w:tc>
@@ -4763,7 +3878,7 @@
         </w:tc>
         <w:tc>
           <w:tcPr>
-            <w:tcW w:type="dxa" w:w="4536"/>
+            <w:tcW w:type="dxa" w:w="8788"/>
           </w:tcPr>
           <w:p>
             <w:pPr>
@@ -4777,24 +3892,6 @@
                 <w:sz w:val="22"/>
               </w:rPr>
               <w:t>Zarządzanie wiedzą i innowacjami w organizacji</w:t>
-            </w:r>
-          </w:p>
-        </w:tc>
-        <w:tc>
-          <w:tcPr>
-            <w:tcW w:type="dxa" w:w="4252"/>
-          </w:tcPr>
-          <w:p>
-            <w:pPr>
-              <w:spacing w:before="20" w:after="20"/>
-            </w:pPr>
-            <w:r>
-              <w:rPr>
-                <w:rFonts w:ascii="Aptos" w:hAnsi="Aptos"/>
-                <w:b w:val="0"/>
-                <w:i w:val="0"/>
-                <w:sz w:val="22"/>
-              </w:rPr>
             </w:r>
           </w:p>
         </w:tc>
@@ -4821,7 +3918,7 @@
         </w:tc>
         <w:tc>
           <w:tcPr>
-            <w:tcW w:type="dxa" w:w="4536"/>
+            <w:tcW w:type="dxa" w:w="8788"/>
           </w:tcPr>
           <w:p>
             <w:pPr>
@@ -4835,24 +3932,6 @@
                 <w:sz w:val="22"/>
               </w:rPr>
               <w:t>Zasady efektywnej komunikacji;</w:t>
-            </w:r>
-          </w:p>
-        </w:tc>
-        <w:tc>
-          <w:tcPr>
-            <w:tcW w:type="dxa" w:w="4252"/>
-          </w:tcPr>
-          <w:p>
-            <w:pPr>
-              <w:spacing w:before="20" w:after="20"/>
-            </w:pPr>
-            <w:r>
-              <w:rPr>
-                <w:rFonts w:ascii="Aptos" w:hAnsi="Aptos"/>
-                <w:b w:val="0"/>
-                <w:i w:val="0"/>
-                <w:sz w:val="22"/>
-              </w:rPr>
             </w:r>
           </w:p>
         </w:tc>
@@ -4879,7 +3958,7 @@
         </w:tc>
         <w:tc>
           <w:tcPr>
-            <w:tcW w:type="dxa" w:w="4536"/>
+            <w:tcW w:type="dxa" w:w="8788"/>
           </w:tcPr>
           <w:p>
             <w:pPr>
@@ -4893,24 +3972,6 @@
                 <w:sz w:val="22"/>
               </w:rPr>
               <w:t>Prezentacja rozwiązań projektowych</w:t>
-            </w:r>
-          </w:p>
-        </w:tc>
-        <w:tc>
-          <w:tcPr>
-            <w:tcW w:type="dxa" w:w="4252"/>
-          </w:tcPr>
-          <w:p>
-            <w:pPr>
-              <w:spacing w:before="20" w:after="20"/>
-            </w:pPr>
-            <w:r>
-              <w:rPr>
-                <w:rFonts w:ascii="Aptos" w:hAnsi="Aptos"/>
-                <w:b w:val="0"/>
-                <w:i w:val="0"/>
-                <w:sz w:val="22"/>
-              </w:rPr>
             </w:r>
           </w:p>
         </w:tc>
